--- a/Course Materials/Calc 3/Notes/Ch. 2 (Vector-Valued Functions)/2.5 Curvature_Notes.docx
+++ b/Course Materials/Calc 3/Notes/Ch. 2 (Vector-Valued Functions)/2.5 Curvature_Notes.docx
@@ -152,10 +152,10 @@
                   <v:path o:extrusionok="f" gradientshapeok="t" o:connecttype="rect"/>
                   <o:lock v:ext="edit" aspectratio="t"/>
                 </v:shapetype>
-                <v:shape id="_x0000_i1025" type="#_x0000_t75" style="width:23.3pt;height:19.25pt" o:ole="">
+                <v:shape id="_x0000_i1025" type="#_x0000_t75" style="width:23.45pt;height:18.4pt" o:ole="">
                   <v:imagedata r:id="rId8" o:title=""/>
                 </v:shape>
-                <o:OLEObject Type="Embed" ProgID="Equation.DSMT4" ShapeID="_x0000_i1025" DrawAspect="Content" ObjectID="_1846091744" r:id="rId9"/>
+                <o:OLEObject Type="Embed" ProgID="Equation.DSMT4" ShapeID="_x0000_i1025" DrawAspect="Content" ObjectID="_1851423483" r:id="rId9"/>
               </w:object>
             </w:r>
             <w:r>
@@ -208,10 +208,10 @@
                 <w:szCs w:val="24"/>
               </w:rPr>
               <w:object w:dxaOrig="240" w:dyaOrig="260" w14:anchorId="56E3B34A">
-                <v:shape id="_x0000_i1026" type="#_x0000_t75" style="width:12.15pt;height:12.15pt" o:ole="">
+                <v:shape id="_x0000_i1026" type="#_x0000_t75" style="width:11.7pt;height:11.7pt" o:ole="">
                   <v:imagedata r:id="rId10" o:title=""/>
                 </v:shape>
-                <o:OLEObject Type="Embed" ProgID="Equation.DSMT4" ShapeID="_x0000_i1026" DrawAspect="Content" ObjectID="_1846091745" r:id="rId11"/>
+                <o:OLEObject Type="Embed" ProgID="Equation.DSMT4" ShapeID="_x0000_i1026" DrawAspect="Content" ObjectID="_1851423484" r:id="rId11"/>
               </w:object>
             </w:r>
             <w:r>
@@ -230,10 +230,10 @@
                 <w:szCs w:val="24"/>
               </w:rPr>
               <w:object w:dxaOrig="880" w:dyaOrig="400" w14:anchorId="519A0BD7">
-                <v:shape id="_x0000_i1027" type="#_x0000_t75" style="width:43.6pt;height:19.25pt" o:ole="">
+                <v:shape id="_x0000_i1027" type="#_x0000_t75" style="width:43.55pt;height:18.4pt" o:ole="">
                   <v:imagedata r:id="rId12" o:title=""/>
                 </v:shape>
-                <o:OLEObject Type="Embed" ProgID="Equation.DSMT4" ShapeID="_x0000_i1027" DrawAspect="Content" ObjectID="_1846091746" r:id="rId13"/>
+                <o:OLEObject Type="Embed" ProgID="Equation.DSMT4" ShapeID="_x0000_i1027" DrawAspect="Content" ObjectID="_1851423485" r:id="rId13"/>
               </w:object>
             </w:r>
             <w:r>
@@ -259,7 +259,25 @@
                 <w:sz w:val="24"/>
                 <w:szCs w:val="24"/>
               </w:rPr>
-              <w:t xml:space="preserve"> if it has a smooth parameterization.  A smooth curve has no sharp corners or cusps.</w:t>
+              <w:t xml:space="preserve"> if it has </w:t>
+            </w:r>
+            <w:proofErr w:type="gramStart"/>
+            <w:r>
+              <w:rPr>
+                <w:rFonts w:ascii="Times New Roman" w:hAnsi="Times New Roman" w:cs="Times New Roman"/>
+                <w:sz w:val="24"/>
+                <w:szCs w:val="24"/>
+              </w:rPr>
+              <w:t>a smooth</w:t>
+            </w:r>
+            <w:proofErr w:type="gramEnd"/>
+            <w:r>
+              <w:rPr>
+                <w:rFonts w:ascii="Times New Roman" w:hAnsi="Times New Roman" w:cs="Times New Roman"/>
+                <w:sz w:val="24"/>
+                <w:szCs w:val="24"/>
+              </w:rPr>
+              <w:t xml:space="preserve"> parameterization.  A smooth curve has no sharp corners or cusps.</w:t>
             </w:r>
           </w:p>
           <w:p>
@@ -291,15 +309,34 @@
           <w:sz w:val="24"/>
           <w:szCs w:val="24"/>
         </w:rPr>
-        <w:t>Remark:</w:t>
-      </w:r>
-      <w:r>
-        <w:rPr>
-          <w:rFonts w:ascii="Times New Roman" w:hAnsi="Times New Roman" w:cs="Times New Roman"/>
-          <w:sz w:val="24"/>
-          <w:szCs w:val="24"/>
-        </w:rPr>
-        <w:t xml:space="preserve">  For a smooth curve given by </w:t>
+        <w:t>Remark</w:t>
+      </w:r>
+      <w:proofErr w:type="gramStart"/>
+      <w:r>
+        <w:rPr>
+          <w:rFonts w:ascii="Times New Roman" w:hAnsi="Times New Roman" w:cs="Times New Roman"/>
+          <w:b/>
+          <w:sz w:val="24"/>
+          <w:szCs w:val="24"/>
+        </w:rPr>
+        <w:t>:</w:t>
+      </w:r>
+      <w:r>
+        <w:rPr>
+          <w:rFonts w:ascii="Times New Roman" w:hAnsi="Times New Roman" w:cs="Times New Roman"/>
+          <w:sz w:val="24"/>
+          <w:szCs w:val="24"/>
+        </w:rPr>
+        <w:t xml:space="preserve">  For</w:t>
+      </w:r>
+      <w:proofErr w:type="gramEnd"/>
+      <w:r>
+        <w:rPr>
+          <w:rFonts w:ascii="Times New Roman" w:hAnsi="Times New Roman" w:cs="Times New Roman"/>
+          <w:sz w:val="24"/>
+          <w:szCs w:val="24"/>
+        </w:rPr>
+        <w:t xml:space="preserve"> a smooth curve given by </w:t>
       </w:r>
       <w:r>
         <w:rPr>
@@ -309,10 +346,10 @@
           <w:szCs w:val="24"/>
         </w:rPr>
         <w:object w:dxaOrig="480" w:dyaOrig="400" w14:anchorId="7DB5E2C3">
-          <v:shape id="_x0000_i1028" type="#_x0000_t75" style="width:23.3pt;height:19.25pt" o:ole="">
+          <v:shape id="_x0000_i1028" type="#_x0000_t75" style="width:23.45pt;height:18.4pt" o:ole="">
             <v:imagedata r:id="rId8" o:title=""/>
           </v:shape>
-          <o:OLEObject Type="Embed" ProgID="Equation.DSMT4" ShapeID="_x0000_i1028" DrawAspect="Content" ObjectID="_1846091747" r:id="rId14"/>
+          <o:OLEObject Type="Embed" ProgID="Equation.DSMT4" ShapeID="_x0000_i1028" DrawAspect="Content" ObjectID="_1851423486" r:id="rId14"/>
         </w:object>
       </w:r>
       <w:r>
@@ -331,10 +368,10 @@
           <w:szCs w:val="24"/>
         </w:rPr>
         <w:object w:dxaOrig="480" w:dyaOrig="320" w14:anchorId="2B49934A">
-          <v:shape id="_x0000_i1029" type="#_x0000_t75" style="width:23.3pt;height:16.25pt" o:ole="">
+          <v:shape id="_x0000_i1029" type="#_x0000_t75" style="width:23.45pt;height:16.75pt" o:ole="">
             <v:imagedata r:id="rId15" o:title=""/>
           </v:shape>
-          <o:OLEObject Type="Embed" ProgID="Equation.DSMT4" ShapeID="_x0000_i1029" DrawAspect="Content" ObjectID="_1846091748" r:id="rId16"/>
+          <o:OLEObject Type="Embed" ProgID="Equation.DSMT4" ShapeID="_x0000_i1029" DrawAspect="Content" ObjectID="_1851423487" r:id="rId16"/>
         </w:object>
       </w:r>
       <w:r>
@@ -371,10 +408,10 @@
           <w:szCs w:val="24"/>
         </w:rPr>
         <w:object w:dxaOrig="480" w:dyaOrig="320" w14:anchorId="41590741">
-          <v:shape id="_x0000_i1030" type="#_x0000_t75" style="width:23.3pt;height:16.25pt" o:ole="">
+          <v:shape id="_x0000_i1030" type="#_x0000_t75" style="width:23.45pt;height:16.75pt" o:ole="">
             <v:imagedata r:id="rId15" o:title=""/>
           </v:shape>
-          <o:OLEObject Type="Embed" ProgID="Equation.DSMT4" ShapeID="_x0000_i1030" DrawAspect="Content" ObjectID="_1846091749" r:id="rId17"/>
+          <o:OLEObject Type="Embed" ProgID="Equation.DSMT4" ShapeID="_x0000_i1030" DrawAspect="Content" ObjectID="_1851423488" r:id="rId17"/>
         </w:object>
       </w:r>
       <w:r>
@@ -393,10 +430,10 @@
           <w:szCs w:val="24"/>
         </w:rPr>
         <w:object w:dxaOrig="480" w:dyaOrig="320" w14:anchorId="0D778549">
-          <v:shape id="_x0000_i1031" type="#_x0000_t75" style="width:23.3pt;height:16.25pt" o:ole="">
+          <v:shape id="_x0000_i1031" type="#_x0000_t75" style="width:23.45pt;height:16.75pt" o:ole="">
             <v:imagedata r:id="rId15" o:title=""/>
           </v:shape>
-          <o:OLEObject Type="Embed" ProgID="Equation.DSMT4" ShapeID="_x0000_i1031" DrawAspect="Content" ObjectID="_1846091750" r:id="rId18"/>
+          <o:OLEObject Type="Embed" ProgID="Equation.DSMT4" ShapeID="_x0000_i1031" DrawAspect="Content" ObjectID="_1851423489" r:id="rId18"/>
         </w:object>
       </w:r>
       <w:r>
@@ -443,7 +480,7 @@
           <w:szCs w:val="24"/>
         </w:rPr>
         <w:drawing>
-          <wp:anchor distT="0" distB="0" distL="114300" distR="114300" simplePos="0" relativeHeight="251659264" behindDoc="0" locked="0" layoutInCell="1" allowOverlap="1" wp14:anchorId="54FA92CF" wp14:editId="21CEE70A">
+          <wp:anchor distT="0" distB="0" distL="114300" distR="114300" simplePos="0" relativeHeight="251659264" behindDoc="0" locked="0" layoutInCell="1" allowOverlap="1" wp14:anchorId="54FA92CF" wp14:editId="6B53D642">
             <wp:simplePos x="0" y="0"/>
             <wp:positionH relativeFrom="margin">
               <wp:align>center</wp:align>
@@ -452,7 +489,7 @@
               <wp:posOffset>78238</wp:posOffset>
             </wp:positionV>
             <wp:extent cx="5114290" cy="755015"/>
-            <wp:effectExtent l="0" t="0" r="0" b="6985"/>
+            <wp:effectExtent l="19050" t="19050" r="10160" b="26035"/>
             <wp:wrapSquare wrapText="bothSides"/>
             <wp:docPr id="3" name="Picture 3" descr="4 pictures of different curves that increasing have more bend/change-of-direction over the same amount of arc length."/>
             <wp:cNvGraphicFramePr>
@@ -489,8 +526,10 @@
                       <a:avLst/>
                     </a:prstGeom>
                     <a:noFill/>
-                    <a:ln w="38100">
-                      <a:noFill/>
+                    <a:ln w="12700">
+                      <a:solidFill>
+                        <a:schemeClr val="tx1"/>
+                      </a:solidFill>
                     </a:ln>
                   </pic:spPr>
                 </pic:pic>
@@ -624,7 +663,17 @@
                 <w:sz w:val="24"/>
                 <w:szCs w:val="24"/>
               </w:rPr>
-              <w:t>Definition:</w:t>
+              <w:t>Definition</w:t>
+            </w:r>
+            <w:proofErr w:type="gramStart"/>
+            <w:r>
+              <w:rPr>
+                <w:rFonts w:ascii="Times New Roman" w:hAnsi="Times New Roman" w:cs="Times New Roman"/>
+                <w:b/>
+                <w:sz w:val="24"/>
+                <w:szCs w:val="24"/>
+              </w:rPr>
+              <w:t>:</w:t>
             </w:r>
             <w:r>
               <w:rPr>
@@ -632,7 +681,16 @@
                 <w:sz w:val="24"/>
                 <w:szCs w:val="24"/>
               </w:rPr>
-              <w:t xml:space="preserve">  The </w:t>
+              <w:t xml:space="preserve">  The</w:t>
+            </w:r>
+            <w:proofErr w:type="gramEnd"/>
+            <w:r>
+              <w:rPr>
+                <w:rFonts w:ascii="Times New Roman" w:hAnsi="Times New Roman" w:cs="Times New Roman"/>
+                <w:sz w:val="24"/>
+                <w:szCs w:val="24"/>
+              </w:rPr>
+              <w:t xml:space="preserve"> </w:t>
             </w:r>
             <w:r>
               <w:rPr>
@@ -659,10 +717,10 @@
                 <w:szCs w:val="24"/>
               </w:rPr>
               <w:object w:dxaOrig="920" w:dyaOrig="680" w14:anchorId="1CBF5CB6">
-                <v:shape id="_x0000_i1032" type="#_x0000_t75" style="width:46.65pt;height:33.45pt" o:ole="">
+                <v:shape id="_x0000_i1032" type="#_x0000_t75" style="width:46.9pt;height:33.5pt" o:ole="">
                   <v:imagedata r:id="rId20" o:title=""/>
                 </v:shape>
-                <o:OLEObject Type="Embed" ProgID="Equation.DSMT4" ShapeID="_x0000_i1032" DrawAspect="Content" ObjectID="_1846091751" r:id="rId21"/>
+                <o:OLEObject Type="Embed" ProgID="Equation.DSMT4" ShapeID="_x0000_i1032" DrawAspect="Content" ObjectID="_1851423490" r:id="rId21"/>
               </w:object>
             </w:r>
             <w:r>
@@ -687,6 +745,985 @@
         </w:tc>
       </w:tr>
     </w:tbl>
+    <w:p>
+      <w:pPr>
+        <w:pStyle w:val="NoSpacing"/>
+        <w:rPr>
+          <w:rFonts w:ascii="Times New Roman" w:hAnsi="Times New Roman" w:cs="Times New Roman"/>
+          <w:sz w:val="24"/>
+          <w:szCs w:val="24"/>
+        </w:rPr>
+      </w:pPr>
+    </w:p>
+    <w:p>
+      <w:pPr>
+        <w:pStyle w:val="NoSpacing"/>
+        <w:rPr>
+          <w:rFonts w:ascii="Times New Roman" w:hAnsi="Times New Roman" w:cs="Times New Roman"/>
+          <w:i/>
+          <w:iCs/>
+          <w:sz w:val="24"/>
+          <w:szCs w:val="24"/>
+          <w:u w:val="single"/>
+        </w:rPr>
+      </w:pPr>
+      <w:r>
+        <w:rPr>
+          <w:rFonts w:ascii="Times New Roman" w:hAnsi="Times New Roman" w:cs="Times New Roman"/>
+          <w:i/>
+          <w:iCs/>
+          <w:sz w:val="24"/>
+          <w:szCs w:val="24"/>
+          <w:u w:val="single"/>
+        </w:rPr>
+        <w:t>How does the definition work?</w:t>
+      </w:r>
+    </w:p>
+    <w:p>
+      <w:pPr>
+        <w:pStyle w:val="NoSpacing"/>
+        <w:rPr>
+          <w:rFonts w:ascii="Times New Roman" w:hAnsi="Times New Roman" w:cs="Times New Roman"/>
+          <w:sz w:val="24"/>
+          <w:szCs w:val="24"/>
+        </w:rPr>
+      </w:pPr>
+      <w:r>
+        <w:rPr>
+          <w:rFonts w:ascii="Times New Roman" w:hAnsi="Times New Roman" w:cs="Times New Roman"/>
+          <w:noProof/>
+          <w:sz w:val="24"/>
+          <w:szCs w:val="24"/>
+        </w:rPr>
+        <w:drawing>
+          <wp:anchor distT="0" distB="0" distL="114300" distR="114300" simplePos="0" relativeHeight="251662336" behindDoc="1" locked="0" layoutInCell="1" allowOverlap="1" wp14:anchorId="37FD8FC9" wp14:editId="315FB71A">
+            <wp:simplePos x="0" y="0"/>
+            <wp:positionH relativeFrom="column">
+              <wp:posOffset>4882515</wp:posOffset>
+            </wp:positionH>
+            <wp:positionV relativeFrom="paragraph">
+              <wp:posOffset>6350</wp:posOffset>
+            </wp:positionV>
+            <wp:extent cx="2355215" cy="1574800"/>
+            <wp:effectExtent l="0" t="0" r="6985" b="6350"/>
+            <wp:wrapTight wrapText="bothSides">
+              <wp:wrapPolygon edited="0">
+                <wp:start x="0" y="0"/>
+                <wp:lineTo x="0" y="21426"/>
+                <wp:lineTo x="21489" y="21426"/>
+                <wp:lineTo x="21489" y="0"/>
+                <wp:lineTo x="0" y="0"/>
+              </wp:wrapPolygon>
+            </wp:wrapTight>
+            <wp:docPr id="1458063864" name="Picture 1"/>
+            <wp:cNvGraphicFramePr>
+              <a:graphicFrameLocks xmlns:a="http://schemas.openxmlformats.org/drawingml/2006/main" noChangeAspect="1"/>
+            </wp:cNvGraphicFramePr>
+            <a:graphic xmlns:a="http://schemas.openxmlformats.org/drawingml/2006/main">
+              <a:graphicData uri="http://schemas.openxmlformats.org/drawingml/2006/picture">
+                <pic:pic xmlns:pic="http://schemas.openxmlformats.org/drawingml/2006/picture">
+                  <pic:nvPicPr>
+                    <pic:cNvPr id="1458063864" name=""/>
+                    <pic:cNvPicPr/>
+                  </pic:nvPicPr>
+                  <pic:blipFill>
+                    <a:blip r:embed="rId22" cstate="print">
+                      <a:extLst>
+                        <a:ext uri="{28A0092B-C50C-407E-A947-70E740481C1C}">
+                          <a14:useLocalDpi xmlns:a14="http://schemas.microsoft.com/office/drawing/2010/main" val="0"/>
+                        </a:ext>
+                      </a:extLst>
+                    </a:blip>
+                    <a:stretch>
+                      <a:fillRect/>
+                    </a:stretch>
+                  </pic:blipFill>
+                  <pic:spPr>
+                    <a:xfrm>
+                      <a:off x="0" y="0"/>
+                      <a:ext cx="2355215" cy="1574800"/>
+                    </a:xfrm>
+                    <a:prstGeom prst="rect">
+                      <a:avLst/>
+                    </a:prstGeom>
+                  </pic:spPr>
+                </pic:pic>
+              </a:graphicData>
+            </a:graphic>
+            <wp14:sizeRelH relativeFrom="page">
+              <wp14:pctWidth>0</wp14:pctWidth>
+            </wp14:sizeRelH>
+            <wp14:sizeRelV relativeFrom="page">
+              <wp14:pctHeight>0</wp14:pctHeight>
+            </wp14:sizeRelV>
+          </wp:anchor>
+        </w:drawing>
+      </w:r>
+      <w:r>
+        <w:rPr>
+          <w:rFonts w:ascii="Times New Roman" w:hAnsi="Times New Roman" w:cs="Times New Roman"/>
+          <w:sz w:val="24"/>
+          <w:szCs w:val="24"/>
+        </w:rPr>
+        <w:t xml:space="preserve">If we can find </w:t>
+      </w:r>
+      <w:r>
+        <w:rPr>
+          <w:rFonts w:ascii="Times New Roman" w:hAnsi="Times New Roman" w:cs="Times New Roman"/>
+          <w:sz w:val="24"/>
+          <w:szCs w:val="24"/>
+        </w:rPr>
+        <w:t>the arc length parameterization for</w:t>
+      </w:r>
+      <w:r>
+        <w:rPr>
+          <w:rFonts w:ascii="Times New Roman" w:hAnsi="Times New Roman" w:cs="Times New Roman"/>
+          <w:position w:val="-14"/>
+          <w:sz w:val="24"/>
+          <w:szCs w:val="24"/>
+        </w:rPr>
+        <w:object w:dxaOrig="780" w:dyaOrig="400" w14:anchorId="55DADEB6">
+          <v:shape id="_x0000_i1033" type="#_x0000_t75" style="width:39.35pt;height:20.1pt" o:ole="">
+            <v:imagedata r:id="rId23" o:title=""/>
+          </v:shape>
+          <o:OLEObject Type="Embed" ProgID="Equation.DSMT4" ShapeID="_x0000_i1033" DrawAspect="Content" ObjectID="_1851423491" r:id="rId24"/>
+        </w:object>
+      </w:r>
+      <w:r>
+        <w:rPr>
+          <w:rFonts w:ascii="Times New Roman" w:hAnsi="Times New Roman" w:cs="Times New Roman"/>
+          <w:sz w:val="24"/>
+          <w:szCs w:val="24"/>
+        </w:rPr>
+        <w:t xml:space="preserve">, we can get </w:t>
+      </w:r>
+      <w:r>
+        <w:rPr>
+          <w:rFonts w:ascii="Times New Roman" w:hAnsi="Times New Roman" w:cs="Times New Roman"/>
+          <w:position w:val="-14"/>
+          <w:sz w:val="24"/>
+          <w:szCs w:val="24"/>
+        </w:rPr>
+        <w:object w:dxaOrig="560" w:dyaOrig="400" w14:anchorId="57E32A2E">
+          <v:shape id="_x0000_i1034" type="#_x0000_t75" style="width:28.45pt;height:20.1pt" o:ole="">
+            <v:imagedata r:id="rId25" o:title=""/>
+          </v:shape>
+          <o:OLEObject Type="Embed" ProgID="Equation.DSMT4" ShapeID="_x0000_i1034" DrawAspect="Content" ObjectID="_1851423492" r:id="rId26"/>
+        </w:object>
+      </w:r>
+      <w:r>
+        <w:rPr>
+          <w:rFonts w:ascii="Times New Roman" w:hAnsi="Times New Roman" w:cs="Times New Roman"/>
+          <w:sz w:val="24"/>
+          <w:szCs w:val="24"/>
+        </w:rPr>
+        <w:t xml:space="preserve"> and the calculate </w:t>
+      </w:r>
+      <w:r>
+        <w:rPr>
+          <w:rFonts w:ascii="Times New Roman" w:hAnsi="Times New Roman" w:cs="Times New Roman"/>
+          <w:position w:val="-16"/>
+          <w:sz w:val="24"/>
+          <w:szCs w:val="24"/>
+        </w:rPr>
+        <w:object w:dxaOrig="740" w:dyaOrig="440" w14:anchorId="302531F8">
+          <v:shape id="_x0000_i1035" type="#_x0000_t75" style="width:36.85pt;height:21.75pt" o:ole="">
+            <v:imagedata r:id="rId27" o:title=""/>
+          </v:shape>
+          <o:OLEObject Type="Embed" ProgID="Equation.DSMT4" ShapeID="_x0000_i1035" DrawAspect="Content" ObjectID="_1851423493" r:id="rId28"/>
+        </w:object>
+      </w:r>
+      <w:r>
+        <w:rPr>
+          <w:rFonts w:ascii="Times New Roman" w:hAnsi="Times New Roman" w:cs="Times New Roman"/>
+          <w:sz w:val="24"/>
+          <w:szCs w:val="24"/>
+        </w:rPr>
+        <w:t>.</w:t>
+      </w:r>
+    </w:p>
+    <w:p>
+      <w:pPr>
+        <w:pStyle w:val="NoSpacing"/>
+        <w:rPr>
+          <w:rFonts w:ascii="Times New Roman" w:hAnsi="Times New Roman" w:cs="Times New Roman"/>
+          <w:sz w:val="24"/>
+          <w:szCs w:val="24"/>
+        </w:rPr>
+      </w:pPr>
+    </w:p>
+    <w:p>
+      <w:pPr>
+        <w:pStyle w:val="NoSpacing"/>
+        <w:rPr>
+          <w:rFonts w:ascii="Times New Roman" w:hAnsi="Times New Roman" w:cs="Times New Roman"/>
+          <w:sz w:val="24"/>
+          <w:szCs w:val="24"/>
+        </w:rPr>
+      </w:pPr>
+      <w:r>
+        <w:rPr>
+          <w:rFonts w:ascii="Times New Roman" w:hAnsi="Times New Roman" w:cs="Times New Roman"/>
+          <w:sz w:val="24"/>
+          <w:szCs w:val="24"/>
+        </w:rPr>
+        <w:t xml:space="preserve">Suppose that we have the vector function </w:t>
+      </w:r>
+      <w:r>
+        <w:rPr>
+          <w:rFonts w:ascii="Times New Roman" w:hAnsi="Times New Roman" w:cs="Times New Roman"/>
+          <w:position w:val="-16"/>
+          <w:sz w:val="24"/>
+          <w:szCs w:val="24"/>
+        </w:rPr>
+        <w:object w:dxaOrig="2380" w:dyaOrig="440" w14:anchorId="4943B7D9">
+          <v:shape id="_x0000_i1036" type="#_x0000_t75" style="width:118.9pt;height:21.75pt" o:ole="">
+            <v:imagedata r:id="rId29" o:title=""/>
+          </v:shape>
+          <o:OLEObject Type="Embed" ProgID="Equation.DSMT4" ShapeID="_x0000_i1036" DrawAspect="Content" ObjectID="_1851423494" r:id="rId30"/>
+        </w:object>
+      </w:r>
+      <w:r>
+        <w:rPr>
+          <w:rFonts w:ascii="Times New Roman" w:hAnsi="Times New Roman" w:cs="Times New Roman"/>
+          <w:sz w:val="24"/>
+          <w:szCs w:val="24"/>
+        </w:rPr>
+        <w:t>and what to find the curvature here.</w:t>
+      </w:r>
+    </w:p>
+    <w:p>
+      <w:pPr>
+        <w:pStyle w:val="NoSpacing"/>
+        <w:ind w:left="720"/>
+        <w:rPr>
+          <w:rFonts w:ascii="Times New Roman" w:hAnsi="Times New Roman" w:cs="Times New Roman"/>
+          <w:sz w:val="24"/>
+          <w:szCs w:val="24"/>
+        </w:rPr>
+      </w:pPr>
+    </w:p>
+    <w:p>
+      <w:pPr>
+        <w:pStyle w:val="NoSpacing"/>
+        <w:ind w:left="720"/>
+        <w:rPr>
+          <w:rFonts w:ascii="Times New Roman" w:hAnsi="Times New Roman" w:cs="Times New Roman"/>
+          <w:sz w:val="24"/>
+          <w:szCs w:val="24"/>
+        </w:rPr>
+      </w:pPr>
+      <w:r>
+        <w:rPr>
+          <w:rFonts w:ascii="Times New Roman" w:hAnsi="Times New Roman" w:cs="Times New Roman"/>
+          <w:sz w:val="24"/>
+          <w:szCs w:val="24"/>
+        </w:rPr>
+        <w:t xml:space="preserve">We first note that </w:t>
+      </w:r>
+      <w:r>
+        <w:rPr>
+          <w:rFonts w:ascii="Times New Roman" w:hAnsi="Times New Roman" w:cs="Times New Roman"/>
+          <w:b/>
+          <w:bCs/>
+          <w:position w:val="-16"/>
+          <w:sz w:val="24"/>
+          <w:szCs w:val="24"/>
+        </w:rPr>
+        <w:object w:dxaOrig="2600" w:dyaOrig="440" w14:anchorId="593E412D">
+          <v:shape id="_x0000_i1037" type="#_x0000_t75" style="width:130.6pt;height:21.75pt" o:ole="">
+            <v:imagedata r:id="rId31" o:title=""/>
+          </v:shape>
+          <o:OLEObject Type="Embed" ProgID="Equation.DSMT4" ShapeID="_x0000_i1037" DrawAspect="Content" ObjectID="_1851423495" r:id="rId32"/>
+        </w:object>
+      </w:r>
+      <w:r>
+        <w:rPr>
+          <w:rFonts w:ascii="Times New Roman" w:hAnsi="Times New Roman" w:cs="Times New Roman"/>
+          <w:sz w:val="24"/>
+          <w:szCs w:val="24"/>
+        </w:rPr>
+        <w:t xml:space="preserve">.  Clearly </w:t>
+      </w:r>
+      <w:r>
+        <w:rPr>
+          <w:rFonts w:ascii="Times New Roman" w:hAnsi="Times New Roman" w:cs="Times New Roman"/>
+          <w:position w:val="-14"/>
+          <w:sz w:val="24"/>
+          <w:szCs w:val="24"/>
+        </w:rPr>
+        <w:object w:dxaOrig="520" w:dyaOrig="400" w14:anchorId="381D7CB5">
+          <v:shape id="_x0000_i1038" type="#_x0000_t75" style="width:25.95pt;height:20.1pt" o:ole="">
+            <v:imagedata r:id="rId33" o:title=""/>
+          </v:shape>
+          <o:OLEObject Type="Embed" ProgID="Equation.DSMT4" ShapeID="_x0000_i1038" DrawAspect="Content" ObjectID="_1851423496" r:id="rId34"/>
+        </w:object>
+      </w:r>
+      <w:r>
+        <w:rPr>
+          <w:rFonts w:ascii="Times New Roman" w:hAnsi="Times New Roman" w:cs="Times New Roman"/>
+          <w:sz w:val="24"/>
+          <w:szCs w:val="24"/>
+        </w:rPr>
+        <w:t xml:space="preserve">is continuous and </w:t>
+      </w:r>
+      <w:r>
+        <w:rPr>
+          <w:rFonts w:ascii="Times New Roman" w:hAnsi="Times New Roman" w:cs="Times New Roman"/>
+          <w:position w:val="-14"/>
+          <w:sz w:val="24"/>
+          <w:szCs w:val="24"/>
+        </w:rPr>
+        <w:object w:dxaOrig="880" w:dyaOrig="400" w14:anchorId="31EAE727">
+          <v:shape id="_x0000_i1039" type="#_x0000_t75" style="width:43.55pt;height:20.1pt" o:ole="">
+            <v:imagedata r:id="rId35" o:title=""/>
+          </v:shape>
+          <o:OLEObject Type="Embed" ProgID="Equation.DSMT4" ShapeID="_x0000_i1039" DrawAspect="Content" ObjectID="_1851423497" r:id="rId36"/>
+        </w:object>
+      </w:r>
+      <w:r>
+        <w:rPr>
+          <w:rFonts w:ascii="Times New Roman" w:hAnsi="Times New Roman" w:cs="Times New Roman"/>
+          <w:sz w:val="24"/>
+          <w:szCs w:val="24"/>
+        </w:rPr>
+        <w:t xml:space="preserve"> for any </w:t>
+      </w:r>
+      <w:r>
+        <w:rPr>
+          <w:rFonts w:ascii="Times New Roman" w:hAnsi="Times New Roman" w:cs="Times New Roman"/>
+          <w:i/>
+          <w:iCs/>
+          <w:sz w:val="24"/>
+          <w:szCs w:val="24"/>
+        </w:rPr>
+        <w:t>t</w:t>
+      </w:r>
+      <w:r>
+        <w:rPr>
+          <w:rFonts w:ascii="Times New Roman" w:hAnsi="Times New Roman" w:cs="Times New Roman"/>
+          <w:sz w:val="24"/>
+          <w:szCs w:val="24"/>
+        </w:rPr>
+        <w:t xml:space="preserve">, so we can say that </w:t>
+      </w:r>
+      <w:r>
+        <w:rPr>
+          <w:rFonts w:ascii="Times New Roman" w:hAnsi="Times New Roman" w:cs="Times New Roman"/>
+          <w:position w:val="-14"/>
+          <w:sz w:val="24"/>
+          <w:szCs w:val="24"/>
+        </w:rPr>
+        <w:object w:dxaOrig="480" w:dyaOrig="400" w14:anchorId="4E1808A5">
+          <v:shape id="_x0000_i1040" type="#_x0000_t75" style="width:24.3pt;height:20.1pt" o:ole="">
+            <v:imagedata r:id="rId37" o:title=""/>
+          </v:shape>
+          <o:OLEObject Type="Embed" ProgID="Equation.DSMT4" ShapeID="_x0000_i1040" DrawAspect="Content" ObjectID="_1851423498" r:id="rId38"/>
+        </w:object>
+      </w:r>
+      <w:r>
+        <w:rPr>
+          <w:rFonts w:ascii="Times New Roman" w:hAnsi="Times New Roman" w:cs="Times New Roman"/>
+          <w:sz w:val="24"/>
+          <w:szCs w:val="24"/>
+        </w:rPr>
+        <w:t>is smooth.</w:t>
+      </w:r>
+      <w:r>
+        <w:rPr>
+          <w:noProof/>
+        </w:rPr>
+        <w:t xml:space="preserve"> </w:t>
+      </w:r>
+    </w:p>
+    <w:p>
+      <w:pPr>
+        <w:pStyle w:val="NoSpacing"/>
+        <w:rPr>
+          <w:rFonts w:ascii="Times New Roman" w:hAnsi="Times New Roman" w:cs="Times New Roman"/>
+          <w:sz w:val="24"/>
+          <w:szCs w:val="24"/>
+        </w:rPr>
+      </w:pPr>
+    </w:p>
+    <w:p>
+      <w:pPr>
+        <w:pStyle w:val="NoSpacing"/>
+        <w:rPr>
+          <w:rFonts w:ascii="Times New Roman" w:hAnsi="Times New Roman" w:cs="Times New Roman"/>
+          <w:sz w:val="24"/>
+          <w:szCs w:val="24"/>
+        </w:rPr>
+      </w:pPr>
+      <w:r>
+        <w:rPr>
+          <w:rFonts w:ascii="Times New Roman" w:hAnsi="Times New Roman" w:cs="Times New Roman"/>
+          <w:sz w:val="24"/>
+          <w:szCs w:val="24"/>
+        </w:rPr>
+        <w:tab/>
+      </w:r>
+      <w:proofErr w:type="gramStart"/>
+      <w:r>
+        <w:rPr>
+          <w:rFonts w:ascii="Times New Roman" w:hAnsi="Times New Roman" w:cs="Times New Roman"/>
+          <w:sz w:val="24"/>
+          <w:szCs w:val="24"/>
+        </w:rPr>
+        <w:t>Therefore</w:t>
+      </w:r>
+      <w:proofErr w:type="gramEnd"/>
+      <w:r>
+        <w:rPr>
+          <w:rFonts w:ascii="Times New Roman" w:hAnsi="Times New Roman" w:cs="Times New Roman"/>
+          <w:sz w:val="24"/>
+          <w:szCs w:val="24"/>
+        </w:rPr>
+        <w:t xml:space="preserve"> we define the </w:t>
+      </w:r>
+      <w:r>
+        <w:rPr>
+          <w:rFonts w:ascii="Times New Roman" w:hAnsi="Times New Roman" w:cs="Times New Roman"/>
+          <w:sz w:val="24"/>
+          <w:szCs w:val="24"/>
+        </w:rPr>
+        <w:t xml:space="preserve">arc length function of </w:t>
+      </w:r>
+      <w:r>
+        <w:rPr>
+          <w:rFonts w:ascii="Times New Roman" w:hAnsi="Times New Roman" w:cs="Times New Roman"/>
+          <w:position w:val="-14"/>
+          <w:sz w:val="24"/>
+          <w:szCs w:val="24"/>
+        </w:rPr>
+        <w:object w:dxaOrig="480" w:dyaOrig="400" w14:anchorId="401886E0">
+          <v:shape id="_x0000_i1041" type="#_x0000_t75" style="width:24.3pt;height:20.1pt" o:ole="">
+            <v:imagedata r:id="rId39" o:title=""/>
+          </v:shape>
+          <o:OLEObject Type="Embed" ProgID="Equation.DSMT4" ShapeID="_x0000_i1041" DrawAspect="Content" ObjectID="_1851423499" r:id="rId40"/>
+        </w:object>
+      </w:r>
+      <w:r>
+        <w:rPr>
+          <w:rFonts w:ascii="Times New Roman" w:hAnsi="Times New Roman" w:cs="Times New Roman"/>
+          <w:sz w:val="24"/>
+          <w:szCs w:val="24"/>
+        </w:rPr>
+        <w:t xml:space="preserve">starting </w:t>
+      </w:r>
+      <w:r>
+        <w:rPr>
+          <w:rFonts w:ascii="Times New Roman" w:hAnsi="Times New Roman" w:cs="Times New Roman"/>
+          <w:sz w:val="24"/>
+          <w:szCs w:val="24"/>
+        </w:rPr>
+        <w:t>from</w:t>
+      </w:r>
+      <w:r>
+        <w:rPr>
+          <w:rFonts w:ascii="Times New Roman" w:hAnsi="Times New Roman" w:cs="Times New Roman"/>
+          <w:sz w:val="24"/>
+          <w:szCs w:val="24"/>
+        </w:rPr>
+        <w:t xml:space="preserve"> </w:t>
+      </w:r>
+      <w:r>
+        <w:rPr>
+          <w:rFonts w:ascii="Times New Roman" w:hAnsi="Times New Roman" w:cs="Times New Roman"/>
+          <w:position w:val="-6"/>
+          <w:sz w:val="24"/>
+          <w:szCs w:val="24"/>
+        </w:rPr>
+        <w:object w:dxaOrig="499" w:dyaOrig="279" w14:anchorId="727B2FB7">
+          <v:shape id="_x0000_i1042" type="#_x0000_t75" style="width:25.1pt;height:13.4pt" o:ole="">
+            <v:imagedata r:id="rId41" o:title=""/>
+          </v:shape>
+          <o:OLEObject Type="Embed" ProgID="Equation.DSMT4" ShapeID="_x0000_i1042" DrawAspect="Content" ObjectID="_1851423500" r:id="rId42"/>
+        </w:object>
+      </w:r>
+      <w:r>
+        <w:rPr>
+          <w:rFonts w:ascii="Times New Roman" w:hAnsi="Times New Roman" w:cs="Times New Roman"/>
+          <w:sz w:val="24"/>
+          <w:szCs w:val="24"/>
+        </w:rPr>
+        <w:t xml:space="preserve"> to be:</w:t>
+      </w:r>
+    </w:p>
+    <w:p>
+      <w:pPr>
+        <w:pStyle w:val="NoSpacing"/>
+        <w:rPr>
+          <w:rFonts w:ascii="Times New Roman" w:hAnsi="Times New Roman" w:cs="Times New Roman"/>
+          <w:sz w:val="24"/>
+          <w:szCs w:val="24"/>
+        </w:rPr>
+      </w:pPr>
+      <w:r>
+        <w:rPr>
+          <w:rFonts w:ascii="Times New Roman" w:hAnsi="Times New Roman" w:cs="Times New Roman"/>
+          <w:sz w:val="24"/>
+          <w:szCs w:val="24"/>
+        </w:rPr>
+        <w:tab/>
+      </w:r>
+      <w:r>
+        <w:rPr>
+          <w:rFonts w:ascii="Times New Roman" w:hAnsi="Times New Roman" w:cs="Times New Roman"/>
+          <w:sz w:val="24"/>
+          <w:szCs w:val="24"/>
+        </w:rPr>
+        <w:tab/>
+      </w:r>
+      <w:r>
+        <w:rPr>
+          <w:rFonts w:ascii="Times New Roman" w:hAnsi="Times New Roman" w:cs="Times New Roman"/>
+          <w:position w:val="-32"/>
+          <w:sz w:val="24"/>
+          <w:szCs w:val="24"/>
+        </w:rPr>
+        <w:object w:dxaOrig="3300" w:dyaOrig="740" w14:anchorId="24552F08">
+          <v:shape id="_x0000_i1043" type="#_x0000_t75" style="width:164.95pt;height:36.85pt" o:ole="">
+            <v:imagedata r:id="rId43" o:title=""/>
+          </v:shape>
+          <o:OLEObject Type="Embed" ProgID="Equation.DSMT4" ShapeID="_x0000_i1043" DrawAspect="Content" ObjectID="_1851423501" r:id="rId44"/>
+        </w:object>
+      </w:r>
+    </w:p>
+    <w:p>
+      <w:pPr>
+        <w:pStyle w:val="NoSpacing"/>
+        <w:rPr>
+          <w:rFonts w:ascii="Times New Roman" w:hAnsi="Times New Roman" w:cs="Times New Roman"/>
+          <w:sz w:val="24"/>
+          <w:szCs w:val="24"/>
+        </w:rPr>
+      </w:pPr>
+      <w:r>
+        <w:rPr>
+          <w:rFonts w:ascii="Times New Roman" w:hAnsi="Times New Roman" w:cs="Times New Roman"/>
+          <w:sz w:val="24"/>
+          <w:szCs w:val="24"/>
+        </w:rPr>
+        <w:tab/>
+        <w:t xml:space="preserve">This implies that </w:t>
+      </w:r>
+      <w:r>
+        <w:rPr>
+          <w:rFonts w:ascii="Times New Roman" w:hAnsi="Times New Roman" w:cs="Times New Roman"/>
+          <w:position w:val="-28"/>
+          <w:sz w:val="24"/>
+          <w:szCs w:val="24"/>
+        </w:rPr>
+        <w:object w:dxaOrig="720" w:dyaOrig="660" w14:anchorId="315A6563">
+          <v:shape id="_x0000_i1044" type="#_x0000_t75" style="width:36pt;height:32.65pt" o:ole="">
+            <v:imagedata r:id="rId45" o:title=""/>
+          </v:shape>
+          <o:OLEObject Type="Embed" ProgID="Equation.DSMT4" ShapeID="_x0000_i1044" DrawAspect="Content" ObjectID="_1851423502" r:id="rId46"/>
+        </w:object>
+      </w:r>
+      <w:r>
+        <w:rPr>
+          <w:rFonts w:ascii="Times New Roman" w:hAnsi="Times New Roman" w:cs="Times New Roman"/>
+          <w:sz w:val="24"/>
+          <w:szCs w:val="24"/>
+        </w:rPr>
+        <w:t>.</w:t>
+      </w:r>
+    </w:p>
+    <w:p>
+      <w:pPr>
+        <w:pStyle w:val="NoSpacing"/>
+        <w:rPr>
+          <w:rFonts w:ascii="Times New Roman" w:hAnsi="Times New Roman" w:cs="Times New Roman"/>
+          <w:sz w:val="24"/>
+          <w:szCs w:val="24"/>
+        </w:rPr>
+      </w:pPr>
+      <w:r>
+        <w:rPr>
+          <w:rFonts w:ascii="Times New Roman" w:hAnsi="Times New Roman" w:cs="Times New Roman"/>
+          <w:sz w:val="24"/>
+          <w:szCs w:val="24"/>
+        </w:rPr>
+        <w:t xml:space="preserve">Therefore, we have an arc length parameterization of </w:t>
+      </w:r>
+      <w:r>
+        <w:rPr>
+          <w:rFonts w:ascii="Times New Roman" w:hAnsi="Times New Roman" w:cs="Times New Roman"/>
+          <w:position w:val="-32"/>
+          <w:sz w:val="24"/>
+          <w:szCs w:val="24"/>
+        </w:rPr>
+        <w:object w:dxaOrig="3660" w:dyaOrig="760" w14:anchorId="56B6082A">
+          <v:shape id="_x0000_i1045" type="#_x0000_t75" style="width:183.35pt;height:38.5pt" o:ole="">
+            <v:imagedata r:id="rId47" o:title=""/>
+          </v:shape>
+          <o:OLEObject Type="Embed" ProgID="Equation.DSMT4" ShapeID="_x0000_i1045" DrawAspect="Content" ObjectID="_1851423503" r:id="rId48"/>
+        </w:object>
+      </w:r>
+      <w:r>
+        <w:rPr>
+          <w:rFonts w:ascii="Times New Roman" w:hAnsi="Times New Roman" w:cs="Times New Roman"/>
+          <w:sz w:val="24"/>
+          <w:szCs w:val="24"/>
+        </w:rPr>
+        <w:t>.</w:t>
+      </w:r>
+    </w:p>
+    <w:p>
+      <w:pPr>
+        <w:pStyle w:val="NoSpacing"/>
+        <w:rPr>
+          <w:rFonts w:ascii="Times New Roman" w:hAnsi="Times New Roman" w:cs="Times New Roman"/>
+          <w:sz w:val="24"/>
+          <w:szCs w:val="24"/>
+        </w:rPr>
+      </w:pPr>
+      <w:r>
+        <w:rPr>
+          <w:rFonts w:ascii="Times New Roman" w:hAnsi="Times New Roman" w:cs="Times New Roman"/>
+          <w:sz w:val="24"/>
+          <w:szCs w:val="24"/>
+        </w:rPr>
+        <w:lastRenderedPageBreak/>
+        <w:t xml:space="preserve">Now we attempt to calculate </w:t>
+      </w:r>
+      <w:r>
+        <w:rPr>
+          <w:rFonts w:ascii="Times New Roman" w:hAnsi="Times New Roman" w:cs="Times New Roman"/>
+          <w:position w:val="-34"/>
+          <w:sz w:val="24"/>
+          <w:szCs w:val="24"/>
+        </w:rPr>
+        <w:object w:dxaOrig="1460" w:dyaOrig="760" w14:anchorId="3FDABEB3">
+          <v:shape id="_x0000_i1046" type="#_x0000_t75" style="width:73.65pt;height:38.5pt" o:ole="">
+            <v:imagedata r:id="rId49" o:title=""/>
+          </v:shape>
+          <o:OLEObject Type="Embed" ProgID="Equation.DSMT4" ShapeID="_x0000_i1046" DrawAspect="Content" ObjectID="_1851423504" r:id="rId50"/>
+        </w:object>
+      </w:r>
+      <w:r>
+        <w:rPr>
+          <w:rFonts w:ascii="Times New Roman" w:hAnsi="Times New Roman" w:cs="Times New Roman"/>
+          <w:sz w:val="24"/>
+          <w:szCs w:val="24"/>
+        </w:rPr>
+        <w:t>.</w:t>
+      </w:r>
+    </w:p>
+    <w:p>
+      <w:pPr>
+        <w:pStyle w:val="NoSpacing"/>
+        <w:rPr>
+          <w:rFonts w:ascii="Times New Roman" w:hAnsi="Times New Roman" w:cs="Times New Roman"/>
+          <w:sz w:val="24"/>
+          <w:szCs w:val="24"/>
+        </w:rPr>
+      </w:pPr>
+      <w:r>
+        <w:rPr>
+          <w:rFonts w:ascii="Times New Roman" w:hAnsi="Times New Roman" w:cs="Times New Roman"/>
+          <w:sz w:val="24"/>
+          <w:szCs w:val="24"/>
+        </w:rPr>
+        <w:tab/>
+        <w:t xml:space="preserve">We see that </w:t>
+      </w:r>
+      <w:r>
+        <w:rPr>
+          <w:rFonts w:ascii="Times New Roman" w:hAnsi="Times New Roman" w:cs="Times New Roman"/>
+          <w:position w:val="-32"/>
+          <w:sz w:val="24"/>
+          <w:szCs w:val="24"/>
+        </w:rPr>
+        <w:object w:dxaOrig="4320" w:dyaOrig="760" w14:anchorId="6536E4F5">
+          <v:shape id="_x0000_i1047" type="#_x0000_t75" style="width:3in;height:38.5pt" o:ole="">
+            <v:imagedata r:id="rId51" o:title=""/>
+          </v:shape>
+          <o:OLEObject Type="Embed" ProgID="Equation.DSMT4" ShapeID="_x0000_i1047" DrawAspect="Content" ObjectID="_1851423505" r:id="rId52"/>
+        </w:object>
+      </w:r>
+      <w:r>
+        <w:rPr>
+          <w:rFonts w:ascii="Times New Roman" w:hAnsi="Times New Roman" w:cs="Times New Roman"/>
+          <w:sz w:val="24"/>
+          <w:szCs w:val="24"/>
+        </w:rPr>
+        <w:t xml:space="preserve">and </w:t>
+      </w:r>
+    </w:p>
+    <w:p>
+      <w:pPr>
+        <w:pStyle w:val="NoSpacing"/>
+        <w:ind w:left="1440"/>
+        <w:rPr>
+          <w:rFonts w:ascii="Times New Roman" w:hAnsi="Times New Roman" w:cs="Times New Roman"/>
+          <w:sz w:val="24"/>
+          <w:szCs w:val="24"/>
+        </w:rPr>
+      </w:pPr>
+      <w:r>
+        <w:rPr>
+          <w:rFonts w:ascii="Times New Roman" w:hAnsi="Times New Roman" w:cs="Times New Roman"/>
+          <w:position w:val="-32"/>
+          <w:sz w:val="24"/>
+          <w:szCs w:val="24"/>
+        </w:rPr>
+        <w:object w:dxaOrig="4900" w:dyaOrig="780" w14:anchorId="3AF8004A">
+          <v:shape id="_x0000_i1048" type="#_x0000_t75" style="width:244.45pt;height:39.35pt" o:ole="">
+            <v:imagedata r:id="rId53" o:title=""/>
+          </v:shape>
+          <o:OLEObject Type="Embed" ProgID="Equation.DSMT4" ShapeID="_x0000_i1048" DrawAspect="Content" ObjectID="_1851423506" r:id="rId54"/>
+        </w:object>
+      </w:r>
+      <w:r>
+        <w:rPr>
+          <w:rFonts w:ascii="Times New Roman" w:hAnsi="Times New Roman" w:cs="Times New Roman"/>
+          <w:sz w:val="24"/>
+          <w:szCs w:val="24"/>
+        </w:rPr>
+        <w:t>.</w:t>
+      </w:r>
+    </w:p>
+    <w:p>
+      <w:pPr>
+        <w:pStyle w:val="NoSpacing"/>
+        <w:rPr>
+          <w:rFonts w:ascii="Times New Roman" w:hAnsi="Times New Roman" w:cs="Times New Roman"/>
+          <w:sz w:val="24"/>
+          <w:szCs w:val="24"/>
+        </w:rPr>
+      </w:pPr>
+    </w:p>
+    <w:p>
+      <w:pPr>
+        <w:pStyle w:val="NoSpacing"/>
+        <w:ind w:firstLine="720"/>
+        <w:rPr>
+          <w:rFonts w:ascii="Times New Roman" w:hAnsi="Times New Roman" w:cs="Times New Roman"/>
+          <w:sz w:val="24"/>
+          <w:szCs w:val="24"/>
+        </w:rPr>
+      </w:pPr>
+      <w:r>
+        <w:rPr>
+          <w:rFonts w:ascii="Times New Roman" w:hAnsi="Times New Roman" w:cs="Times New Roman"/>
+          <w:sz w:val="24"/>
+          <w:szCs w:val="24"/>
+        </w:rPr>
+        <w:t xml:space="preserve">Thus </w:t>
+      </w:r>
+      <w:r>
+        <w:rPr>
+          <w:rFonts w:ascii="Times New Roman" w:hAnsi="Times New Roman" w:cs="Times New Roman"/>
+          <w:position w:val="-34"/>
+          <w:sz w:val="24"/>
+          <w:szCs w:val="24"/>
+        </w:rPr>
+        <w:object w:dxaOrig="5220" w:dyaOrig="780" w14:anchorId="6B9ADE47">
+          <v:shape id="_x0000_i1049" type="#_x0000_t75" style="width:261.2pt;height:39.35pt" o:ole="">
+            <v:imagedata r:id="rId55" o:title=""/>
+          </v:shape>
+          <o:OLEObject Type="Embed" ProgID="Equation.DSMT4" ShapeID="_x0000_i1049" DrawAspect="Content" ObjectID="_1851423507" r:id="rId56"/>
+        </w:object>
+      </w:r>
+      <w:r>
+        <w:rPr>
+          <w:rFonts w:ascii="Times New Roman" w:hAnsi="Times New Roman" w:cs="Times New Roman"/>
+          <w:sz w:val="24"/>
+          <w:szCs w:val="24"/>
+        </w:rPr>
+        <w:t>.</w:t>
+      </w:r>
+    </w:p>
+    <w:p>
+      <w:pPr>
+        <w:pStyle w:val="NoSpacing"/>
+        <w:rPr>
+          <w:rFonts w:ascii="Times New Roman" w:hAnsi="Times New Roman" w:cs="Times New Roman"/>
+          <w:sz w:val="24"/>
+          <w:szCs w:val="24"/>
+        </w:rPr>
+      </w:pPr>
+    </w:p>
+    <w:p>
+      <w:pPr>
+        <w:pStyle w:val="NoSpacing"/>
+        <w:rPr>
+          <w:rFonts w:ascii="Times New Roman" w:hAnsi="Times New Roman" w:cs="Times New Roman"/>
+          <w:sz w:val="24"/>
+          <w:szCs w:val="24"/>
+        </w:rPr>
+      </w:pPr>
+    </w:p>
+    <w:p>
+      <w:pPr>
+        <w:pStyle w:val="NoSpacing"/>
+        <w:rPr>
+          <w:rFonts w:ascii="Times New Roman" w:hAnsi="Times New Roman" w:cs="Times New Roman"/>
+          <w:sz w:val="24"/>
+          <w:szCs w:val="24"/>
+        </w:rPr>
+      </w:pPr>
+      <w:r>
+        <w:rPr>
+          <w:rFonts w:ascii="Times New Roman" w:hAnsi="Times New Roman" w:cs="Times New Roman"/>
+          <w:sz w:val="24"/>
+          <w:szCs w:val="24"/>
+        </w:rPr>
+        <w:t xml:space="preserve">Therefore, </w:t>
+      </w:r>
+      <w:r>
+        <w:rPr>
+          <w:rFonts w:ascii="Times New Roman" w:hAnsi="Times New Roman" w:cs="Times New Roman"/>
+          <w:position w:val="-32"/>
+          <w:sz w:val="24"/>
+          <w:szCs w:val="24"/>
+        </w:rPr>
+        <w:object w:dxaOrig="4500" w:dyaOrig="760" w14:anchorId="4808EF51">
+          <v:shape id="_x0000_i1050" type="#_x0000_t75" style="width:225.2pt;height:38.5pt" o:ole="">
+            <v:imagedata r:id="rId57" o:title=""/>
+          </v:shape>
+          <o:OLEObject Type="Embed" ProgID="Equation.DSMT4" ShapeID="_x0000_i1050" DrawAspect="Content" ObjectID="_1851423508" r:id="rId58"/>
+        </w:object>
+      </w:r>
+      <w:r>
+        <w:rPr>
+          <w:rFonts w:ascii="Times New Roman" w:hAnsi="Times New Roman" w:cs="Times New Roman"/>
+          <w:sz w:val="24"/>
+          <w:szCs w:val="24"/>
+        </w:rPr>
+        <w:t xml:space="preserve"> and thus </w:t>
+      </w:r>
+    </w:p>
+    <w:p>
+      <w:pPr>
+        <w:pStyle w:val="NoSpacing"/>
+        <w:ind w:firstLine="720"/>
+        <w:rPr>
+          <w:rFonts w:ascii="Times New Roman" w:hAnsi="Times New Roman" w:cs="Times New Roman"/>
+          <w:sz w:val="24"/>
+          <w:szCs w:val="24"/>
+        </w:rPr>
+      </w:pPr>
+      <w:r>
+        <w:rPr>
+          <w:rFonts w:ascii="Times New Roman" w:hAnsi="Times New Roman" w:cs="Times New Roman"/>
+          <w:position w:val="-32"/>
+          <w:sz w:val="24"/>
+          <w:szCs w:val="24"/>
+        </w:rPr>
+        <w:object w:dxaOrig="4860" w:dyaOrig="780" w14:anchorId="3181284A">
+          <v:shape id="_x0000_i1051" type="#_x0000_t75" style="width:242.8pt;height:39.35pt" o:ole="">
+            <v:imagedata r:id="rId59" o:title=""/>
+          </v:shape>
+          <o:OLEObject Type="Embed" ProgID="Equation.DSMT4" ShapeID="_x0000_i1051" DrawAspect="Content" ObjectID="_1851423509" r:id="rId60"/>
+        </w:object>
+      </w:r>
+    </w:p>
+    <w:p>
+      <w:pPr>
+        <w:pStyle w:val="NoSpacing"/>
+        <w:rPr>
+          <w:rFonts w:ascii="Times New Roman" w:hAnsi="Times New Roman" w:cs="Times New Roman"/>
+          <w:sz w:val="24"/>
+          <w:szCs w:val="24"/>
+        </w:rPr>
+      </w:pPr>
+    </w:p>
+    <w:p>
+      <w:pPr>
+        <w:pStyle w:val="NoSpacing"/>
+        <w:rPr>
+          <w:rFonts w:ascii="Times New Roman" w:hAnsi="Times New Roman" w:cs="Times New Roman"/>
+          <w:sz w:val="24"/>
+          <w:szCs w:val="24"/>
+        </w:rPr>
+      </w:pPr>
+    </w:p>
+    <w:p>
+      <w:pPr>
+        <w:pStyle w:val="NoSpacing"/>
+        <w:rPr>
+          <w:rFonts w:ascii="Times New Roman" w:hAnsi="Times New Roman" w:cs="Times New Roman"/>
+          <w:sz w:val="24"/>
+          <w:szCs w:val="24"/>
+        </w:rPr>
+      </w:pPr>
+      <w:proofErr w:type="gramStart"/>
+      <w:r>
+        <w:rPr>
+          <w:rFonts w:ascii="Times New Roman" w:hAnsi="Times New Roman" w:cs="Times New Roman"/>
+          <w:sz w:val="24"/>
+          <w:szCs w:val="24"/>
+        </w:rPr>
+        <w:t>So</w:t>
+      </w:r>
+      <w:proofErr w:type="gramEnd"/>
+      <w:r>
+        <w:rPr>
+          <w:rFonts w:ascii="Times New Roman" w:hAnsi="Times New Roman" w:cs="Times New Roman"/>
+          <w:sz w:val="24"/>
+          <w:szCs w:val="24"/>
+        </w:rPr>
+        <w:t xml:space="preserve"> we say that the curvature for </w:t>
+      </w:r>
+      <w:r>
+        <w:rPr>
+          <w:rFonts w:ascii="Times New Roman" w:hAnsi="Times New Roman" w:cs="Times New Roman"/>
+          <w:position w:val="-14"/>
+          <w:sz w:val="24"/>
+          <w:szCs w:val="24"/>
+        </w:rPr>
+        <w:object w:dxaOrig="480" w:dyaOrig="400" w14:anchorId="4D008121">
+          <v:shape id="_x0000_i1052" type="#_x0000_t75" style="width:24.3pt;height:20.1pt" o:ole="">
+            <v:imagedata r:id="rId61" o:title=""/>
+          </v:shape>
+          <o:OLEObject Type="Embed" ProgID="Equation.DSMT4" ShapeID="_x0000_i1052" DrawAspect="Content" ObjectID="_1851423510" r:id="rId62"/>
+        </w:object>
+      </w:r>
+      <w:r>
+        <w:rPr>
+          <w:rFonts w:ascii="Times New Roman" w:hAnsi="Times New Roman" w:cs="Times New Roman"/>
+          <w:sz w:val="24"/>
+          <w:szCs w:val="24"/>
+        </w:rPr>
+        <w:t xml:space="preserve">is </w:t>
+      </w:r>
+      <w:r>
+        <w:rPr>
+          <w:rFonts w:ascii="Times New Roman" w:hAnsi="Times New Roman" w:cs="Times New Roman"/>
+          <w:position w:val="-24"/>
+          <w:sz w:val="24"/>
+          <w:szCs w:val="24"/>
+        </w:rPr>
+        <w:object w:dxaOrig="620" w:dyaOrig="620" w14:anchorId="5DC05B05">
+          <v:shape id="_x0000_i1053" type="#_x0000_t75" style="width:31pt;height:31pt" o:ole="">
+            <v:imagedata r:id="rId63" o:title=""/>
+          </v:shape>
+          <o:OLEObject Type="Embed" ProgID="Equation.DSMT4" ShapeID="_x0000_i1053" DrawAspect="Content" ObjectID="_1851423511" r:id="rId64"/>
+        </w:object>
+      </w:r>
+      <w:r>
+        <w:rPr>
+          <w:rFonts w:ascii="Times New Roman" w:hAnsi="Times New Roman" w:cs="Times New Roman"/>
+          <w:sz w:val="24"/>
+          <w:szCs w:val="24"/>
+        </w:rPr>
+        <w:t>.</w:t>
+      </w:r>
+    </w:p>
+    <w:p>
+      <w:pPr>
+        <w:pStyle w:val="NoSpacing"/>
+        <w:rPr>
+          <w:rFonts w:ascii="Times New Roman" w:hAnsi="Times New Roman" w:cs="Times New Roman"/>
+          <w:sz w:val="24"/>
+          <w:szCs w:val="24"/>
+        </w:rPr>
+      </w:pPr>
+    </w:p>
     <w:p>
       <w:pPr>
         <w:pStyle w:val="NoSpacing"/>
@@ -763,10 +1800,10 @@
                 <w:szCs w:val="24"/>
               </w:rPr>
               <w:object w:dxaOrig="480" w:dyaOrig="400" w14:anchorId="6FF1856D">
-                <v:shape id="_x0000_i1033" type="#_x0000_t75" style="width:23.3pt;height:19.25pt" o:ole="">
+                <v:shape id="_x0000_i1054" type="#_x0000_t75" style="width:23.45pt;height:18.4pt" o:ole="">
                   <v:imagedata r:id="rId8" o:title=""/>
                 </v:shape>
-                <o:OLEObject Type="Embed" ProgID="Equation.DSMT4" ShapeID="_x0000_i1033" DrawAspect="Content" ObjectID="_1846091752" r:id="rId22"/>
+                <o:OLEObject Type="Embed" ProgID="Equation.DSMT4" ShapeID="_x0000_i1054" DrawAspect="Content" ObjectID="_1851423512" r:id="rId65"/>
               </w:object>
             </w:r>
             <w:r>
@@ -815,10 +1852,10 @@
                 <w:szCs w:val="24"/>
               </w:rPr>
               <w:object w:dxaOrig="1340" w:dyaOrig="740" w14:anchorId="091C6670">
-                <v:shape id="_x0000_i1034" type="#_x0000_t75" style="width:66.95pt;height:37.5pt" o:ole="">
-                  <v:imagedata r:id="rId23" o:title=""/>
+                <v:shape id="_x0000_i1055" type="#_x0000_t75" style="width:67pt;height:37.65pt" o:ole="">
+                  <v:imagedata r:id="rId66" o:title=""/>
                 </v:shape>
-                <o:OLEObject Type="Embed" ProgID="Equation.DSMT4" ShapeID="_x0000_i1034" DrawAspect="Content" ObjectID="_1846091753" r:id="rId24"/>
+                <o:OLEObject Type="Embed" ProgID="Equation.DSMT4" ShapeID="_x0000_i1055" DrawAspect="Content" ObjectID="_1851423513" r:id="rId67"/>
               </w:object>
             </w:r>
             <w:r>
@@ -870,10 +1907,10 @@
                 <w:szCs w:val="24"/>
               </w:rPr>
               <w:object w:dxaOrig="2040" w:dyaOrig="840" w14:anchorId="5393479F">
-                <v:shape id="_x0000_i1035" type="#_x0000_t75" style="width:101.4pt;height:41.6pt" o:ole="">
-                  <v:imagedata r:id="rId25" o:title=""/>
+                <v:shape id="_x0000_i1056" type="#_x0000_t75" style="width:101.3pt;height:41pt" o:ole="">
+                  <v:imagedata r:id="rId68" o:title=""/>
                 </v:shape>
-                <o:OLEObject Type="Embed" ProgID="Equation.DSMT4" ShapeID="_x0000_i1035" DrawAspect="Content" ObjectID="_1846091754" r:id="rId26"/>
+                <o:OLEObject Type="Embed" ProgID="Equation.DSMT4" ShapeID="_x0000_i1056" DrawAspect="Content" ObjectID="_1851423514" r:id="rId69"/>
               </w:object>
             </w:r>
           </w:p>
@@ -939,19 +1976,37 @@
           <w:szCs w:val="24"/>
         </w:rPr>
         <w:object w:dxaOrig="1320" w:dyaOrig="620" w14:anchorId="38F41EBF">
-          <v:shape id="_x0000_i1036" type="#_x0000_t75" style="width:66.9pt;height:31.45pt" o:ole="">
-            <v:imagedata r:id="rId27" o:title=""/>
-          </v:shape>
-          <o:OLEObject Type="Embed" ProgID="Equation.DSMT4" ShapeID="_x0000_i1036" DrawAspect="Content" ObjectID="_1846091755" r:id="rId28"/>
-        </w:object>
-      </w:r>
-      <w:r>
-        <w:rPr>
-          <w:rFonts w:ascii="Times New Roman" w:hAnsi="Times New Roman" w:cs="Times New Roman"/>
-          <w:sz w:val="24"/>
-          <w:szCs w:val="24"/>
-        </w:rPr>
-        <w:t xml:space="preserve">.  By the Fundamental Theorem of Calculus we know that </w:t>
+          <v:shape id="_x0000_i1057" type="#_x0000_t75" style="width:67pt;height:31.8pt" o:ole="">
+            <v:imagedata r:id="rId70" o:title=""/>
+          </v:shape>
+          <o:OLEObject Type="Embed" ProgID="Equation.DSMT4" ShapeID="_x0000_i1057" DrawAspect="Content" ObjectID="_1851423515" r:id="rId71"/>
+        </w:object>
+      </w:r>
+      <w:r>
+        <w:rPr>
+          <w:rFonts w:ascii="Times New Roman" w:hAnsi="Times New Roman" w:cs="Times New Roman"/>
+          <w:sz w:val="24"/>
+          <w:szCs w:val="24"/>
+        </w:rPr>
+        <w:t xml:space="preserve">.  By the Fundamental Theorem of </w:t>
+      </w:r>
+      <w:proofErr w:type="gramStart"/>
+      <w:r>
+        <w:rPr>
+          <w:rFonts w:ascii="Times New Roman" w:hAnsi="Times New Roman" w:cs="Times New Roman"/>
+          <w:sz w:val="24"/>
+          <w:szCs w:val="24"/>
+        </w:rPr>
+        <w:t>Calculus</w:t>
+      </w:r>
+      <w:proofErr w:type="gramEnd"/>
+      <w:r>
+        <w:rPr>
+          <w:rFonts w:ascii="Times New Roman" w:hAnsi="Times New Roman" w:cs="Times New Roman"/>
+          <w:sz w:val="24"/>
+          <w:szCs w:val="24"/>
+        </w:rPr>
+        <w:t xml:space="preserve"> we know that </w:t>
       </w:r>
       <w:r>
         <w:rPr>
@@ -961,19 +2016,37 @@
           <w:szCs w:val="24"/>
         </w:rPr>
         <w:object w:dxaOrig="1160" w:dyaOrig="620" w14:anchorId="26AB5BC7">
-          <v:shape id="_x0000_i1037" type="#_x0000_t75" style="width:56.8pt;height:31.45pt" o:ole="">
-            <v:imagedata r:id="rId29" o:title=""/>
-          </v:shape>
-          <o:OLEObject Type="Embed" ProgID="Equation.DSMT4" ShapeID="_x0000_i1037" DrawAspect="Content" ObjectID="_1846091756" r:id="rId30"/>
-        </w:object>
-      </w:r>
-      <w:r>
-        <w:rPr>
-          <w:rFonts w:ascii="Times New Roman" w:hAnsi="Times New Roman" w:cs="Times New Roman"/>
-          <w:sz w:val="24"/>
-          <w:szCs w:val="24"/>
-        </w:rPr>
-        <w:t xml:space="preserve">.  Since the curve is smooth we know that </w:t>
+          <v:shape id="_x0000_i1058" type="#_x0000_t75" style="width:56.95pt;height:31.8pt" o:ole="">
+            <v:imagedata r:id="rId72" o:title=""/>
+          </v:shape>
+          <o:OLEObject Type="Embed" ProgID="Equation.DSMT4" ShapeID="_x0000_i1058" DrawAspect="Content" ObjectID="_1851423516" r:id="rId73"/>
+        </w:object>
+      </w:r>
+      <w:r>
+        <w:rPr>
+          <w:rFonts w:ascii="Times New Roman" w:hAnsi="Times New Roman" w:cs="Times New Roman"/>
+          <w:sz w:val="24"/>
+          <w:szCs w:val="24"/>
+        </w:rPr>
+        <w:t xml:space="preserve">.  Since the curve is </w:t>
+      </w:r>
+      <w:proofErr w:type="gramStart"/>
+      <w:r>
+        <w:rPr>
+          <w:rFonts w:ascii="Times New Roman" w:hAnsi="Times New Roman" w:cs="Times New Roman"/>
+          <w:sz w:val="24"/>
+          <w:szCs w:val="24"/>
+        </w:rPr>
+        <w:t>smooth</w:t>
+      </w:r>
+      <w:proofErr w:type="gramEnd"/>
+      <w:r>
+        <w:rPr>
+          <w:rFonts w:ascii="Times New Roman" w:hAnsi="Times New Roman" w:cs="Times New Roman"/>
+          <w:sz w:val="24"/>
+          <w:szCs w:val="24"/>
+        </w:rPr>
+        <w:t xml:space="preserve"> we know that </w:t>
       </w:r>
       <w:r>
         <w:rPr>
@@ -983,10 +2056,10 @@
           <w:szCs w:val="24"/>
         </w:rPr>
         <w:object w:dxaOrig="1020" w:dyaOrig="440" w14:anchorId="3A0514D4">
-          <v:shape id="_x0000_i1038" type="#_x0000_t75" style="width:50.7pt;height:21.3pt" o:ole="">
-            <v:imagedata r:id="rId31" o:title=""/>
-          </v:shape>
-          <o:OLEObject Type="Embed" ProgID="Equation.DSMT4" ShapeID="_x0000_i1038" DrawAspect="Content" ObjectID="_1846091757" r:id="rId32"/>
+          <v:shape id="_x0000_i1059" type="#_x0000_t75" style="width:51.05pt;height:20.95pt" o:ole="">
+            <v:imagedata r:id="rId74" o:title=""/>
+          </v:shape>
+          <o:OLEObject Type="Embed" ProgID="Equation.DSMT4" ShapeID="_x0000_i1059" DrawAspect="Content" ObjectID="_1851423517" r:id="rId75"/>
         </w:object>
       </w:r>
       <w:r>
@@ -1005,10 +2078,10 @@
           <w:szCs w:val="24"/>
         </w:rPr>
         <w:object w:dxaOrig="4940" w:dyaOrig="700" w14:anchorId="683FEDCE">
-          <v:shape id="_x0000_i1039" type="#_x0000_t75" style="width:247.5pt;height:34.5pt" o:ole="">
-            <v:imagedata r:id="rId33" o:title=""/>
-          </v:shape>
-          <o:OLEObject Type="Embed" ProgID="Equation.DSMT4" ShapeID="_x0000_i1039" DrawAspect="Content" ObjectID="_1846091758" r:id="rId34"/>
+          <v:shape id="_x0000_i1060" type="#_x0000_t75" style="width:247.8pt;height:34.35pt" o:ole="">
+            <v:imagedata r:id="rId76" o:title=""/>
+          </v:shape>
+          <o:OLEObject Type="Embed" ProgID="Equation.DSMT4" ShapeID="_x0000_i1060" DrawAspect="Content" ObjectID="_1851423518" r:id="rId77"/>
         </w:object>
       </w:r>
       <w:r>
@@ -1027,10 +2100,10 @@
           <w:szCs w:val="24"/>
         </w:rPr>
         <w:object w:dxaOrig="2380" w:dyaOrig="800" w14:anchorId="5485553D">
-          <v:shape id="_x0000_i1040" type="#_x0000_t75" style="width:118.65pt;height:40.55pt" o:ole="">
-            <v:imagedata r:id="rId35" o:title=""/>
-          </v:shape>
-          <o:OLEObject Type="Embed" ProgID="Equation.DSMT4" ShapeID="_x0000_i1040" DrawAspect="Content" ObjectID="_1846091759" r:id="rId36"/>
+          <v:shape id="_x0000_i1061" type="#_x0000_t75" style="width:118.9pt;height:40.2pt" o:ole="">
+            <v:imagedata r:id="rId78" o:title=""/>
+          </v:shape>
+          <o:OLEObject Type="Embed" ProgID="Equation.DSMT4" ShapeID="_x0000_i1061" DrawAspect="Content" ObjectID="_1851423519" r:id="rId79"/>
         </w:object>
       </w:r>
       <w:r>
@@ -1049,10 +2122,10 @@
           <w:szCs w:val="24"/>
         </w:rPr>
         <w:object w:dxaOrig="1380" w:dyaOrig="740" w14:anchorId="23C59789">
-          <v:shape id="_x0000_i1041" type="#_x0000_t75" style="width:67.95pt;height:37.5pt" o:ole="">
-            <v:imagedata r:id="rId37" o:title=""/>
-          </v:shape>
-          <o:OLEObject Type="Embed" ProgID="Equation.DSMT4" ShapeID="_x0000_i1041" DrawAspect="Content" ObjectID="_1846091760" r:id="rId38"/>
+          <v:shape id="_x0000_i1062" type="#_x0000_t75" style="width:68.65pt;height:37.65pt" o:ole="">
+            <v:imagedata r:id="rId80" o:title=""/>
+          </v:shape>
+          <o:OLEObject Type="Embed" ProgID="Equation.DSMT4" ShapeID="_x0000_i1062" DrawAspect="Content" ObjectID="_1851423520" r:id="rId81"/>
         </w:object>
       </w:r>
       <w:r>
@@ -1110,8 +2183,49 @@
           <w:sz w:val="24"/>
           <w:szCs w:val="24"/>
         </w:rPr>
+        <w:t xml:space="preserve">We know, by definition, that </w:t>
+      </w:r>
+      <w:r>
+        <w:rPr>
+          <w:rFonts w:ascii="Times New Roman" w:hAnsi="Times New Roman" w:cs="Times New Roman"/>
+          <w:position w:val="-32"/>
+          <w:sz w:val="24"/>
+          <w:szCs w:val="24"/>
+        </w:rPr>
+        <w:object w:dxaOrig="7560" w:dyaOrig="700" w14:anchorId="4A7CBF07">
+          <v:shape id="_x0000_i1063" type="#_x0000_t75" style="width:379.25pt;height:34.35pt" o:ole="">
+            <v:imagedata r:id="rId82" o:title=""/>
+          </v:shape>
+          <o:OLEObject Type="Embed" ProgID="Equation.DSMT4" ShapeID="_x0000_i1063" DrawAspect="Content" ObjectID="_1851423521" r:id="rId83"/>
+        </w:object>
+      </w:r>
+      <w:r>
+        <w:rPr>
+          <w:rFonts w:ascii="Times New Roman" w:hAnsi="Times New Roman" w:cs="Times New Roman"/>
+          <w:sz w:val="24"/>
+          <w:szCs w:val="24"/>
+        </w:rPr>
+        <w:t>.</w:t>
+      </w:r>
+    </w:p>
+    <w:p>
+      <w:pPr>
+        <w:pStyle w:val="NoSpacing"/>
+        <w:ind w:left="720"/>
+        <w:rPr>
+          <w:rFonts w:ascii="Times New Roman" w:hAnsi="Times New Roman" w:cs="Times New Roman"/>
+          <w:sz w:val="24"/>
+          <w:szCs w:val="24"/>
+        </w:rPr>
+      </w:pPr>
+      <w:r>
+        <w:rPr>
+          <w:rFonts w:ascii="Times New Roman" w:hAnsi="Times New Roman" w:cs="Times New Roman"/>
+          <w:sz w:val="24"/>
+          <w:szCs w:val="24"/>
+        </w:rPr>
         <w:lastRenderedPageBreak/>
-        <w:t xml:space="preserve">We know, by definition, that </w:t>
+        <w:t xml:space="preserve">We also know, by definition, that </w:t>
       </w:r>
       <w:r>
         <w:rPr>
@@ -1120,11 +2234,55 @@
           <w:sz w:val="24"/>
           <w:szCs w:val="24"/>
         </w:rPr>
-        <w:object w:dxaOrig="7560" w:dyaOrig="700" w14:anchorId="4A7CBF07">
-          <v:shape id="_x0000_i1042" type="#_x0000_t75" style="width:379.15pt;height:34.5pt" o:ole="">
-            <v:imagedata r:id="rId39" o:title=""/>
-          </v:shape>
-          <o:OLEObject Type="Embed" ProgID="Equation.DSMT4" ShapeID="_x0000_i1042" DrawAspect="Content" ObjectID="_1846091761" r:id="rId40"/>
+        <w:object w:dxaOrig="3860" w:dyaOrig="700" w14:anchorId="67A2EF70">
+          <v:shape id="_x0000_i1064" type="#_x0000_t75" style="width:192.55pt;height:34.35pt" o:ole="">
+            <v:imagedata r:id="rId84" o:title=""/>
+          </v:shape>
+          <o:OLEObject Type="Embed" ProgID="Equation.DSMT4" ShapeID="_x0000_i1064" DrawAspect="Content" ObjectID="_1851423522" r:id="rId85"/>
+        </w:object>
+      </w:r>
+      <w:r>
+        <w:rPr>
+          <w:rFonts w:ascii="Times New Roman" w:hAnsi="Times New Roman" w:cs="Times New Roman"/>
+          <w:sz w:val="24"/>
+          <w:szCs w:val="24"/>
+        </w:rPr>
+        <w:t xml:space="preserve"> and by (a) we know that </w:t>
+      </w:r>
+      <w:r>
+        <w:rPr>
+          <w:rFonts w:ascii="Times New Roman" w:hAnsi="Times New Roman" w:cs="Times New Roman"/>
+          <w:position w:val="-32"/>
+          <w:sz w:val="24"/>
+          <w:szCs w:val="24"/>
+        </w:rPr>
+        <w:object w:dxaOrig="3300" w:dyaOrig="740" w14:anchorId="5CFB25E0">
+          <v:shape id="_x0000_i1065" type="#_x0000_t75" style="width:162.4pt;height:37.65pt" o:ole="">
+            <v:imagedata r:id="rId86" o:title=""/>
+          </v:shape>
+          <o:OLEObject Type="Embed" ProgID="Equation.DSMT4" ShapeID="_x0000_i1065" DrawAspect="Content" ObjectID="_1851423523" r:id="rId87"/>
+        </w:object>
+      </w:r>
+      <w:r>
+        <w:rPr>
+          <w:rFonts w:ascii="Times New Roman" w:hAnsi="Times New Roman" w:cs="Times New Roman"/>
+          <w:sz w:val="24"/>
+          <w:szCs w:val="24"/>
+        </w:rPr>
+        <w:t xml:space="preserve"> therefore we can see that </w:t>
+      </w:r>
+      <w:r>
+        <w:rPr>
+          <w:rFonts w:ascii="Times New Roman" w:hAnsi="Times New Roman" w:cs="Times New Roman"/>
+          <w:position w:val="-14"/>
+          <w:sz w:val="24"/>
+          <w:szCs w:val="24"/>
+        </w:rPr>
+        <w:object w:dxaOrig="2040" w:dyaOrig="400" w14:anchorId="4979AB7B">
+          <v:shape id="_x0000_i1066" type="#_x0000_t75" style="width:101.3pt;height:18.4pt" o:ole="">
+            <v:imagedata r:id="rId88" o:title=""/>
+          </v:shape>
+          <o:OLEObject Type="Embed" ProgID="Equation.DSMT4" ShapeID="_x0000_i1066" DrawAspect="Content" ObjectID="_1851423524" r:id="rId89"/>
         </w:object>
       </w:r>
       <w:r>
@@ -1152,51 +2310,1143 @@
           <w:sz w:val="24"/>
           <w:szCs w:val="24"/>
         </w:rPr>
-        <w:t xml:space="preserve">We also know, by definition, that </w:t>
-      </w:r>
-      <w:r>
-        <w:rPr>
-          <w:rFonts w:ascii="Times New Roman" w:hAnsi="Times New Roman" w:cs="Times New Roman"/>
+        <w:t xml:space="preserve">If we use this to substitute into </w:t>
+      </w:r>
+      <w:r>
+        <w:rPr>
+          <w:rFonts w:ascii="Times New Roman" w:hAnsi="Times New Roman" w:cs="Times New Roman"/>
+          <w:position w:val="-16"/>
+          <w:sz w:val="24"/>
+          <w:szCs w:val="24"/>
+        </w:rPr>
+        <w:object w:dxaOrig="3220" w:dyaOrig="540" w14:anchorId="004E8680">
+          <v:shape id="_x0000_i1067" type="#_x0000_t75" style="width:161.6pt;height:25.95pt" o:ole="">
+            <v:imagedata r:id="rId90" o:title=""/>
+          </v:shape>
+          <o:OLEObject Type="Embed" ProgID="Equation.DSMT4" ShapeID="_x0000_i1067" DrawAspect="Content" ObjectID="_1851423525" r:id="rId91"/>
+        </w:object>
+      </w:r>
+      <w:r>
+        <w:rPr>
+          <w:rFonts w:ascii="Times New Roman" w:hAnsi="Times New Roman" w:cs="Times New Roman"/>
+          <w:sz w:val="24"/>
+          <w:szCs w:val="24"/>
+        </w:rPr>
+        <w:t xml:space="preserve"> we obtain that </w:t>
+      </w:r>
+      <w:r>
+        <w:rPr>
+          <w:rFonts w:ascii="Times New Roman" w:hAnsi="Times New Roman" w:cs="Times New Roman"/>
+          <w:position w:val="-16"/>
+          <w:sz w:val="24"/>
+          <w:szCs w:val="24"/>
+        </w:rPr>
+        <w:object w:dxaOrig="6920" w:dyaOrig="540" w14:anchorId="2618564B">
+          <v:shape id="_x0000_i1068" type="#_x0000_t75" style="width:345.75pt;height:27.65pt" o:ole="">
+            <v:imagedata r:id="rId92" o:title=""/>
+          </v:shape>
+          <o:OLEObject Type="Embed" ProgID="Equation.DSMT4" ShapeID="_x0000_i1068" DrawAspect="Content" ObjectID="_1851423526" r:id="rId93"/>
+        </w:object>
+      </w:r>
+      <w:r>
+        <w:rPr>
+          <w:rFonts w:ascii="Times New Roman" w:hAnsi="Times New Roman" w:cs="Times New Roman"/>
+          <w:sz w:val="24"/>
+          <w:szCs w:val="24"/>
+        </w:rPr>
+        <w:t>.</w:t>
+      </w:r>
+    </w:p>
+    <w:p>
+      <w:pPr>
+        <w:pStyle w:val="NoSpacing"/>
+        <w:ind w:left="720"/>
+        <w:rPr>
+          <w:rFonts w:ascii="Times New Roman" w:hAnsi="Times New Roman" w:cs="Times New Roman"/>
+          <w:sz w:val="24"/>
+          <w:szCs w:val="24"/>
+        </w:rPr>
+      </w:pPr>
+      <w:r>
+        <w:rPr>
+          <w:rFonts w:ascii="Times New Roman" w:hAnsi="Times New Roman" w:cs="Times New Roman"/>
+          <w:sz w:val="24"/>
+          <w:szCs w:val="24"/>
+        </w:rPr>
+        <w:t xml:space="preserve">If we now compute </w:t>
+      </w:r>
+      <w:r>
+        <w:rPr>
+          <w:rFonts w:ascii="Times New Roman" w:hAnsi="Times New Roman" w:cs="Times New Roman"/>
+          <w:position w:val="-14"/>
+          <w:sz w:val="24"/>
+          <w:szCs w:val="24"/>
+        </w:rPr>
+        <w:object w:dxaOrig="1200" w:dyaOrig="400" w14:anchorId="0B808331">
+          <v:shape id="_x0000_i1069" type="#_x0000_t75" style="width:61.1pt;height:18.4pt" o:ole="">
+            <v:imagedata r:id="rId94" o:title=""/>
+          </v:shape>
+          <o:OLEObject Type="Embed" ProgID="Equation.DSMT4" ShapeID="_x0000_i1069" DrawAspect="Content" ObjectID="_1851423527" r:id="rId95"/>
+        </w:object>
+      </w:r>
+      <w:r>
+        <w:rPr>
+          <w:rFonts w:ascii="Times New Roman" w:hAnsi="Times New Roman" w:cs="Times New Roman"/>
+          <w:sz w:val="24"/>
+          <w:szCs w:val="24"/>
+        </w:rPr>
+        <w:t xml:space="preserve"> we obtain:  </w:t>
+      </w:r>
+    </w:p>
+    <w:p>
+      <w:pPr>
+        <w:pStyle w:val="NoSpacing"/>
+        <w:ind w:left="720"/>
+        <w:rPr>
+          <w:rFonts w:ascii="Times New Roman" w:hAnsi="Times New Roman" w:cs="Times New Roman"/>
+          <w:sz w:val="24"/>
+          <w:szCs w:val="24"/>
+        </w:rPr>
+      </w:pPr>
+      <w:r>
+        <w:rPr>
+          <w:rFonts w:ascii="Times New Roman" w:hAnsi="Times New Roman" w:cs="Times New Roman"/>
+          <w:sz w:val="24"/>
+          <w:szCs w:val="24"/>
+        </w:rPr>
+        <w:tab/>
+      </w:r>
+      <w:r>
+        <w:rPr>
+          <w:rFonts w:ascii="Times New Roman" w:hAnsi="Times New Roman" w:cs="Times New Roman"/>
+          <w:position w:val="-54"/>
+          <w:sz w:val="24"/>
+          <w:szCs w:val="24"/>
+        </w:rPr>
+        <w:object w:dxaOrig="8059" w:dyaOrig="1200" w14:anchorId="23CC912E">
+          <v:shape id="_x0000_i1070" type="#_x0000_t75" style="width:403.55pt;height:61.1pt" o:ole="">
+            <v:imagedata r:id="rId96" o:title=""/>
+          </v:shape>
+          <o:OLEObject Type="Embed" ProgID="Equation.DSMT4" ShapeID="_x0000_i1070" DrawAspect="Content" ObjectID="_1851423528" r:id="rId97"/>
+        </w:object>
+      </w:r>
+    </w:p>
+    <w:p>
+      <w:pPr>
+        <w:pStyle w:val="NoSpacing"/>
+        <w:ind w:left="720"/>
+        <w:rPr>
+          <w:rFonts w:ascii="Times New Roman" w:hAnsi="Times New Roman" w:cs="Times New Roman"/>
+          <w:sz w:val="24"/>
+          <w:szCs w:val="24"/>
+        </w:rPr>
+      </w:pPr>
+      <w:r>
+        <w:rPr>
+          <w:rFonts w:ascii="Times New Roman" w:hAnsi="Times New Roman" w:cs="Times New Roman"/>
+          <w:sz w:val="24"/>
+          <w:szCs w:val="24"/>
+        </w:rPr>
+        <w:t xml:space="preserve">However, since </w:t>
+      </w:r>
+      <w:r>
+        <w:rPr>
+          <w:rFonts w:ascii="Times New Roman" w:hAnsi="Times New Roman" w:cs="Times New Roman"/>
+          <w:position w:val="-14"/>
+          <w:sz w:val="24"/>
+          <w:szCs w:val="24"/>
+        </w:rPr>
+        <w:object w:dxaOrig="520" w:dyaOrig="400" w14:anchorId="7C3B61FB">
+          <v:shape id="_x0000_i1071" type="#_x0000_t75" style="width:25.1pt;height:18.4pt" o:ole="">
+            <v:imagedata r:id="rId98" o:title=""/>
+          </v:shape>
+          <o:OLEObject Type="Embed" ProgID="Equation.DSMT4" ShapeID="_x0000_i1071" DrawAspect="Content" ObjectID="_1851423529" r:id="rId99"/>
+        </w:object>
+      </w:r>
+      <w:r>
+        <w:rPr>
+          <w:rFonts w:ascii="Times New Roman" w:hAnsi="Times New Roman" w:cs="Times New Roman"/>
+          <w:sz w:val="24"/>
+          <w:szCs w:val="24"/>
+        </w:rPr>
+        <w:t xml:space="preserve">is a unit vector it follows that </w:t>
+      </w:r>
+      <w:r>
+        <w:rPr>
+          <w:rFonts w:ascii="Times New Roman" w:hAnsi="Times New Roman" w:cs="Times New Roman"/>
+          <w:position w:val="-16"/>
+          <w:sz w:val="24"/>
+          <w:szCs w:val="24"/>
+        </w:rPr>
+        <w:object w:dxaOrig="2420" w:dyaOrig="480" w14:anchorId="51B93F77">
+          <v:shape id="_x0000_i1072" type="#_x0000_t75" style="width:120.55pt;height:24.3pt" o:ole="">
+            <v:imagedata r:id="rId100" o:title=""/>
+          </v:shape>
+          <o:OLEObject Type="Embed" ProgID="Equation.DSMT4" ShapeID="_x0000_i1072" DrawAspect="Content" ObjectID="_1851423530" r:id="rId101"/>
+        </w:object>
+      </w:r>
+      <w:r>
+        <w:rPr>
+          <w:rFonts w:ascii="Times New Roman" w:hAnsi="Times New Roman" w:cs="Times New Roman"/>
+          <w:sz w:val="24"/>
+          <w:szCs w:val="24"/>
+        </w:rPr>
+        <w:t>.</w:t>
+      </w:r>
+    </w:p>
+    <w:p>
+      <w:pPr>
+        <w:pStyle w:val="NoSpacing"/>
+        <w:ind w:left="720"/>
+        <w:rPr>
+          <w:rFonts w:ascii="Times New Roman" w:hAnsi="Times New Roman" w:cs="Times New Roman"/>
+          <w:sz w:val="24"/>
+          <w:szCs w:val="24"/>
+        </w:rPr>
+      </w:pPr>
+      <w:r>
+        <w:rPr>
+          <w:rFonts w:ascii="Times New Roman" w:hAnsi="Times New Roman" w:cs="Times New Roman"/>
+          <w:sz w:val="24"/>
+          <w:szCs w:val="24"/>
+        </w:rPr>
+        <w:t xml:space="preserve">Therefore, we have that </w:t>
+      </w:r>
+      <w:r>
+        <w:rPr>
+          <w:rFonts w:ascii="Times New Roman" w:hAnsi="Times New Roman" w:cs="Times New Roman"/>
+          <w:position w:val="-38"/>
+          <w:sz w:val="24"/>
+          <w:szCs w:val="24"/>
+        </w:rPr>
+        <w:object w:dxaOrig="2040" w:dyaOrig="840" w14:anchorId="0A2347B3">
+          <v:shape id="_x0000_i1073" type="#_x0000_t75" style="width:100.45pt;height:41pt" o:ole="">
+            <v:imagedata r:id="rId102" o:title=""/>
+          </v:shape>
+          <o:OLEObject Type="Embed" ProgID="Equation.DSMT4" ShapeID="_x0000_i1073" DrawAspect="Content" ObjectID="_1851423531" r:id="rId103"/>
+        </w:object>
+      </w:r>
+    </w:p>
+    <w:p>
+      <w:pPr>
+        <w:pStyle w:val="NoSpacing"/>
+        <w:jc w:val="right"/>
+        <w:rPr>
+          <w:rFonts w:ascii="Times New Roman" w:hAnsi="Times New Roman" w:cs="Times New Roman"/>
+          <w:sz w:val="24"/>
+          <w:szCs w:val="24"/>
+        </w:rPr>
+      </w:pPr>
+      <w:r>
+        <w:rPr>
+          <w:rFonts w:ascii="Times New Roman" w:hAnsi="Times New Roman" w:cs="Times New Roman"/>
+          <w:sz w:val="24"/>
+          <w:szCs w:val="24"/>
+        </w:rPr>
+        <w:sym w:font="Wingdings" w:char="F06E"/>
+      </w:r>
+    </w:p>
+    <w:p>
+      <w:pPr>
+        <w:pStyle w:val="NoSpacing"/>
+        <w:rPr>
+          <w:rFonts w:ascii="Times New Roman" w:hAnsi="Times New Roman" w:cs="Times New Roman"/>
+          <w:sz w:val="24"/>
+          <w:szCs w:val="24"/>
+        </w:rPr>
+      </w:pPr>
+    </w:p>
+    <w:p>
+      <w:pPr>
+        <w:pStyle w:val="NoSpacing"/>
+        <w:rPr>
+          <w:rFonts w:ascii="Times New Roman" w:hAnsi="Times New Roman" w:cs="Times New Roman"/>
+          <w:i/>
+          <w:sz w:val="24"/>
+          <w:szCs w:val="24"/>
+        </w:rPr>
+      </w:pPr>
+      <w:r>
+        <w:rPr>
+          <w:rFonts w:ascii="Times New Roman" w:hAnsi="Times New Roman" w:cs="Times New Roman"/>
+          <w:i/>
+          <w:sz w:val="24"/>
+          <w:szCs w:val="24"/>
+        </w:rPr>
+        <w:t>Note</w:t>
+      </w:r>
+      <w:proofErr w:type="gramStart"/>
+      <w:r>
+        <w:rPr>
+          <w:rFonts w:ascii="Times New Roman" w:hAnsi="Times New Roman" w:cs="Times New Roman"/>
+          <w:i/>
+          <w:sz w:val="24"/>
+          <w:szCs w:val="24"/>
+        </w:rPr>
+        <w:t>:  These</w:t>
+      </w:r>
+      <w:proofErr w:type="gramEnd"/>
+      <w:r>
+        <w:rPr>
+          <w:rFonts w:ascii="Times New Roman" w:hAnsi="Times New Roman" w:cs="Times New Roman"/>
+          <w:i/>
+          <w:sz w:val="24"/>
+          <w:szCs w:val="24"/>
+        </w:rPr>
+        <w:t xml:space="preserve"> formulas provide us with a much easier way to compute the curvature compared with computing directly from the definition.</w:t>
+      </w:r>
+    </w:p>
+    <w:p>
+      <w:pPr>
+        <w:pStyle w:val="NoSpacing"/>
+        <w:rPr>
+          <w:rFonts w:ascii="Times New Roman" w:hAnsi="Times New Roman" w:cs="Times New Roman"/>
+          <w:sz w:val="24"/>
+          <w:szCs w:val="24"/>
+        </w:rPr>
+      </w:pPr>
+    </w:p>
+    <w:p>
+      <w:pPr>
+        <w:pStyle w:val="NoSpacing"/>
+        <w:rPr>
+          <w:rFonts w:ascii="Times New Roman" w:hAnsi="Times New Roman" w:cs="Times New Roman"/>
+          <w:i/>
+          <w:sz w:val="24"/>
+          <w:szCs w:val="24"/>
+        </w:rPr>
+      </w:pPr>
+      <w:r>
+        <w:rPr>
+          <w:rFonts w:ascii="Times New Roman" w:hAnsi="Times New Roman" w:cs="Times New Roman"/>
+          <w:i/>
+          <w:sz w:val="24"/>
+          <w:szCs w:val="24"/>
+        </w:rPr>
+        <w:t>Note</w:t>
+      </w:r>
+      <w:proofErr w:type="gramStart"/>
+      <w:r>
+        <w:rPr>
+          <w:rFonts w:ascii="Times New Roman" w:hAnsi="Times New Roman" w:cs="Times New Roman"/>
+          <w:i/>
+          <w:sz w:val="24"/>
+          <w:szCs w:val="24"/>
+        </w:rPr>
+        <w:t>:  Part</w:t>
+      </w:r>
+      <w:proofErr w:type="gramEnd"/>
+      <w:r>
+        <w:rPr>
+          <w:rFonts w:ascii="Times New Roman" w:hAnsi="Times New Roman" w:cs="Times New Roman"/>
+          <w:i/>
+          <w:sz w:val="24"/>
+          <w:szCs w:val="24"/>
+        </w:rPr>
+        <w:t xml:space="preserve"> (b) of this theorem will tend to be more useful since it only requires that we know the vector-valued </w:t>
+      </w:r>
+      <w:r>
+        <w:rPr>
+          <w:rFonts w:ascii="Times New Roman" w:hAnsi="Times New Roman" w:cs="Times New Roman"/>
+          <w:i/>
+          <w:sz w:val="24"/>
+          <w:szCs w:val="24"/>
+        </w:rPr>
+        <w:t>function</w:t>
+      </w:r>
+      <w:r>
+        <w:rPr>
+          <w:rFonts w:ascii="Times New Roman" w:hAnsi="Times New Roman" w:cs="Times New Roman"/>
+          <w:i/>
+          <w:sz w:val="24"/>
+          <w:szCs w:val="24"/>
+        </w:rPr>
+        <w:t xml:space="preserve"> </w:t>
+      </w:r>
+      <w:r>
+        <w:rPr>
+          <w:rFonts w:ascii="Times New Roman" w:hAnsi="Times New Roman" w:cs="Times New Roman"/>
+          <w:i/>
+          <w:position w:val="-14"/>
+          <w:sz w:val="24"/>
+          <w:szCs w:val="24"/>
+        </w:rPr>
+        <w:object w:dxaOrig="480" w:dyaOrig="400" w14:anchorId="37F80346">
+          <v:shape id="_x0000_i1074" type="#_x0000_t75" style="width:22.6pt;height:18.4pt" o:ole="">
+            <v:imagedata r:id="rId104" o:title=""/>
+          </v:shape>
+          <o:OLEObject Type="Embed" ProgID="Equation.DSMT4" ShapeID="_x0000_i1074" DrawAspect="Content" ObjectID="_1851423532" r:id="rId105"/>
+        </w:object>
+      </w:r>
+      <w:r>
+        <w:rPr>
+          <w:rFonts w:ascii="Times New Roman" w:hAnsi="Times New Roman" w:cs="Times New Roman"/>
+          <w:i/>
+          <w:sz w:val="24"/>
+          <w:szCs w:val="24"/>
+        </w:rPr>
+        <w:t>, we</w:t>
+      </w:r>
+      <w:r>
+        <w:rPr>
+          <w:rFonts w:ascii="Times New Roman" w:hAnsi="Times New Roman" w:cs="Times New Roman"/>
+          <w:i/>
+          <w:sz w:val="24"/>
+          <w:szCs w:val="24"/>
+        </w:rPr>
+        <w:t xml:space="preserve"> don’t need to compute the tangent vector </w:t>
+      </w:r>
+      <w:r>
+        <w:rPr>
+          <w:rFonts w:ascii="Times New Roman" w:hAnsi="Times New Roman" w:cs="Times New Roman"/>
+          <w:i/>
+          <w:position w:val="-14"/>
+          <w:sz w:val="24"/>
+          <w:szCs w:val="24"/>
+        </w:rPr>
+        <w:object w:dxaOrig="520" w:dyaOrig="400" w14:anchorId="7457D46E">
+          <v:shape id="_x0000_i1075" type="#_x0000_t75" style="width:25.1pt;height:18.4pt" o:ole="">
+            <v:imagedata r:id="rId106" o:title=""/>
+          </v:shape>
+          <o:OLEObject Type="Embed" ProgID="Equation.DSMT4" ShapeID="_x0000_i1075" DrawAspect="Content" ObjectID="_1851423533" r:id="rId107"/>
+        </w:object>
+      </w:r>
+      <w:r>
+        <w:rPr>
+          <w:rFonts w:ascii="Times New Roman" w:hAnsi="Times New Roman" w:cs="Times New Roman"/>
+          <w:i/>
+          <w:sz w:val="24"/>
+          <w:szCs w:val="24"/>
+        </w:rPr>
+        <w:t>, and we can easily change the parameter if needed.</w:t>
+      </w:r>
+    </w:p>
+    <w:p>
+      <w:pPr>
+        <w:pStyle w:val="NoSpacing"/>
+        <w:rPr>
+          <w:rFonts w:ascii="Times New Roman" w:hAnsi="Times New Roman" w:cs="Times New Roman"/>
+          <w:sz w:val="24"/>
+          <w:szCs w:val="24"/>
+        </w:rPr>
+      </w:pPr>
+    </w:p>
+    <w:p>
+      <w:pPr>
+        <w:pStyle w:val="NoSpacing"/>
+        <w:rPr>
+          <w:rFonts w:ascii="Times New Roman" w:hAnsi="Times New Roman" w:cs="Times New Roman"/>
+          <w:sz w:val="24"/>
+          <w:szCs w:val="24"/>
+        </w:rPr>
+      </w:pPr>
+      <w:r>
+        <w:rPr>
+          <w:rFonts w:ascii="Times New Roman" w:hAnsi="Times New Roman" w:cs="Times New Roman"/>
+          <w:b/>
+          <w:bCs/>
+          <w:sz w:val="24"/>
+          <w:szCs w:val="24"/>
+          <w:u w:val="single"/>
+        </w:rPr>
+        <w:t>Example 1:</w:t>
+      </w:r>
+      <w:r>
+        <w:rPr>
+          <w:rFonts w:ascii="Times New Roman" w:hAnsi="Times New Roman" w:cs="Times New Roman"/>
+          <w:sz w:val="24"/>
+          <w:szCs w:val="24"/>
+        </w:rPr>
+        <w:t xml:space="preserve">  Use each of the formulas from the theorem above to calculate the curvature of </w:t>
+      </w:r>
+      <w:r>
+        <w:rPr>
+          <w:rFonts w:ascii="Times New Roman" w:hAnsi="Times New Roman" w:cs="Times New Roman"/>
+          <w:position w:val="-16"/>
+          <w:sz w:val="24"/>
+          <w:szCs w:val="24"/>
+        </w:rPr>
+        <w:object w:dxaOrig="2380" w:dyaOrig="440" w14:anchorId="62CB1100">
+          <v:shape id="_x0000_i1076" type="#_x0000_t75" style="width:118.9pt;height:21.75pt" o:ole="">
+            <v:imagedata r:id="rId108" o:title=""/>
+          </v:shape>
+          <o:OLEObject Type="Embed" ProgID="Equation.DSMT4" ShapeID="_x0000_i1076" DrawAspect="Content" ObjectID="_1851423534" r:id="rId109"/>
+        </w:object>
+      </w:r>
+      <w:r>
+        <w:rPr>
+          <w:rFonts w:ascii="Times New Roman" w:hAnsi="Times New Roman" w:cs="Times New Roman"/>
+          <w:sz w:val="24"/>
+          <w:szCs w:val="24"/>
+        </w:rPr>
+        <w:t>.</w:t>
+      </w:r>
+    </w:p>
+    <w:p>
+      <w:pPr>
+        <w:pStyle w:val="NoSpacing"/>
+        <w:rPr>
+          <w:rFonts w:ascii="Times New Roman" w:hAnsi="Times New Roman" w:cs="Times New Roman"/>
+          <w:sz w:val="24"/>
+          <w:szCs w:val="24"/>
+        </w:rPr>
+      </w:pPr>
+    </w:p>
+    <w:p>
+      <w:pPr>
+        <w:pStyle w:val="NoSpacing"/>
+        <w:rPr>
+          <w:rFonts w:ascii="Times New Roman" w:hAnsi="Times New Roman" w:cs="Times New Roman"/>
+          <w:i/>
+          <w:iCs/>
+          <w:sz w:val="24"/>
+          <w:szCs w:val="24"/>
+        </w:rPr>
+      </w:pPr>
+      <w:r>
+        <w:rPr>
+          <w:rFonts w:ascii="Times New Roman" w:hAnsi="Times New Roman" w:cs="Times New Roman"/>
+          <w:i/>
+          <w:iCs/>
+          <w:sz w:val="24"/>
+          <w:szCs w:val="24"/>
+        </w:rPr>
+        <w:t xml:space="preserve">Using </w:t>
+      </w:r>
+      <w:r>
+        <w:rPr>
+          <w:rFonts w:ascii="Times New Roman" w:hAnsi="Times New Roman" w:cs="Times New Roman"/>
+          <w:i/>
+          <w:iCs/>
           <w:position w:val="-32"/>
           <w:sz w:val="24"/>
           <w:szCs w:val="24"/>
         </w:rPr>
-        <w:object w:dxaOrig="3860" w:dyaOrig="700" w14:anchorId="67A2EF70">
-          <v:shape id="_x0000_i1043" type="#_x0000_t75" style="width:192.6pt;height:34.5pt" o:ole="">
-            <v:imagedata r:id="rId41" o:title=""/>
-          </v:shape>
-          <o:OLEObject Type="Embed" ProgID="Equation.DSMT4" ShapeID="_x0000_i1043" DrawAspect="Content" ObjectID="_1846091762" r:id="rId42"/>
-        </w:object>
-      </w:r>
-      <w:r>
-        <w:rPr>
-          <w:rFonts w:ascii="Times New Roman" w:hAnsi="Times New Roman" w:cs="Times New Roman"/>
-          <w:sz w:val="24"/>
-          <w:szCs w:val="24"/>
-        </w:rPr>
-        <w:t xml:space="preserve"> and by (a) we know that </w:t>
-      </w:r>
-      <w:r>
-        <w:rPr>
-          <w:rFonts w:ascii="Times New Roman" w:hAnsi="Times New Roman" w:cs="Times New Roman"/>
+        <w:object w:dxaOrig="1340" w:dyaOrig="740" w14:anchorId="7880C1DB">
+          <v:shape id="_x0000_i1077" type="#_x0000_t75" style="width:67pt;height:37.65pt" o:ole="">
+            <v:imagedata r:id="rId66" o:title=""/>
+          </v:shape>
+          <o:OLEObject Type="Embed" ProgID="Equation.DSMT4" ShapeID="_x0000_i1077" DrawAspect="Content" ObjectID="_1851423535" r:id="rId110"/>
+        </w:object>
+      </w:r>
+      <w:r>
+        <w:rPr>
+          <w:rFonts w:ascii="Times New Roman" w:hAnsi="Times New Roman" w:cs="Times New Roman"/>
+          <w:i/>
+          <w:iCs/>
+          <w:sz w:val="24"/>
+          <w:szCs w:val="24"/>
+        </w:rPr>
+        <w:t>:</w:t>
+      </w:r>
+    </w:p>
+    <w:p>
+      <w:pPr>
+        <w:pStyle w:val="NoSpacing"/>
+        <w:rPr>
+          <w:rFonts w:ascii="Times New Roman" w:hAnsi="Times New Roman" w:cs="Times New Roman"/>
+          <w:sz w:val="24"/>
+          <w:szCs w:val="24"/>
+        </w:rPr>
+      </w:pPr>
+      <w:r>
+        <w:rPr>
+          <w:rFonts w:ascii="Times New Roman" w:hAnsi="Times New Roman" w:cs="Times New Roman"/>
+          <w:sz w:val="24"/>
+          <w:szCs w:val="24"/>
+        </w:rPr>
+        <w:tab/>
+        <w:t xml:space="preserve">We saw above that </w:t>
+      </w:r>
+      <w:r>
+        <w:rPr>
+          <w:rFonts w:ascii="Times New Roman" w:hAnsi="Times New Roman" w:cs="Times New Roman"/>
+          <w:b/>
+          <w:bCs/>
+          <w:position w:val="-16"/>
+          <w:sz w:val="24"/>
+          <w:szCs w:val="24"/>
+        </w:rPr>
+        <w:object w:dxaOrig="2600" w:dyaOrig="440" w14:anchorId="05FABF18">
+          <v:shape id="_x0000_i1078" type="#_x0000_t75" style="width:130.6pt;height:21.75pt" o:ole="">
+            <v:imagedata r:id="rId31" o:title=""/>
+          </v:shape>
+          <o:OLEObject Type="Embed" ProgID="Equation.DSMT4" ShapeID="_x0000_i1078" DrawAspect="Content" ObjectID="_1851423536" r:id="rId111"/>
+        </w:object>
+      </w:r>
+      <w:r>
+        <w:rPr>
+          <w:rFonts w:ascii="Times New Roman" w:hAnsi="Times New Roman" w:cs="Times New Roman"/>
+          <w:b/>
+          <w:bCs/>
+          <w:sz w:val="24"/>
+          <w:szCs w:val="24"/>
+        </w:rPr>
+        <w:t xml:space="preserve"> </w:t>
+      </w:r>
+      <w:r>
+        <w:rPr>
+          <w:rFonts w:ascii="Times New Roman" w:hAnsi="Times New Roman" w:cs="Times New Roman"/>
+          <w:sz w:val="24"/>
+          <w:szCs w:val="24"/>
+        </w:rPr>
+        <w:t xml:space="preserve">and so we note that </w:t>
+      </w:r>
+      <w:r>
+        <w:rPr>
+          <w:rFonts w:ascii="Times New Roman" w:hAnsi="Times New Roman" w:cs="Times New Roman"/>
+          <w:position w:val="-16"/>
+          <w:sz w:val="24"/>
+          <w:szCs w:val="24"/>
+        </w:rPr>
+        <w:object w:dxaOrig="1200" w:dyaOrig="440" w14:anchorId="15FA96CE">
+          <v:shape id="_x0000_i1079" type="#_x0000_t75" style="width:60.3pt;height:21.75pt" o:ole="">
+            <v:imagedata r:id="rId112" o:title=""/>
+          </v:shape>
+          <o:OLEObject Type="Embed" ProgID="Equation.DSMT4" ShapeID="_x0000_i1079" DrawAspect="Content" ObjectID="_1851423537" r:id="rId113"/>
+        </w:object>
+      </w:r>
+      <w:r>
+        <w:rPr>
+          <w:rFonts w:ascii="Times New Roman" w:hAnsi="Times New Roman" w:cs="Times New Roman"/>
+          <w:sz w:val="24"/>
+          <w:szCs w:val="24"/>
+        </w:rPr>
+        <w:t xml:space="preserve"> and therefore,</w:t>
+      </w:r>
+    </w:p>
+    <w:p>
+      <w:pPr>
+        <w:pStyle w:val="NoSpacing"/>
+        <w:rPr>
+          <w:rFonts w:ascii="Times New Roman" w:hAnsi="Times New Roman" w:cs="Times New Roman"/>
+          <w:sz w:val="24"/>
+          <w:szCs w:val="24"/>
+        </w:rPr>
+      </w:pPr>
+      <w:r>
+        <w:rPr>
+          <w:rFonts w:ascii="Times New Roman" w:hAnsi="Times New Roman" w:cs="Times New Roman"/>
+          <w:sz w:val="24"/>
+          <w:szCs w:val="24"/>
+        </w:rPr>
+        <w:tab/>
+      </w:r>
+      <w:r>
+        <w:rPr>
+          <w:rFonts w:ascii="Times New Roman" w:hAnsi="Times New Roman" w:cs="Times New Roman"/>
+          <w:position w:val="-34"/>
+          <w:sz w:val="24"/>
+          <w:szCs w:val="24"/>
+        </w:rPr>
+        <w:object w:dxaOrig="4520" w:dyaOrig="760" w14:anchorId="7A586C64">
+          <v:shape id="_x0000_i1080" type="#_x0000_t75" style="width:226.05pt;height:38.5pt" o:ole="">
+            <v:imagedata r:id="rId114" o:title=""/>
+          </v:shape>
+          <o:OLEObject Type="Embed" ProgID="Equation.DSMT4" ShapeID="_x0000_i1080" DrawAspect="Content" ObjectID="_1851423538" r:id="rId115"/>
+        </w:object>
+      </w:r>
+      <w:r>
+        <w:rPr>
+          <w:rFonts w:ascii="Times New Roman" w:hAnsi="Times New Roman" w:cs="Times New Roman"/>
+          <w:sz w:val="24"/>
+          <w:szCs w:val="24"/>
+        </w:rPr>
+        <w:t xml:space="preserve">. </w:t>
+      </w:r>
+    </w:p>
+    <w:p>
+      <w:pPr>
+        <w:pStyle w:val="NoSpacing"/>
+        <w:rPr>
+          <w:rFonts w:ascii="Times New Roman" w:hAnsi="Times New Roman" w:cs="Times New Roman"/>
+          <w:sz w:val="24"/>
+          <w:szCs w:val="24"/>
+        </w:rPr>
+      </w:pPr>
+      <w:r>
+        <w:rPr>
+          <w:rFonts w:ascii="Times New Roman" w:hAnsi="Times New Roman" w:cs="Times New Roman"/>
+          <w:sz w:val="24"/>
+          <w:szCs w:val="24"/>
+        </w:rPr>
+        <w:tab/>
+        <w:t xml:space="preserve">We then calculate that </w:t>
+      </w:r>
+      <w:r>
+        <w:rPr>
+          <w:rFonts w:ascii="Times New Roman" w:hAnsi="Times New Roman" w:cs="Times New Roman"/>
+          <w:position w:val="-30"/>
+          <w:sz w:val="24"/>
+          <w:szCs w:val="24"/>
+        </w:rPr>
+        <w:object w:dxaOrig="3640" w:dyaOrig="720" w14:anchorId="64327DE3">
+          <v:shape id="_x0000_i1081" type="#_x0000_t75" style="width:182.5pt;height:36pt" o:ole="">
+            <v:imagedata r:id="rId116" o:title=""/>
+          </v:shape>
+          <o:OLEObject Type="Embed" ProgID="Equation.DSMT4" ShapeID="_x0000_i1081" DrawAspect="Content" ObjectID="_1851423539" r:id="rId117"/>
+        </w:object>
+      </w:r>
+      <w:r>
+        <w:rPr>
+          <w:rFonts w:ascii="Times New Roman" w:hAnsi="Times New Roman" w:cs="Times New Roman"/>
+          <w:sz w:val="24"/>
+          <w:szCs w:val="24"/>
+        </w:rPr>
+        <w:t xml:space="preserve"> and </w:t>
+      </w:r>
+    </w:p>
+    <w:p>
+      <w:pPr>
+        <w:pStyle w:val="NoSpacing"/>
+        <w:ind w:firstLine="720"/>
+        <w:rPr>
+          <w:rFonts w:ascii="Times New Roman" w:hAnsi="Times New Roman" w:cs="Times New Roman"/>
+          <w:sz w:val="24"/>
+          <w:szCs w:val="24"/>
+        </w:rPr>
+      </w:pPr>
+      <w:r>
+        <w:rPr>
+          <w:rFonts w:ascii="Times New Roman" w:hAnsi="Times New Roman" w:cs="Times New Roman"/>
+          <w:position w:val="-28"/>
+          <w:sz w:val="24"/>
+          <w:szCs w:val="24"/>
+        </w:rPr>
+        <w:object w:dxaOrig="4599" w:dyaOrig="720" w14:anchorId="445F3073">
+          <v:shape id="_x0000_i1082" type="#_x0000_t75" style="width:229.4pt;height:36pt" o:ole="">
+            <v:imagedata r:id="rId118" o:title=""/>
+          </v:shape>
+          <o:OLEObject Type="Embed" ProgID="Equation.DSMT4" ShapeID="_x0000_i1082" DrawAspect="Content" ObjectID="_1851423540" r:id="rId119"/>
+        </w:object>
+      </w:r>
+    </w:p>
+    <w:p>
+      <w:pPr>
+        <w:pStyle w:val="NoSpacing"/>
+        <w:ind w:firstLine="720"/>
+        <w:rPr>
+          <w:rFonts w:ascii="Times New Roman" w:hAnsi="Times New Roman" w:cs="Times New Roman"/>
+          <w:sz w:val="24"/>
+          <w:szCs w:val="24"/>
+        </w:rPr>
+      </w:pPr>
+      <w:r>
+        <w:rPr>
+          <w:rFonts w:ascii="Times New Roman" w:hAnsi="Times New Roman" w:cs="Times New Roman"/>
+          <w:sz w:val="24"/>
+          <w:szCs w:val="24"/>
+        </w:rPr>
+        <w:t xml:space="preserve">Therefore, </w:t>
+      </w:r>
+      <w:r>
+        <w:rPr>
+          <w:rFonts w:ascii="Times New Roman" w:hAnsi="Times New Roman" w:cs="Times New Roman"/>
+          <w:i/>
+          <w:iCs/>
           <w:position w:val="-32"/>
           <w:sz w:val="24"/>
           <w:szCs w:val="24"/>
         </w:rPr>
-        <w:object w:dxaOrig="3300" w:dyaOrig="740" w14:anchorId="5CFB25E0">
-          <v:shape id="_x0000_i1044" type="#_x0000_t75" style="width:163.2pt;height:37.5pt" o:ole="">
-            <v:imagedata r:id="rId43" o:title=""/>
-          </v:shape>
-          <o:OLEObject Type="Embed" ProgID="Equation.DSMT4" ShapeID="_x0000_i1044" DrawAspect="Content" ObjectID="_1846091763" r:id="rId44"/>
-        </w:object>
-      </w:r>
-      <w:r>
-        <w:rPr>
-          <w:rFonts w:ascii="Times New Roman" w:hAnsi="Times New Roman" w:cs="Times New Roman"/>
-          <w:sz w:val="24"/>
-          <w:szCs w:val="24"/>
-        </w:rPr>
-        <w:t xml:space="preserve"> therefore we can see that </w:t>
+        <w:object w:dxaOrig="2580" w:dyaOrig="1060" w14:anchorId="1700405E">
+          <v:shape id="_x0000_i1083" type="#_x0000_t75" style="width:128.1pt;height:53.6pt" o:ole="">
+            <v:imagedata r:id="rId120" o:title=""/>
+          </v:shape>
+          <o:OLEObject Type="Embed" ProgID="Equation.DSMT4" ShapeID="_x0000_i1083" DrawAspect="Content" ObjectID="_1851423541" r:id="rId121"/>
+        </w:object>
+      </w:r>
+      <w:r>
+        <w:rPr>
+          <w:rFonts w:ascii="Times New Roman" w:hAnsi="Times New Roman" w:cs="Times New Roman"/>
+          <w:i/>
+          <w:iCs/>
+          <w:sz w:val="24"/>
+          <w:szCs w:val="24"/>
+        </w:rPr>
+        <w:t>.</w:t>
+      </w:r>
+    </w:p>
+    <w:p>
+      <w:pPr>
+        <w:pStyle w:val="NoSpacing"/>
+        <w:rPr>
+          <w:rFonts w:ascii="Times New Roman" w:hAnsi="Times New Roman" w:cs="Times New Roman"/>
+          <w:sz w:val="24"/>
+          <w:szCs w:val="24"/>
+        </w:rPr>
+      </w:pPr>
+    </w:p>
+    <w:p>
+      <w:pPr>
+        <w:pStyle w:val="NoSpacing"/>
+        <w:rPr>
+          <w:rFonts w:ascii="Times New Roman" w:hAnsi="Times New Roman" w:cs="Times New Roman"/>
+          <w:sz w:val="24"/>
+          <w:szCs w:val="24"/>
+        </w:rPr>
+      </w:pPr>
+    </w:p>
+    <w:p>
+      <w:pPr>
+        <w:pStyle w:val="NoSpacing"/>
+        <w:rPr>
+          <w:rFonts w:ascii="Times New Roman" w:hAnsi="Times New Roman" w:cs="Times New Roman"/>
+          <w:sz w:val="24"/>
+          <w:szCs w:val="24"/>
+        </w:rPr>
+      </w:pPr>
+    </w:p>
+    <w:p>
+      <w:pPr>
+        <w:pStyle w:val="NoSpacing"/>
+        <w:rPr>
+          <w:rFonts w:ascii="Times New Roman" w:hAnsi="Times New Roman" w:cs="Times New Roman"/>
+          <w:i/>
+          <w:iCs/>
+          <w:sz w:val="24"/>
+          <w:szCs w:val="24"/>
+        </w:rPr>
+      </w:pPr>
+      <w:r>
+        <w:rPr>
+          <w:rFonts w:ascii="Times New Roman" w:hAnsi="Times New Roman" w:cs="Times New Roman"/>
+          <w:i/>
+          <w:iCs/>
+          <w:sz w:val="24"/>
+          <w:szCs w:val="24"/>
+        </w:rPr>
+        <w:lastRenderedPageBreak/>
+        <w:t xml:space="preserve">Using </w:t>
+      </w:r>
+      <w:r>
+        <w:rPr>
+          <w:rFonts w:ascii="Times New Roman" w:hAnsi="Times New Roman" w:cs="Times New Roman"/>
+          <w:position w:val="-38"/>
+          <w:sz w:val="24"/>
+          <w:szCs w:val="24"/>
+        </w:rPr>
+        <w:object w:dxaOrig="2040" w:dyaOrig="840" w14:anchorId="058779D0">
+          <v:shape id="_x0000_i1084" type="#_x0000_t75" style="width:101.3pt;height:41pt" o:ole="">
+            <v:imagedata r:id="rId68" o:title=""/>
+          </v:shape>
+          <o:OLEObject Type="Embed" ProgID="Equation.DSMT4" ShapeID="_x0000_i1084" DrawAspect="Content" ObjectID="_1851423542" r:id="rId122"/>
+        </w:object>
+      </w:r>
+      <w:r>
+        <w:rPr>
+          <w:rFonts w:ascii="Times New Roman" w:hAnsi="Times New Roman" w:cs="Times New Roman"/>
+          <w:i/>
+          <w:iCs/>
+          <w:sz w:val="24"/>
+          <w:szCs w:val="24"/>
+        </w:rPr>
+        <w:t>:</w:t>
+      </w:r>
+    </w:p>
+    <w:p>
+      <w:pPr>
+        <w:pStyle w:val="NoSpacing"/>
+        <w:rPr>
+          <w:rFonts w:ascii="Times New Roman" w:hAnsi="Times New Roman" w:cs="Times New Roman"/>
+          <w:sz w:val="24"/>
+          <w:szCs w:val="24"/>
+        </w:rPr>
+      </w:pPr>
+      <w:r>
+        <w:rPr>
+          <w:rFonts w:ascii="Times New Roman" w:hAnsi="Times New Roman" w:cs="Times New Roman"/>
+          <w:sz w:val="24"/>
+          <w:szCs w:val="24"/>
+        </w:rPr>
+        <w:t xml:space="preserve">We know that that </w:t>
+      </w:r>
+      <w:r>
+        <w:rPr>
+          <w:rFonts w:ascii="Times New Roman" w:hAnsi="Times New Roman" w:cs="Times New Roman"/>
+          <w:position w:val="-16"/>
+          <w:sz w:val="24"/>
+          <w:szCs w:val="24"/>
+        </w:rPr>
+        <w:object w:dxaOrig="2600" w:dyaOrig="440" w14:anchorId="641BD383">
+          <v:shape id="_x0000_i1085" type="#_x0000_t75" style="width:130.6pt;height:21.75pt" o:ole="">
+            <v:imagedata r:id="rId31" o:title=""/>
+          </v:shape>
+          <o:OLEObject Type="Embed" ProgID="Equation.DSMT4" ShapeID="_x0000_i1085" DrawAspect="Content" ObjectID="_1851423543" r:id="rId123"/>
+        </w:object>
+      </w:r>
+      <w:r>
+        <w:rPr>
+          <w:rFonts w:ascii="Times New Roman" w:hAnsi="Times New Roman" w:cs="Times New Roman"/>
+          <w:sz w:val="24"/>
+          <w:szCs w:val="24"/>
+        </w:rPr>
+        <w:t xml:space="preserve"> and so </w:t>
+      </w:r>
+      <w:r>
+        <w:rPr>
+          <w:rFonts w:ascii="Times New Roman" w:hAnsi="Times New Roman" w:cs="Times New Roman"/>
+          <w:position w:val="-16"/>
+          <w:sz w:val="24"/>
+          <w:szCs w:val="24"/>
+        </w:rPr>
+        <w:object w:dxaOrig="2820" w:dyaOrig="440" w14:anchorId="02598ABE">
+          <v:shape id="_x0000_i1086" type="#_x0000_t75" style="width:140.65pt;height:21.75pt" o:ole="">
+            <v:imagedata r:id="rId124" o:title=""/>
+          </v:shape>
+          <o:OLEObject Type="Embed" ProgID="Equation.DSMT4" ShapeID="_x0000_i1086" DrawAspect="Content" ObjectID="_1851423544" r:id="rId125"/>
+        </w:object>
+      </w:r>
+      <w:r>
+        <w:rPr>
+          <w:rFonts w:ascii="Times New Roman" w:hAnsi="Times New Roman" w:cs="Times New Roman"/>
+          <w:sz w:val="24"/>
+          <w:szCs w:val="24"/>
+        </w:rPr>
+        <w:t>.</w:t>
+      </w:r>
+    </w:p>
+    <w:p>
+      <w:pPr>
+        <w:pStyle w:val="NoSpacing"/>
+        <w:rPr>
+          <w:rFonts w:ascii="Times New Roman" w:hAnsi="Times New Roman" w:cs="Times New Roman"/>
+          <w:sz w:val="24"/>
+          <w:szCs w:val="24"/>
+        </w:rPr>
+      </w:pPr>
+      <w:r>
+        <w:rPr>
+          <w:rFonts w:ascii="Times New Roman" w:hAnsi="Times New Roman" w:cs="Times New Roman"/>
+          <w:sz w:val="24"/>
+          <w:szCs w:val="24"/>
+        </w:rPr>
+        <w:t xml:space="preserve">We calculate that </w:t>
+      </w:r>
+      <w:r>
+        <w:rPr>
+          <w:rFonts w:ascii="Times New Roman" w:hAnsi="Times New Roman" w:cs="Times New Roman"/>
+          <w:position w:val="-52"/>
+          <w:sz w:val="24"/>
+          <w:szCs w:val="24"/>
+        </w:rPr>
+        <w:object w:dxaOrig="8940" w:dyaOrig="1160" w14:anchorId="09EA8920">
+          <v:shape id="_x0000_i1087" type="#_x0000_t75" style="width:447.05pt;height:58.6pt" o:ole="">
+            <v:imagedata r:id="rId126" o:title=""/>
+          </v:shape>
+          <o:OLEObject Type="Embed" ProgID="Equation.DSMT4" ShapeID="_x0000_i1087" DrawAspect="Content" ObjectID="_1851423545" r:id="rId127"/>
+        </w:object>
+      </w:r>
+    </w:p>
+    <w:p>
+      <w:pPr>
+        <w:pStyle w:val="NoSpacing"/>
+        <w:rPr>
+          <w:rFonts w:ascii="Times New Roman" w:hAnsi="Times New Roman" w:cs="Times New Roman"/>
+          <w:sz w:val="24"/>
+          <w:szCs w:val="24"/>
+        </w:rPr>
+      </w:pPr>
+      <w:r>
+        <w:rPr>
+          <w:rFonts w:ascii="Times New Roman" w:hAnsi="Times New Roman" w:cs="Times New Roman"/>
+          <w:sz w:val="24"/>
+          <w:szCs w:val="24"/>
+        </w:rPr>
+        <w:t xml:space="preserve">Note that </w:t>
+      </w:r>
+      <w:r>
+        <w:rPr>
+          <w:rFonts w:ascii="Times New Roman" w:hAnsi="Times New Roman" w:cs="Times New Roman"/>
+          <w:position w:val="-16"/>
+          <w:sz w:val="24"/>
+          <w:szCs w:val="24"/>
+        </w:rPr>
+        <w:object w:dxaOrig="3340" w:dyaOrig="440" w14:anchorId="519A00BD">
+          <v:shape id="_x0000_i1088" type="#_x0000_t75" style="width:167.45pt;height:21.75pt" o:ole="">
+            <v:imagedata r:id="rId128" o:title=""/>
+          </v:shape>
+          <o:OLEObject Type="Embed" ProgID="Equation.DSMT4" ShapeID="_x0000_i1088" DrawAspect="Content" ObjectID="_1851423546" r:id="rId129"/>
+        </w:object>
+      </w:r>
+      <w:r>
+        <w:rPr>
+          <w:rFonts w:ascii="Times New Roman" w:hAnsi="Times New Roman" w:cs="Times New Roman"/>
+          <w:sz w:val="24"/>
+          <w:szCs w:val="24"/>
+        </w:rPr>
+        <w:t>.</w:t>
+      </w:r>
+    </w:p>
+    <w:p>
+      <w:pPr>
+        <w:pStyle w:val="NoSpacing"/>
+        <w:rPr>
+          <w:rFonts w:ascii="Times New Roman" w:hAnsi="Times New Roman" w:cs="Times New Roman"/>
+          <w:sz w:val="24"/>
+          <w:szCs w:val="24"/>
+        </w:rPr>
+      </w:pPr>
+    </w:p>
+    <w:p>
+      <w:pPr>
+        <w:pStyle w:val="NoSpacing"/>
+        <w:rPr>
+          <w:rFonts w:ascii="Times New Roman" w:hAnsi="Times New Roman" w:cs="Times New Roman"/>
+          <w:sz w:val="24"/>
+          <w:szCs w:val="24"/>
+        </w:rPr>
+      </w:pPr>
+      <w:r>
+        <w:rPr>
+          <w:rFonts w:ascii="Times New Roman" w:hAnsi="Times New Roman" w:cs="Times New Roman"/>
+          <w:sz w:val="24"/>
+          <w:szCs w:val="24"/>
+        </w:rPr>
+        <w:t xml:space="preserve">Therefore, </w:t>
+      </w:r>
+      <w:r>
+        <w:rPr>
+          <w:rFonts w:ascii="Times New Roman" w:hAnsi="Times New Roman" w:cs="Times New Roman"/>
+          <w:position w:val="-46"/>
+          <w:sz w:val="24"/>
+          <w:szCs w:val="24"/>
+        </w:rPr>
+        <w:object w:dxaOrig="3300" w:dyaOrig="920" w14:anchorId="38300F90">
+          <v:shape id="_x0000_i1089" type="#_x0000_t75" style="width:164.1pt;height:46.05pt" o:ole="">
+            <v:imagedata r:id="rId130" o:title=""/>
+          </v:shape>
+          <o:OLEObject Type="Embed" ProgID="Equation.DSMT4" ShapeID="_x0000_i1089" DrawAspect="Content" ObjectID="_1851423547" r:id="rId131"/>
+        </w:object>
+      </w:r>
+      <w:r>
+        <w:rPr>
+          <w:rFonts w:ascii="Times New Roman" w:hAnsi="Times New Roman" w:cs="Times New Roman"/>
+          <w:sz w:val="24"/>
+          <w:szCs w:val="24"/>
+        </w:rPr>
+        <w:t>.</w:t>
+      </w:r>
+    </w:p>
+    <w:p>
+      <w:pPr>
+        <w:pStyle w:val="NoSpacing"/>
+        <w:rPr>
+          <w:rFonts w:ascii="Times New Roman" w:hAnsi="Times New Roman" w:cs="Times New Roman"/>
+          <w:sz w:val="24"/>
+          <w:szCs w:val="24"/>
+        </w:rPr>
+      </w:pPr>
+    </w:p>
+    <w:p>
+      <w:pPr>
+        <w:pStyle w:val="NoSpacing"/>
+        <w:rPr>
+          <w:rFonts w:ascii="Times New Roman" w:hAnsi="Times New Roman" w:cs="Times New Roman"/>
+          <w:sz w:val="24"/>
+          <w:szCs w:val="24"/>
+        </w:rPr>
+      </w:pPr>
+    </w:p>
+    <w:p>
+      <w:pPr>
+        <w:pStyle w:val="NoSpacing"/>
+        <w:rPr>
+          <w:rFonts w:ascii="Times New Roman" w:hAnsi="Times New Roman" w:cs="Times New Roman"/>
+          <w:sz w:val="24"/>
+          <w:szCs w:val="24"/>
+        </w:rPr>
+      </w:pPr>
+      <w:r>
+        <w:rPr>
+          <w:rFonts w:ascii="Times New Roman" w:hAnsi="Times New Roman" w:cs="Times New Roman"/>
+          <w:b/>
+          <w:bCs/>
+          <w:sz w:val="24"/>
+          <w:szCs w:val="24"/>
+          <w:u w:val="single"/>
+        </w:rPr>
+        <w:t>Example 2</w:t>
+      </w:r>
+      <w:proofErr w:type="gramStart"/>
+      <w:r>
+        <w:rPr>
+          <w:rFonts w:ascii="Times New Roman" w:hAnsi="Times New Roman" w:cs="Times New Roman"/>
+          <w:b/>
+          <w:bCs/>
+          <w:sz w:val="24"/>
+          <w:szCs w:val="24"/>
+          <w:u w:val="single"/>
+        </w:rPr>
+        <w:t>:</w:t>
+      </w:r>
+      <w:r>
+        <w:rPr>
+          <w:rFonts w:ascii="Times New Roman" w:hAnsi="Times New Roman" w:cs="Times New Roman"/>
+          <w:sz w:val="24"/>
+          <w:szCs w:val="24"/>
+        </w:rPr>
+        <w:t xml:space="preserve">  </w:t>
+      </w:r>
+      <w:r>
+        <w:rPr>
+          <w:rFonts w:ascii="Times New Roman" w:hAnsi="Times New Roman" w:cs="Times New Roman"/>
+          <w:sz w:val="24"/>
+          <w:szCs w:val="24"/>
+        </w:rPr>
+        <w:t>Consider</w:t>
+      </w:r>
+      <w:proofErr w:type="gramEnd"/>
+      <w:r>
+        <w:rPr>
+          <w:rFonts w:ascii="Times New Roman" w:hAnsi="Times New Roman" w:cs="Times New Roman"/>
+          <w:sz w:val="24"/>
+          <w:szCs w:val="24"/>
+        </w:rPr>
+        <w:t xml:space="preserve"> the vector function </w:t>
+      </w:r>
+      <w:r>
+        <w:rPr>
+          <w:rFonts w:ascii="Times New Roman" w:hAnsi="Times New Roman" w:cs="Times New Roman"/>
+          <w:position w:val="-28"/>
+          <w:sz w:val="24"/>
+          <w:szCs w:val="24"/>
+        </w:rPr>
+        <w:object w:dxaOrig="1719" w:dyaOrig="680" w14:anchorId="09D4928A">
+          <v:shape id="_x0000_i1090" type="#_x0000_t75" style="width:85.4pt;height:33.5pt" o:ole="">
+            <v:imagedata r:id="rId132" o:title=""/>
+          </v:shape>
+          <o:OLEObject Type="Embed" ProgID="Equation.DSMT4" ShapeID="_x0000_i1090" DrawAspect="Content" ObjectID="_1851423548" r:id="rId133"/>
+        </w:object>
+      </w:r>
+      <w:r>
+        <w:rPr>
+          <w:rFonts w:ascii="Times New Roman" w:hAnsi="Times New Roman" w:cs="Times New Roman"/>
+          <w:sz w:val="24"/>
+          <w:szCs w:val="24"/>
+        </w:rPr>
+        <w:t>.</w:t>
+      </w:r>
+    </w:p>
+    <w:p>
+      <w:pPr>
+        <w:pStyle w:val="NoSpacing"/>
+        <w:numPr>
+          <w:ilvl w:val="0"/>
+          <w:numId w:val="14"/>
+        </w:numPr>
+        <w:rPr>
+          <w:rFonts w:ascii="Times New Roman" w:hAnsi="Times New Roman" w:cs="Times New Roman"/>
+          <w:sz w:val="24"/>
+          <w:szCs w:val="24"/>
+        </w:rPr>
+      </w:pPr>
+      <w:r>
+        <w:rPr>
+          <w:rFonts w:ascii="Times New Roman" w:hAnsi="Times New Roman" w:cs="Times New Roman"/>
+          <w:sz w:val="24"/>
+          <w:szCs w:val="24"/>
+        </w:rPr>
+        <w:t xml:space="preserve">Use any approach to calculate the curvature of </w:t>
       </w:r>
       <w:r>
         <w:rPr>
@@ -1205,11 +3455,11 @@
           <w:sz w:val="24"/>
           <w:szCs w:val="24"/>
         </w:rPr>
-        <w:object w:dxaOrig="2040" w:dyaOrig="400" w14:anchorId="4979AB7B">
-          <v:shape id="_x0000_i1045" type="#_x0000_t75" style="width:101.4pt;height:19.25pt" o:ole="">
-            <v:imagedata r:id="rId45" o:title=""/>
-          </v:shape>
-          <o:OLEObject Type="Embed" ProgID="Equation.DSMT4" ShapeID="_x0000_i1045" DrawAspect="Content" ObjectID="_1846091764" r:id="rId46"/>
+        <w:object w:dxaOrig="480" w:dyaOrig="400" w14:anchorId="3F7CEFF0">
+          <v:shape id="_x0000_i1091" type="#_x0000_t75" style="width:24.3pt;height:20.1pt" o:ole="">
+            <v:imagedata r:id="rId134" o:title=""/>
+          </v:shape>
+          <o:OLEObject Type="Embed" ProgID="Equation.DSMT4" ShapeID="_x0000_i1091" DrawAspect="Content" ObjectID="_1851423549" r:id="rId135"/>
         </w:object>
       </w:r>
       <w:r>
@@ -1224,20 +3474,30 @@
     <w:p>
       <w:pPr>
         <w:pStyle w:val="NoSpacing"/>
-        <w:ind w:left="720"/>
-        <w:rPr>
-          <w:rFonts w:ascii="Times New Roman" w:hAnsi="Times New Roman" w:cs="Times New Roman"/>
-          <w:sz w:val="24"/>
-          <w:szCs w:val="24"/>
-        </w:rPr>
-      </w:pPr>
-      <w:r>
-        <w:rPr>
-          <w:rFonts w:ascii="Times New Roman" w:hAnsi="Times New Roman" w:cs="Times New Roman"/>
-          <w:sz w:val="24"/>
-          <w:szCs w:val="24"/>
-        </w:rPr>
-        <w:t xml:space="preserve">If we use this to substitute into </w:t>
+        <w:rPr>
+          <w:rFonts w:ascii="Times New Roman" w:hAnsi="Times New Roman" w:cs="Times New Roman"/>
+          <w:sz w:val="24"/>
+          <w:szCs w:val="24"/>
+        </w:rPr>
+      </w:pPr>
+    </w:p>
+    <w:p>
+      <w:pPr>
+        <w:pStyle w:val="NoSpacing"/>
+        <w:ind w:left="360"/>
+        <w:rPr>
+          <w:rFonts w:ascii="Times New Roman" w:hAnsi="Times New Roman" w:cs="Times New Roman"/>
+          <w:sz w:val="24"/>
+          <w:szCs w:val="24"/>
+        </w:rPr>
+      </w:pPr>
+      <w:r>
+        <w:rPr>
+          <w:rFonts w:ascii="Times New Roman" w:hAnsi="Times New Roman" w:cs="Times New Roman"/>
+          <w:sz w:val="24"/>
+          <w:szCs w:val="24"/>
+        </w:rPr>
+        <w:t xml:space="preserve">We note that </w:t>
       </w:r>
       <w:r>
         <w:rPr>
@@ -1246,20 +3506,653 @@
           <w:sz w:val="24"/>
           <w:szCs w:val="24"/>
         </w:rPr>
-        <w:object w:dxaOrig="3220" w:dyaOrig="540" w14:anchorId="004E8680">
-          <v:shape id="_x0000_i1046" type="#_x0000_t75" style="width:161.3pt;height:26.35pt" o:ole="">
-            <v:imagedata r:id="rId47" o:title=""/>
-          </v:shape>
-          <o:OLEObject Type="Embed" ProgID="Equation.DSMT4" ShapeID="_x0000_i1046" DrawAspect="Content" ObjectID="_1846091765" r:id="rId48"/>
-        </w:object>
-      </w:r>
-      <w:r>
-        <w:rPr>
-          <w:rFonts w:ascii="Times New Roman" w:hAnsi="Times New Roman" w:cs="Times New Roman"/>
-          <w:sz w:val="24"/>
-          <w:szCs w:val="24"/>
-        </w:rPr>
-        <w:t xml:space="preserve"> we obtain that </w:t>
+        <w:object w:dxaOrig="1700" w:dyaOrig="440" w14:anchorId="78CF6E40">
+          <v:shape id="_x0000_i1092" type="#_x0000_t75" style="width:85.4pt;height:21.75pt" o:ole="">
+            <v:imagedata r:id="rId136" o:title=""/>
+          </v:shape>
+          <o:OLEObject Type="Embed" ProgID="Equation.DSMT4" ShapeID="_x0000_i1092" DrawAspect="Content" ObjectID="_1851423550" r:id="rId137"/>
+        </w:object>
+      </w:r>
+      <w:r>
+        <w:rPr>
+          <w:rFonts w:ascii="Times New Roman" w:hAnsi="Times New Roman" w:cs="Times New Roman"/>
+          <w:sz w:val="24"/>
+          <w:szCs w:val="24"/>
+        </w:rPr>
+        <w:t xml:space="preserve"> and </w:t>
+      </w:r>
+      <w:r>
+        <w:rPr>
+          <w:rFonts w:ascii="Times New Roman" w:hAnsi="Times New Roman" w:cs="Times New Roman"/>
+          <w:position w:val="-14"/>
+          <w:sz w:val="24"/>
+          <w:szCs w:val="24"/>
+        </w:rPr>
+        <w:object w:dxaOrig="1579" w:dyaOrig="400" w14:anchorId="27B1C729">
+          <v:shape id="_x0000_i1093" type="#_x0000_t75" style="width:78.7pt;height:20.1pt" o:ole="">
+            <v:imagedata r:id="rId138" o:title=""/>
+          </v:shape>
+          <o:OLEObject Type="Embed" ProgID="Equation.DSMT4" ShapeID="_x0000_i1093" DrawAspect="Content" ObjectID="_1851423551" r:id="rId139"/>
+        </w:object>
+      </w:r>
+      <w:r>
+        <w:rPr>
+          <w:rFonts w:ascii="Times New Roman" w:hAnsi="Times New Roman" w:cs="Times New Roman"/>
+          <w:sz w:val="24"/>
+          <w:szCs w:val="24"/>
+        </w:rPr>
+        <w:t>.</w:t>
+      </w:r>
+    </w:p>
+    <w:p>
+      <w:pPr>
+        <w:pStyle w:val="NoSpacing"/>
+        <w:ind w:firstLine="360"/>
+        <w:rPr>
+          <w:rFonts w:ascii="Times New Roman" w:hAnsi="Times New Roman" w:cs="Times New Roman"/>
+          <w:sz w:val="24"/>
+          <w:szCs w:val="24"/>
+        </w:rPr>
+      </w:pPr>
+      <w:r>
+        <w:rPr>
+          <w:rFonts w:ascii="Times New Roman" w:hAnsi="Times New Roman" w:cs="Times New Roman"/>
+          <w:sz w:val="24"/>
+          <w:szCs w:val="24"/>
+        </w:rPr>
+        <w:t xml:space="preserve">We calculate that </w:t>
+      </w:r>
+      <w:r>
+        <w:rPr>
+          <w:rFonts w:ascii="Times New Roman" w:hAnsi="Times New Roman" w:cs="Times New Roman"/>
+          <w:position w:val="-50"/>
+          <w:sz w:val="24"/>
+          <w:szCs w:val="24"/>
+        </w:rPr>
+        <w:object w:dxaOrig="6660" w:dyaOrig="1120" w14:anchorId="5B9125FF">
+          <v:shape id="_x0000_i1094" type="#_x0000_t75" style="width:333.2pt;height:55.25pt" o:ole="">
+            <v:imagedata r:id="rId140" o:title=""/>
+          </v:shape>
+          <o:OLEObject Type="Embed" ProgID="Equation.DSMT4" ShapeID="_x0000_i1094" DrawAspect="Content" ObjectID="_1851423552" r:id="rId141"/>
+        </w:object>
+      </w:r>
+    </w:p>
+    <w:p>
+      <w:pPr>
+        <w:pStyle w:val="NoSpacing"/>
+        <w:rPr>
+          <w:rFonts w:ascii="Times New Roman" w:hAnsi="Times New Roman" w:cs="Times New Roman"/>
+          <w:sz w:val="24"/>
+          <w:szCs w:val="24"/>
+        </w:rPr>
+      </w:pPr>
+      <w:r>
+        <w:rPr>
+          <w:rFonts w:ascii="Times New Roman" w:hAnsi="Times New Roman" w:cs="Times New Roman"/>
+          <w:sz w:val="24"/>
+          <w:szCs w:val="24"/>
+        </w:rPr>
+        <w:t xml:space="preserve">Note that </w:t>
+      </w:r>
+      <w:r>
+        <w:rPr>
+          <w:rFonts w:ascii="Times New Roman" w:hAnsi="Times New Roman" w:cs="Times New Roman"/>
+          <w:position w:val="-18"/>
+          <w:sz w:val="24"/>
+          <w:szCs w:val="24"/>
+        </w:rPr>
+        <w:object w:dxaOrig="10460" w:dyaOrig="560" w14:anchorId="6A6B8B5D">
+          <v:shape id="_x0000_i1095" type="#_x0000_t75" style="width:523.25pt;height:28.45pt" o:ole="">
+            <v:imagedata r:id="rId142" o:title=""/>
+          </v:shape>
+          <o:OLEObject Type="Embed" ProgID="Equation.DSMT4" ShapeID="_x0000_i1095" DrawAspect="Content" ObjectID="_1851423553" r:id="rId143"/>
+        </w:object>
+      </w:r>
+      <w:r>
+        <w:rPr>
+          <w:rFonts w:ascii="Times New Roman" w:hAnsi="Times New Roman" w:cs="Times New Roman"/>
+          <w:sz w:val="24"/>
+          <w:szCs w:val="24"/>
+        </w:rPr>
+        <w:t>.</w:t>
+      </w:r>
+    </w:p>
+    <w:p>
+      <w:pPr>
+        <w:pStyle w:val="NoSpacing"/>
+        <w:rPr>
+          <w:rFonts w:ascii="Times New Roman" w:hAnsi="Times New Roman" w:cs="Times New Roman"/>
+          <w:sz w:val="24"/>
+          <w:szCs w:val="24"/>
+        </w:rPr>
+      </w:pPr>
+    </w:p>
+    <w:p>
+      <w:pPr>
+        <w:pStyle w:val="NoSpacing"/>
+        <w:rPr>
+          <w:rFonts w:ascii="Times New Roman" w:hAnsi="Times New Roman" w:cs="Times New Roman"/>
+          <w:sz w:val="24"/>
+          <w:szCs w:val="24"/>
+        </w:rPr>
+      </w:pPr>
+      <w:r>
+        <w:rPr>
+          <w:rFonts w:ascii="Times New Roman" w:hAnsi="Times New Roman" w:cs="Times New Roman"/>
+          <w:sz w:val="24"/>
+          <w:szCs w:val="24"/>
+        </w:rPr>
+        <w:t xml:space="preserve">Therefore, </w:t>
+      </w:r>
+      <w:r>
+        <w:rPr>
+          <w:rFonts w:ascii="Times New Roman" w:hAnsi="Times New Roman" w:cs="Times New Roman"/>
+          <w:position w:val="-42"/>
+          <w:sz w:val="24"/>
+          <w:szCs w:val="24"/>
+        </w:rPr>
+        <w:object w:dxaOrig="4400" w:dyaOrig="900" w14:anchorId="3ACE65EC">
+          <v:shape id="_x0000_i1096" type="#_x0000_t75" style="width:218.5pt;height:44.35pt" o:ole="">
+            <v:imagedata r:id="rId144" o:title=""/>
+          </v:shape>
+          <o:OLEObject Type="Embed" ProgID="Equation.DSMT4" ShapeID="_x0000_i1096" DrawAspect="Content" ObjectID="_1851423554" r:id="rId145"/>
+        </w:object>
+      </w:r>
+      <w:r>
+        <w:rPr>
+          <w:rFonts w:ascii="Times New Roman" w:hAnsi="Times New Roman" w:cs="Times New Roman"/>
+          <w:sz w:val="24"/>
+          <w:szCs w:val="24"/>
+        </w:rPr>
+        <w:t>.</w:t>
+      </w:r>
+    </w:p>
+    <w:p>
+      <w:pPr>
+        <w:pStyle w:val="NoSpacing"/>
+        <w:rPr>
+          <w:rFonts w:ascii="Times New Roman" w:hAnsi="Times New Roman" w:cs="Times New Roman"/>
+          <w:sz w:val="24"/>
+          <w:szCs w:val="24"/>
+        </w:rPr>
+      </w:pPr>
+    </w:p>
+    <w:p>
+      <w:pPr>
+        <w:pStyle w:val="NoSpacing"/>
+        <w:rPr>
+          <w:rFonts w:ascii="Times New Roman" w:hAnsi="Times New Roman" w:cs="Times New Roman"/>
+          <w:i/>
+          <w:iCs/>
+          <w:sz w:val="24"/>
+          <w:szCs w:val="24"/>
+        </w:rPr>
+      </w:pPr>
+      <w:r>
+        <w:rPr>
+          <w:rFonts w:ascii="Times New Roman" w:hAnsi="Times New Roman" w:cs="Times New Roman"/>
+          <w:i/>
+          <w:iCs/>
+          <w:sz w:val="24"/>
+          <w:szCs w:val="24"/>
+        </w:rPr>
+        <w:t>Note</w:t>
+      </w:r>
+      <w:proofErr w:type="gramStart"/>
+      <w:r>
+        <w:rPr>
+          <w:rFonts w:ascii="Times New Roman" w:hAnsi="Times New Roman" w:cs="Times New Roman"/>
+          <w:i/>
+          <w:iCs/>
+          <w:sz w:val="24"/>
+          <w:szCs w:val="24"/>
+        </w:rPr>
+        <w:t>:  T</w:t>
+      </w:r>
+      <w:r>
+        <w:rPr>
+          <w:rFonts w:ascii="Times New Roman" w:hAnsi="Times New Roman" w:cs="Times New Roman"/>
+          <w:i/>
+          <w:iCs/>
+          <w:sz w:val="24"/>
+          <w:szCs w:val="24"/>
+        </w:rPr>
+        <w:t>he</w:t>
+      </w:r>
+      <w:proofErr w:type="gramEnd"/>
+      <w:r>
+        <w:rPr>
+          <w:rFonts w:ascii="Times New Roman" w:hAnsi="Times New Roman" w:cs="Times New Roman"/>
+          <w:i/>
+          <w:iCs/>
+          <w:sz w:val="24"/>
+          <w:szCs w:val="24"/>
+        </w:rPr>
+        <w:t xml:space="preserve"> curvature formula here depends on the value of </w:t>
+      </w:r>
+      <w:proofErr w:type="gramStart"/>
+      <w:r>
+        <w:rPr>
+          <w:rFonts w:ascii="Times New Roman" w:hAnsi="Times New Roman" w:cs="Times New Roman"/>
+          <w:i/>
+          <w:iCs/>
+          <w:sz w:val="24"/>
+          <w:szCs w:val="24"/>
+        </w:rPr>
+        <w:t>t !</w:t>
+      </w:r>
+      <w:proofErr w:type="gramEnd"/>
+      <w:r>
+        <w:rPr>
+          <w:rFonts w:ascii="Times New Roman" w:hAnsi="Times New Roman" w:cs="Times New Roman"/>
+          <w:i/>
+          <w:iCs/>
+          <w:sz w:val="24"/>
+          <w:szCs w:val="24"/>
+        </w:rPr>
+        <w:t xml:space="preserve">  This means that the curve </w:t>
+      </w:r>
+      <w:r>
+        <w:rPr>
+          <w:rFonts w:ascii="Times New Roman" w:hAnsi="Times New Roman" w:cs="Times New Roman"/>
+          <w:i/>
+          <w:iCs/>
+          <w:position w:val="-14"/>
+          <w:sz w:val="24"/>
+          <w:szCs w:val="24"/>
+        </w:rPr>
+        <w:object w:dxaOrig="480" w:dyaOrig="400" w14:anchorId="09BC5610">
+          <v:shape id="_x0000_i1097" type="#_x0000_t75" style="width:24.3pt;height:20.1pt" o:ole="">
+            <v:imagedata r:id="rId146" o:title=""/>
+          </v:shape>
+          <o:OLEObject Type="Embed" ProgID="Equation.DSMT4" ShapeID="_x0000_i1097" DrawAspect="Content" ObjectID="_1851423555" r:id="rId147"/>
+        </w:object>
+      </w:r>
+      <w:r>
+        <w:rPr>
+          <w:rFonts w:ascii="Times New Roman" w:hAnsi="Times New Roman" w:cs="Times New Roman"/>
+          <w:i/>
+          <w:iCs/>
+          <w:sz w:val="24"/>
+          <w:szCs w:val="24"/>
+        </w:rPr>
+        <w:t>isn’t equally “bendy” at all points.  If we evaluate this formula at a specific value of t we can determine the curvature at that time on the curve.</w:t>
+      </w:r>
+    </w:p>
+    <w:p>
+      <w:pPr>
+        <w:pStyle w:val="NoSpacing"/>
+        <w:rPr>
+          <w:rFonts w:ascii="Times New Roman" w:hAnsi="Times New Roman" w:cs="Times New Roman"/>
+          <w:sz w:val="24"/>
+          <w:szCs w:val="24"/>
+        </w:rPr>
+      </w:pPr>
+      <w:r>
+        <w:rPr>
+          <w:rFonts w:ascii="Times New Roman" w:hAnsi="Times New Roman" w:cs="Times New Roman"/>
+          <w:noProof/>
+          <w:sz w:val="24"/>
+          <w:szCs w:val="24"/>
+        </w:rPr>
+        <w:drawing>
+          <wp:anchor distT="0" distB="0" distL="114300" distR="114300" simplePos="0" relativeHeight="251661312" behindDoc="1" locked="0" layoutInCell="1" allowOverlap="1" wp14:anchorId="0896A635" wp14:editId="5CC73952">
+            <wp:simplePos x="0" y="0"/>
+            <wp:positionH relativeFrom="margin">
+              <wp:align>right</wp:align>
+            </wp:positionH>
+            <wp:positionV relativeFrom="paragraph">
+              <wp:posOffset>10160</wp:posOffset>
+            </wp:positionV>
+            <wp:extent cx="1917700" cy="1760855"/>
+            <wp:effectExtent l="0" t="0" r="6350" b="0"/>
+            <wp:wrapTight wrapText="bothSides">
+              <wp:wrapPolygon edited="0">
+                <wp:start x="0" y="0"/>
+                <wp:lineTo x="0" y="21265"/>
+                <wp:lineTo x="21457" y="21265"/>
+                <wp:lineTo x="21457" y="0"/>
+                <wp:lineTo x="0" y="0"/>
+              </wp:wrapPolygon>
+            </wp:wrapTight>
+            <wp:docPr id="636026557" name="Picture 1"/>
+            <wp:cNvGraphicFramePr>
+              <a:graphicFrameLocks xmlns:a="http://schemas.openxmlformats.org/drawingml/2006/main" noChangeAspect="1"/>
+            </wp:cNvGraphicFramePr>
+            <a:graphic xmlns:a="http://schemas.openxmlformats.org/drawingml/2006/main">
+              <a:graphicData uri="http://schemas.openxmlformats.org/drawingml/2006/picture">
+                <pic:pic xmlns:pic="http://schemas.openxmlformats.org/drawingml/2006/picture">
+                  <pic:nvPicPr>
+                    <pic:cNvPr id="636026557" name=""/>
+                    <pic:cNvPicPr/>
+                  </pic:nvPicPr>
+                  <pic:blipFill>
+                    <a:blip r:embed="rId148" cstate="print">
+                      <a:extLst>
+                        <a:ext uri="{28A0092B-C50C-407E-A947-70E740481C1C}">
+                          <a14:useLocalDpi xmlns:a14="http://schemas.microsoft.com/office/drawing/2010/main" val="0"/>
+                        </a:ext>
+                      </a:extLst>
+                    </a:blip>
+                    <a:stretch>
+                      <a:fillRect/>
+                    </a:stretch>
+                  </pic:blipFill>
+                  <pic:spPr>
+                    <a:xfrm>
+                      <a:off x="0" y="0"/>
+                      <a:ext cx="1917700" cy="1760855"/>
+                    </a:xfrm>
+                    <a:prstGeom prst="rect">
+                      <a:avLst/>
+                    </a:prstGeom>
+                  </pic:spPr>
+                </pic:pic>
+              </a:graphicData>
+            </a:graphic>
+            <wp14:sizeRelH relativeFrom="page">
+              <wp14:pctWidth>0</wp14:pctWidth>
+            </wp14:sizeRelH>
+            <wp14:sizeRelV relativeFrom="page">
+              <wp14:pctHeight>0</wp14:pctHeight>
+            </wp14:sizeRelV>
+          </wp:anchor>
+        </w:drawing>
+      </w:r>
+    </w:p>
+    <w:p>
+      <w:pPr>
+        <w:pStyle w:val="NoSpacing"/>
+        <w:numPr>
+          <w:ilvl w:val="0"/>
+          <w:numId w:val="14"/>
+        </w:numPr>
+        <w:rPr>
+          <w:rFonts w:ascii="Times New Roman" w:hAnsi="Times New Roman" w:cs="Times New Roman"/>
+          <w:sz w:val="24"/>
+          <w:szCs w:val="24"/>
+        </w:rPr>
+      </w:pPr>
+      <w:r>
+        <w:rPr>
+          <w:rFonts w:ascii="Times New Roman" w:hAnsi="Times New Roman" w:cs="Times New Roman"/>
+          <w:sz w:val="24"/>
+          <w:szCs w:val="24"/>
+        </w:rPr>
+        <w:t xml:space="preserve">Calculate the curvature when </w:t>
+      </w:r>
+      <w:r>
+        <w:rPr>
+          <w:rFonts w:ascii="Times New Roman" w:hAnsi="Times New Roman" w:cs="Times New Roman"/>
+          <w:position w:val="-10"/>
+          <w:sz w:val="24"/>
+          <w:szCs w:val="24"/>
+        </w:rPr>
+        <w:object w:dxaOrig="1719" w:dyaOrig="320" w14:anchorId="2618FD66">
+          <v:shape id="_x0000_i1098" type="#_x0000_t75" style="width:85.4pt;height:16.75pt" o:ole="">
+            <v:imagedata r:id="rId149" o:title=""/>
+          </v:shape>
+          <o:OLEObject Type="Embed" ProgID="Equation.DSMT4" ShapeID="_x0000_i1098" DrawAspect="Content" ObjectID="_1851423556" r:id="rId150"/>
+        </w:object>
+      </w:r>
+      <w:r>
+        <w:rPr>
+          <w:rFonts w:ascii="Times New Roman" w:hAnsi="Times New Roman" w:cs="Times New Roman"/>
+          <w:sz w:val="24"/>
+          <w:szCs w:val="24"/>
+        </w:rPr>
+        <w:t>.</w:t>
+      </w:r>
+    </w:p>
+    <w:p>
+      <w:pPr>
+        <w:pStyle w:val="NoSpacing"/>
+        <w:rPr>
+          <w:rFonts w:ascii="Times New Roman" w:hAnsi="Times New Roman" w:cs="Times New Roman"/>
+          <w:sz w:val="24"/>
+          <w:szCs w:val="24"/>
+        </w:rPr>
+      </w:pPr>
+    </w:p>
+    <w:p>
+      <w:pPr>
+        <w:pStyle w:val="NoSpacing"/>
+        <w:ind w:firstLine="360"/>
+        <w:rPr>
+          <w:rFonts w:ascii="Times New Roman" w:hAnsi="Times New Roman" w:cs="Times New Roman"/>
+          <w:sz w:val="24"/>
+          <w:szCs w:val="24"/>
+        </w:rPr>
+      </w:pPr>
+      <w:r>
+        <w:rPr>
+          <w:rFonts w:ascii="Times New Roman" w:hAnsi="Times New Roman" w:cs="Times New Roman"/>
+          <w:sz w:val="24"/>
+          <w:szCs w:val="24"/>
+        </w:rPr>
+        <w:t xml:space="preserve">We see that </w:t>
+      </w:r>
+    </w:p>
+    <w:p>
+      <w:pPr>
+        <w:pStyle w:val="NoSpacing"/>
+        <w:ind w:firstLine="720"/>
+        <w:rPr>
+          <w:rFonts w:ascii="Times New Roman" w:hAnsi="Times New Roman" w:cs="Times New Roman"/>
+          <w:sz w:val="24"/>
+          <w:szCs w:val="24"/>
+        </w:rPr>
+      </w:pPr>
+      <w:r>
+        <w:rPr>
+          <w:rFonts w:ascii="Times New Roman" w:hAnsi="Times New Roman" w:cs="Times New Roman"/>
+          <w:position w:val="-42"/>
+          <w:sz w:val="24"/>
+          <w:szCs w:val="24"/>
+        </w:rPr>
+        <w:object w:dxaOrig="4900" w:dyaOrig="800" w14:anchorId="7CC8943A">
+          <v:shape id="_x0000_i1099" type="#_x0000_t75" style="width:243.65pt;height:39.35pt" o:ole="">
+            <v:imagedata r:id="rId151" o:title=""/>
+          </v:shape>
+          <o:OLEObject Type="Embed" ProgID="Equation.DSMT4" ShapeID="_x0000_i1099" DrawAspect="Content" ObjectID="_1851423557" r:id="rId152"/>
+        </w:object>
+      </w:r>
+    </w:p>
+    <w:p>
+      <w:pPr>
+        <w:pStyle w:val="NoSpacing"/>
+        <w:rPr>
+          <w:rFonts w:ascii="Times New Roman" w:hAnsi="Times New Roman" w:cs="Times New Roman"/>
+          <w:i/>
+          <w:iCs/>
+          <w:sz w:val="24"/>
+          <w:szCs w:val="24"/>
+        </w:rPr>
+      </w:pPr>
+    </w:p>
+    <w:p>
+      <w:pPr>
+        <w:pStyle w:val="NoSpacing"/>
+        <w:rPr>
+          <w:rFonts w:ascii="Times New Roman" w:hAnsi="Times New Roman" w:cs="Times New Roman"/>
+          <w:i/>
+          <w:iCs/>
+          <w:sz w:val="24"/>
+          <w:szCs w:val="24"/>
+        </w:rPr>
+      </w:pPr>
+    </w:p>
+    <w:p>
+      <w:pPr>
+        <w:pStyle w:val="NoSpacing"/>
+        <w:rPr>
+          <w:rFonts w:ascii="Times New Roman" w:hAnsi="Times New Roman" w:cs="Times New Roman"/>
+          <w:i/>
+          <w:iCs/>
+          <w:sz w:val="24"/>
+          <w:szCs w:val="24"/>
+        </w:rPr>
+      </w:pPr>
+    </w:p>
+    <w:p>
+      <w:pPr>
+        <w:pStyle w:val="NoSpacing"/>
+        <w:rPr>
+          <w:rFonts w:ascii="Times New Roman" w:hAnsi="Times New Roman" w:cs="Times New Roman"/>
+          <w:i/>
+          <w:iCs/>
+          <w:sz w:val="24"/>
+          <w:szCs w:val="24"/>
+        </w:rPr>
+      </w:pPr>
+      <w:r>
+        <w:rPr>
+          <w:rFonts w:ascii="Times New Roman" w:hAnsi="Times New Roman" w:cs="Times New Roman"/>
+          <w:i/>
+          <w:iCs/>
+          <w:sz w:val="24"/>
+          <w:szCs w:val="24"/>
+        </w:rPr>
+        <w:t>Note:  We can visually see the different amounts of “bend” on the curve itself</w:t>
+      </w:r>
+      <w:r>
+        <w:rPr>
+          <w:rFonts w:ascii="Times New Roman" w:hAnsi="Times New Roman" w:cs="Times New Roman"/>
+          <w:i/>
+          <w:iCs/>
+          <w:sz w:val="24"/>
+          <w:szCs w:val="24"/>
+        </w:rPr>
+        <w:t xml:space="preserve"> and note that the curve appears the most “bent” when </w:t>
+      </w:r>
+      <w:r>
+        <w:rPr>
+          <w:rFonts w:ascii="Times New Roman" w:hAnsi="Times New Roman" w:cs="Times New Roman"/>
+          <w:i/>
+          <w:iCs/>
+          <w:position w:val="-6"/>
+          <w:sz w:val="24"/>
+          <w:szCs w:val="24"/>
+        </w:rPr>
+        <w:object w:dxaOrig="499" w:dyaOrig="279" w14:anchorId="6224B507">
+          <v:shape id="_x0000_i1100" type="#_x0000_t75" style="width:25.1pt;height:13.4pt" o:ole="">
+            <v:imagedata r:id="rId153" o:title=""/>
+          </v:shape>
+          <o:OLEObject Type="Embed" ProgID="Equation.DSMT4" ShapeID="_x0000_i1100" DrawAspect="Content" ObjectID="_1851423558" r:id="rId154"/>
+        </w:object>
+      </w:r>
+      <w:r>
+        <w:rPr>
+          <w:rFonts w:ascii="Times New Roman" w:hAnsi="Times New Roman" w:cs="Times New Roman"/>
+          <w:i/>
+          <w:iCs/>
+          <w:sz w:val="24"/>
+          <w:szCs w:val="24"/>
+        </w:rPr>
+        <w:t xml:space="preserve"> (meaning we are at the point </w:t>
+      </w:r>
+      <w:r>
+        <w:rPr>
+          <w:rFonts w:ascii="Times New Roman" w:hAnsi="Times New Roman" w:cs="Times New Roman"/>
+          <w:i/>
+          <w:iCs/>
+          <w:position w:val="-14"/>
+          <w:sz w:val="24"/>
+          <w:szCs w:val="24"/>
+        </w:rPr>
+        <w:object w:dxaOrig="780" w:dyaOrig="400" w14:anchorId="0B117D17">
+          <v:shape id="_x0000_i1101" type="#_x0000_t75" style="width:39.35pt;height:20.1pt" o:ole="">
+            <v:imagedata r:id="rId155" o:title=""/>
+          </v:shape>
+          <o:OLEObject Type="Embed" ProgID="Equation.DSMT4" ShapeID="_x0000_i1101" DrawAspect="Content" ObjectID="_1851423559" r:id="rId156"/>
+        </w:object>
+      </w:r>
+      <w:r>
+        <w:rPr>
+          <w:rFonts w:ascii="Times New Roman" w:hAnsi="Times New Roman" w:cs="Times New Roman"/>
+          <w:i/>
+          <w:iCs/>
+          <w:sz w:val="24"/>
+          <w:szCs w:val="24"/>
+        </w:rPr>
+        <w:t>)</w:t>
+      </w:r>
+      <w:r>
+        <w:rPr>
+          <w:rFonts w:ascii="Times New Roman" w:hAnsi="Times New Roman" w:cs="Times New Roman"/>
+          <w:i/>
+          <w:iCs/>
+          <w:sz w:val="24"/>
+          <w:szCs w:val="24"/>
+        </w:rPr>
+        <w:t>.</w:t>
+      </w:r>
+    </w:p>
+    <w:p>
+      <w:pPr>
+        <w:pStyle w:val="NoSpacing"/>
+        <w:rPr>
+          <w:rFonts w:ascii="Times New Roman" w:hAnsi="Times New Roman" w:cs="Times New Roman"/>
+          <w:sz w:val="24"/>
+          <w:szCs w:val="24"/>
+        </w:rPr>
+      </w:pPr>
+      <w:r>
+        <w:rPr>
+          <w:rFonts w:ascii="Times New Roman" w:hAnsi="Times New Roman" w:cs="Times New Roman"/>
+          <w:b/>
+          <w:sz w:val="24"/>
+          <w:szCs w:val="24"/>
+          <w:u w:val="single"/>
+        </w:rPr>
+        <w:lastRenderedPageBreak/>
+        <w:t xml:space="preserve">Example </w:t>
+      </w:r>
+      <w:r>
+        <w:rPr>
+          <w:rFonts w:ascii="Times New Roman" w:hAnsi="Times New Roman" w:cs="Times New Roman"/>
+          <w:b/>
+          <w:sz w:val="24"/>
+          <w:szCs w:val="24"/>
+          <w:u w:val="single"/>
+        </w:rPr>
+        <w:t>3</w:t>
+      </w:r>
+      <w:proofErr w:type="gramStart"/>
+      <w:r>
+        <w:rPr>
+          <w:rFonts w:ascii="Times New Roman" w:hAnsi="Times New Roman" w:cs="Times New Roman"/>
+          <w:b/>
+          <w:sz w:val="24"/>
+          <w:szCs w:val="24"/>
+          <w:u w:val="single"/>
+        </w:rPr>
+        <w:t>:</w:t>
+      </w:r>
+      <w:r>
+        <w:rPr>
+          <w:rFonts w:ascii="Times New Roman" w:hAnsi="Times New Roman" w:cs="Times New Roman"/>
+          <w:sz w:val="24"/>
+          <w:szCs w:val="24"/>
+        </w:rPr>
+        <w:t xml:space="preserve">  </w:t>
+      </w:r>
+      <w:r>
+        <w:rPr>
+          <w:rFonts w:ascii="Times New Roman" w:hAnsi="Times New Roman" w:cs="Times New Roman"/>
+          <w:sz w:val="24"/>
+          <w:szCs w:val="24"/>
+        </w:rPr>
+        <w:t>Consider</w:t>
+      </w:r>
+      <w:proofErr w:type="gramEnd"/>
+      <w:r>
+        <w:rPr>
+          <w:rFonts w:ascii="Times New Roman" w:hAnsi="Times New Roman" w:cs="Times New Roman"/>
+          <w:sz w:val="24"/>
+          <w:szCs w:val="24"/>
+        </w:rPr>
+        <w:t xml:space="preserve"> the circle given by </w:t>
       </w:r>
       <w:r>
         <w:rPr>
@@ -1268,11 +4161,476 @@
           <w:sz w:val="24"/>
           <w:szCs w:val="24"/>
         </w:rPr>
-        <w:object w:dxaOrig="6920" w:dyaOrig="540" w14:anchorId="2618564B">
-          <v:shape id="_x0000_i1047" type="#_x0000_t75" style="width:345.65pt;height:27.4pt" o:ole="">
-            <v:imagedata r:id="rId49" o:title=""/>
-          </v:shape>
-          <o:OLEObject Type="Embed" ProgID="Equation.DSMT4" ShapeID="_x0000_i1047" DrawAspect="Content" ObjectID="_1846091766" r:id="rId50"/>
+        <w:object w:dxaOrig="2500" w:dyaOrig="440" w14:anchorId="25AE2DF2">
+          <v:shape id="_x0000_i1102" type="#_x0000_t75" style="width:125.6pt;height:20.95pt" o:ole="">
+            <v:imagedata r:id="rId157" o:title=""/>
+          </v:shape>
+          <o:OLEObject Type="Embed" ProgID="Equation.DSMT4" ShapeID="_x0000_i1102" DrawAspect="Content" ObjectID="_1851423560" r:id="rId158"/>
+        </w:object>
+      </w:r>
+      <w:r>
+        <w:rPr>
+          <w:rFonts w:ascii="Times New Roman" w:hAnsi="Times New Roman" w:cs="Times New Roman"/>
+          <w:sz w:val="24"/>
+          <w:szCs w:val="24"/>
+        </w:rPr>
+        <w:t xml:space="preserve"> where </w:t>
+      </w:r>
+      <w:r>
+        <w:rPr>
+          <w:rFonts w:ascii="Times New Roman" w:hAnsi="Times New Roman" w:cs="Times New Roman"/>
+          <w:position w:val="-6"/>
+          <w:sz w:val="24"/>
+          <w:szCs w:val="24"/>
+        </w:rPr>
+        <w:object w:dxaOrig="1020" w:dyaOrig="279" w14:anchorId="1295935A">
+          <v:shape id="_x0000_i1103" type="#_x0000_t75" style="width:53.6pt;height:15.05pt" o:ole="">
+            <v:imagedata r:id="rId159" o:title=""/>
+          </v:shape>
+          <o:OLEObject Type="Embed" ProgID="Equation.DSMT4" ShapeID="_x0000_i1103" DrawAspect="Content" ObjectID="_1851423561" r:id="rId160"/>
+        </w:object>
+      </w:r>
+      <w:r>
+        <w:rPr>
+          <w:rFonts w:ascii="Times New Roman" w:hAnsi="Times New Roman" w:cs="Times New Roman"/>
+          <w:sz w:val="24"/>
+          <w:szCs w:val="24"/>
+        </w:rPr>
+        <w:t xml:space="preserve"> and </w:t>
+      </w:r>
+      <w:r>
+        <w:rPr>
+          <w:rFonts w:ascii="Times New Roman" w:hAnsi="Times New Roman" w:cs="Times New Roman"/>
+          <w:position w:val="-6"/>
+          <w:sz w:val="24"/>
+          <w:szCs w:val="24"/>
+        </w:rPr>
+        <w:object w:dxaOrig="560" w:dyaOrig="279" w14:anchorId="55AE4422">
+          <v:shape id="_x0000_i1104" type="#_x0000_t75" style="width:28.45pt;height:15.05pt" o:ole="">
+            <v:imagedata r:id="rId161" o:title=""/>
+          </v:shape>
+          <o:OLEObject Type="Embed" ProgID="Equation.DSMT4" ShapeID="_x0000_i1104" DrawAspect="Content" ObjectID="_1851423562" r:id="rId162"/>
+        </w:object>
+      </w:r>
+      <w:r>
+        <w:rPr>
+          <w:rFonts w:ascii="Times New Roman" w:hAnsi="Times New Roman" w:cs="Times New Roman"/>
+          <w:sz w:val="24"/>
+          <w:szCs w:val="24"/>
+        </w:rPr>
+        <w:t xml:space="preserve">.  Find the curvature of this circle.  </w:t>
+      </w:r>
+    </w:p>
+    <w:p>
+      <w:pPr>
+        <w:pStyle w:val="NoSpacing"/>
+        <w:rPr>
+          <w:rFonts w:ascii="Times New Roman" w:hAnsi="Times New Roman" w:cs="Times New Roman"/>
+          <w:sz w:val="24"/>
+          <w:szCs w:val="24"/>
+        </w:rPr>
+      </w:pPr>
+    </w:p>
+    <w:p>
+      <w:pPr>
+        <w:pStyle w:val="NoSpacing"/>
+        <w:rPr>
+          <w:rFonts w:ascii="Times New Roman" w:hAnsi="Times New Roman" w:cs="Times New Roman"/>
+          <w:sz w:val="24"/>
+          <w:szCs w:val="24"/>
+        </w:rPr>
+      </w:pPr>
+      <w:r>
+        <w:rPr>
+          <w:rFonts w:ascii="Times New Roman" w:hAnsi="Times New Roman" w:cs="Times New Roman"/>
+          <w:sz w:val="24"/>
+          <w:szCs w:val="24"/>
+        </w:rPr>
+        <w:t xml:space="preserve">We note that </w:t>
+      </w:r>
+      <w:r>
+        <w:rPr>
+          <w:rFonts w:ascii="Times New Roman" w:hAnsi="Times New Roman" w:cs="Times New Roman"/>
+          <w:position w:val="-16"/>
+          <w:sz w:val="24"/>
+          <w:szCs w:val="24"/>
+        </w:rPr>
+        <w:object w:dxaOrig="2700" w:dyaOrig="440" w14:anchorId="4DD3266D">
+          <v:shape id="_x0000_i1105" type="#_x0000_t75" style="width:133.1pt;height:20.95pt" o:ole="">
+            <v:imagedata r:id="rId163" o:title=""/>
+          </v:shape>
+          <o:OLEObject Type="Embed" ProgID="Equation.DSMT4" ShapeID="_x0000_i1105" DrawAspect="Content" ObjectID="_1851423563" r:id="rId164"/>
+        </w:object>
+      </w:r>
+      <w:r>
+        <w:rPr>
+          <w:rFonts w:ascii="Times New Roman" w:hAnsi="Times New Roman" w:cs="Times New Roman"/>
+          <w:sz w:val="24"/>
+          <w:szCs w:val="24"/>
+        </w:rPr>
+        <w:t xml:space="preserve"> and </w:t>
+      </w:r>
+      <w:r>
+        <w:rPr>
+          <w:rFonts w:ascii="Times New Roman" w:hAnsi="Times New Roman" w:cs="Times New Roman"/>
+          <w:position w:val="-16"/>
+          <w:sz w:val="24"/>
+          <w:szCs w:val="24"/>
+        </w:rPr>
+        <w:object w:dxaOrig="2860" w:dyaOrig="440" w14:anchorId="6A7D704A">
+          <v:shape id="_x0000_i1106" type="#_x0000_t75" style="width:142.35pt;height:20.95pt" o:ole="">
+            <v:imagedata r:id="rId165" o:title=""/>
+          </v:shape>
+          <o:OLEObject Type="Embed" ProgID="Equation.DSMT4" ShapeID="_x0000_i1106" DrawAspect="Content" ObjectID="_1851423564" r:id="rId166"/>
+        </w:object>
+      </w:r>
+      <w:r>
+        <w:rPr>
+          <w:rFonts w:ascii="Times New Roman" w:hAnsi="Times New Roman" w:cs="Times New Roman"/>
+          <w:sz w:val="24"/>
+          <w:szCs w:val="24"/>
+        </w:rPr>
+        <w:t xml:space="preserve">.  </w:t>
+      </w:r>
+      <w:proofErr w:type="gramStart"/>
+      <w:r>
+        <w:rPr>
+          <w:rFonts w:ascii="Times New Roman" w:hAnsi="Times New Roman" w:cs="Times New Roman"/>
+          <w:sz w:val="24"/>
+          <w:szCs w:val="24"/>
+        </w:rPr>
+        <w:t>So</w:t>
+      </w:r>
+      <w:proofErr w:type="gramEnd"/>
+      <w:r>
+        <w:rPr>
+          <w:rFonts w:ascii="Times New Roman" w:hAnsi="Times New Roman" w:cs="Times New Roman"/>
+          <w:sz w:val="24"/>
+          <w:szCs w:val="24"/>
+        </w:rPr>
+        <w:t xml:space="preserve"> we calculate that:</w:t>
+      </w:r>
+    </w:p>
+    <w:p>
+      <w:pPr>
+        <w:pStyle w:val="NoSpacing"/>
+        <w:ind w:firstLine="720"/>
+        <w:rPr>
+          <w:rFonts w:ascii="Times New Roman" w:hAnsi="Times New Roman" w:cs="Times New Roman"/>
+          <w:sz w:val="24"/>
+          <w:szCs w:val="24"/>
+        </w:rPr>
+      </w:pPr>
+      <w:r>
+        <w:rPr>
+          <w:rFonts w:ascii="Times New Roman" w:hAnsi="Times New Roman" w:cs="Times New Roman"/>
+          <w:position w:val="-52"/>
+          <w:sz w:val="24"/>
+          <w:szCs w:val="24"/>
+        </w:rPr>
+        <w:object w:dxaOrig="5300" w:dyaOrig="1160" w14:anchorId="23C6B36B">
+          <v:shape id="_x0000_i1107" type="#_x0000_t75" style="width:264.55pt;height:56.95pt" o:ole="">
+            <v:imagedata r:id="rId167" o:title=""/>
+          </v:shape>
+          <o:OLEObject Type="Embed" ProgID="Equation.DSMT4" ShapeID="_x0000_i1107" DrawAspect="Content" ObjectID="_1851423565" r:id="rId168"/>
+        </w:object>
+      </w:r>
+      <w:r>
+        <w:rPr>
+          <w:rFonts w:ascii="Times New Roman" w:hAnsi="Times New Roman" w:cs="Times New Roman"/>
+          <w:sz w:val="24"/>
+          <w:szCs w:val="24"/>
+        </w:rPr>
+        <w:t xml:space="preserve">  and</w:t>
+      </w:r>
+    </w:p>
+    <w:p>
+      <w:pPr>
+        <w:pStyle w:val="NoSpacing"/>
+        <w:ind w:firstLine="720"/>
+        <w:rPr>
+          <w:rFonts w:ascii="Times New Roman" w:hAnsi="Times New Roman" w:cs="Times New Roman"/>
+          <w:sz w:val="24"/>
+          <w:szCs w:val="24"/>
+        </w:rPr>
+      </w:pPr>
+      <w:r>
+        <w:rPr>
+          <w:rFonts w:ascii="Times New Roman" w:hAnsi="Times New Roman" w:cs="Times New Roman"/>
+          <w:position w:val="-16"/>
+          <w:sz w:val="24"/>
+          <w:szCs w:val="24"/>
+        </w:rPr>
+        <w:object w:dxaOrig="3100" w:dyaOrig="480" w14:anchorId="6474AEA9">
+          <v:shape id="_x0000_i1108" type="#_x0000_t75" style="width:155.7pt;height:23.45pt" o:ole="">
+            <v:imagedata r:id="rId169" o:title=""/>
+          </v:shape>
+          <o:OLEObject Type="Embed" ProgID="Equation.DSMT4" ShapeID="_x0000_i1108" DrawAspect="Content" ObjectID="_1851423566" r:id="rId170"/>
+        </w:object>
+      </w:r>
+    </w:p>
+    <w:p>
+      <w:pPr>
+        <w:pStyle w:val="NoSpacing"/>
+        <w:ind w:firstLine="720"/>
+        <w:rPr>
+          <w:rFonts w:ascii="Times New Roman" w:hAnsi="Times New Roman" w:cs="Times New Roman"/>
+          <w:sz w:val="24"/>
+          <w:szCs w:val="24"/>
+        </w:rPr>
+      </w:pPr>
+      <w:r>
+        <w:rPr>
+          <w:rFonts w:ascii="Times New Roman" w:hAnsi="Times New Roman" w:cs="Times New Roman"/>
+          <w:position w:val="-22"/>
+          <w:sz w:val="24"/>
+          <w:szCs w:val="24"/>
+        </w:rPr>
+        <w:object w:dxaOrig="4940" w:dyaOrig="600" w14:anchorId="3BBE8E8D">
+          <v:shape id="_x0000_i1109" type="#_x0000_t75" style="width:247.8pt;height:29.3pt" o:ole="">
+            <v:imagedata r:id="rId171" o:title=""/>
+          </v:shape>
+          <o:OLEObject Type="Embed" ProgID="Equation.DSMT4" ShapeID="_x0000_i1109" DrawAspect="Content" ObjectID="_1851423567" r:id="rId172"/>
+        </w:object>
+      </w:r>
+    </w:p>
+    <w:p>
+      <w:pPr>
+        <w:pStyle w:val="NoSpacing"/>
+        <w:rPr>
+          <w:rFonts w:ascii="Times New Roman" w:hAnsi="Times New Roman" w:cs="Times New Roman"/>
+          <w:sz w:val="24"/>
+          <w:szCs w:val="24"/>
+        </w:rPr>
+      </w:pPr>
+      <w:r>
+        <w:rPr>
+          <w:rFonts w:ascii="Times New Roman" w:hAnsi="Times New Roman" w:cs="Times New Roman"/>
+          <w:sz w:val="24"/>
+          <w:szCs w:val="24"/>
+        </w:rPr>
+        <w:t xml:space="preserve">Therefore, </w:t>
+      </w:r>
+      <w:r>
+        <w:rPr>
+          <w:rFonts w:ascii="Times New Roman" w:hAnsi="Times New Roman" w:cs="Times New Roman"/>
+          <w:position w:val="-38"/>
+          <w:sz w:val="24"/>
+          <w:szCs w:val="24"/>
+        </w:rPr>
+        <w:object w:dxaOrig="2960" w:dyaOrig="840" w14:anchorId="2A542C2A">
+          <v:shape id="_x0000_i1110" type="#_x0000_t75" style="width:147.35pt;height:41pt" o:ole="">
+            <v:imagedata r:id="rId173" o:title=""/>
+          </v:shape>
+          <o:OLEObject Type="Embed" ProgID="Equation.DSMT4" ShapeID="_x0000_i1110" DrawAspect="Content" ObjectID="_1851423568" r:id="rId174"/>
+        </w:object>
+      </w:r>
+    </w:p>
+    <w:p>
+      <w:pPr>
+        <w:pStyle w:val="NoSpacing"/>
+        <w:rPr>
+          <w:rFonts w:ascii="Times New Roman" w:hAnsi="Times New Roman" w:cs="Times New Roman"/>
+          <w:sz w:val="24"/>
+          <w:szCs w:val="24"/>
+        </w:rPr>
+      </w:pPr>
+    </w:p>
+    <w:p>
+      <w:pPr>
+        <w:pStyle w:val="NoSpacing"/>
+        <w:rPr>
+          <w:rFonts w:ascii="Times New Roman" w:hAnsi="Times New Roman" w:cs="Times New Roman"/>
+          <w:sz w:val="24"/>
+          <w:szCs w:val="24"/>
+        </w:rPr>
+      </w:pPr>
+    </w:p>
+    <w:p>
+      <w:pPr>
+        <w:pStyle w:val="NoSpacing"/>
+        <w:rPr>
+          <w:rFonts w:ascii="Times New Roman" w:hAnsi="Times New Roman" w:cs="Times New Roman"/>
+          <w:sz w:val="24"/>
+          <w:szCs w:val="24"/>
+        </w:rPr>
+      </w:pPr>
+    </w:p>
+    <w:p>
+      <w:pPr>
+        <w:pStyle w:val="NoSpacing"/>
+        <w:rPr>
+          <w:rFonts w:ascii="Times New Roman" w:hAnsi="Times New Roman" w:cs="Times New Roman"/>
+          <w:sz w:val="24"/>
+          <w:szCs w:val="24"/>
+        </w:rPr>
+      </w:pPr>
+    </w:p>
+    <w:p>
+      <w:pPr>
+        <w:pStyle w:val="NoSpacing"/>
+        <w:rPr>
+          <w:rFonts w:ascii="Times New Roman" w:hAnsi="Times New Roman" w:cs="Times New Roman"/>
+          <w:sz w:val="24"/>
+          <w:szCs w:val="24"/>
+        </w:rPr>
+      </w:pPr>
+    </w:p>
+    <w:p>
+      <w:pPr>
+        <w:pStyle w:val="NoSpacing"/>
+        <w:rPr>
+          <w:rFonts w:ascii="Times New Roman" w:hAnsi="Times New Roman" w:cs="Times New Roman"/>
+          <w:sz w:val="24"/>
+          <w:szCs w:val="24"/>
+        </w:rPr>
+      </w:pPr>
+      <w:r>
+        <w:rPr>
+          <w:rFonts w:ascii="Times New Roman" w:hAnsi="Times New Roman" w:cs="Times New Roman"/>
+          <w:sz w:val="24"/>
+          <w:szCs w:val="24"/>
+        </w:rPr>
+        <w:t>OR (using (1) from the theorem to calculate the curvature)</w:t>
+      </w:r>
+    </w:p>
+    <w:p>
+      <w:pPr>
+        <w:pStyle w:val="NoSpacing"/>
+        <w:rPr>
+          <w:rFonts w:ascii="Times New Roman" w:hAnsi="Times New Roman" w:cs="Times New Roman"/>
+          <w:sz w:val="24"/>
+          <w:szCs w:val="24"/>
+        </w:rPr>
+      </w:pPr>
+    </w:p>
+    <w:p>
+      <w:pPr>
+        <w:pStyle w:val="NoSpacing"/>
+        <w:rPr>
+          <w:rFonts w:ascii="Times New Roman" w:hAnsi="Times New Roman" w:cs="Times New Roman"/>
+          <w:sz w:val="24"/>
+          <w:szCs w:val="24"/>
+        </w:rPr>
+      </w:pPr>
+    </w:p>
+    <w:p>
+      <w:pPr>
+        <w:pStyle w:val="NoSpacing"/>
+        <w:rPr>
+          <w:rFonts w:ascii="Times New Roman" w:hAnsi="Times New Roman" w:cs="Times New Roman"/>
+          <w:sz w:val="24"/>
+          <w:szCs w:val="24"/>
+        </w:rPr>
+      </w:pPr>
+      <w:r>
+        <w:rPr>
+          <w:rFonts w:ascii="Times New Roman" w:hAnsi="Times New Roman" w:cs="Times New Roman"/>
+          <w:sz w:val="24"/>
+          <w:szCs w:val="24"/>
+        </w:rPr>
+        <w:t xml:space="preserve">We note that </w:t>
+      </w:r>
+      <w:r>
+        <w:rPr>
+          <w:rFonts w:ascii="Times New Roman" w:hAnsi="Times New Roman" w:cs="Times New Roman"/>
+          <w:position w:val="-16"/>
+          <w:sz w:val="24"/>
+          <w:szCs w:val="24"/>
+        </w:rPr>
+        <w:object w:dxaOrig="2700" w:dyaOrig="440" w14:anchorId="28C8E73C">
+          <v:shape id="_x0000_i1111" type="#_x0000_t75" style="width:133.1pt;height:20.95pt" o:ole="">
+            <v:imagedata r:id="rId163" o:title=""/>
+          </v:shape>
+          <o:OLEObject Type="Embed" ProgID="Equation.DSMT4" ShapeID="_x0000_i1111" DrawAspect="Content" ObjectID="_1851423569" r:id="rId175"/>
+        </w:object>
+      </w:r>
+      <w:r>
+        <w:rPr>
+          <w:rFonts w:ascii="Times New Roman" w:hAnsi="Times New Roman" w:cs="Times New Roman"/>
+          <w:sz w:val="24"/>
+          <w:szCs w:val="24"/>
+        </w:rPr>
+        <w:t xml:space="preserve">.  This means </w:t>
+      </w:r>
+      <w:r>
+        <w:rPr>
+          <w:rFonts w:ascii="Times New Roman" w:hAnsi="Times New Roman" w:cs="Times New Roman"/>
+          <w:position w:val="-38"/>
+          <w:sz w:val="24"/>
+          <w:szCs w:val="24"/>
+        </w:rPr>
+        <w:object w:dxaOrig="10240" w:dyaOrig="800" w14:anchorId="5F72943A">
+          <v:shape id="_x0000_i1112" type="#_x0000_t75" style="width:512.35pt;height:40.2pt" o:ole="">
+            <v:imagedata r:id="rId176" o:title=""/>
+          </v:shape>
+          <o:OLEObject Type="Embed" ProgID="Equation.DSMT4" ShapeID="_x0000_i1112" DrawAspect="Content" ObjectID="_1851423570" r:id="rId177"/>
+        </w:object>
+      </w:r>
+      <w:r>
+        <w:rPr>
+          <w:rFonts w:ascii="Times New Roman" w:hAnsi="Times New Roman" w:cs="Times New Roman"/>
+          <w:sz w:val="24"/>
+          <w:szCs w:val="24"/>
+        </w:rPr>
+        <w:t xml:space="preserve">We note from the above calculation that </w:t>
+      </w:r>
+      <w:r>
+        <w:rPr>
+          <w:rFonts w:ascii="Times New Roman" w:hAnsi="Times New Roman" w:cs="Times New Roman"/>
+          <w:position w:val="-16"/>
+          <w:sz w:val="24"/>
+          <w:szCs w:val="24"/>
+        </w:rPr>
+        <w:object w:dxaOrig="1040" w:dyaOrig="440" w14:anchorId="23AAFE74">
+          <v:shape id="_x0000_i1113" type="#_x0000_t75" style="width:53.6pt;height:20.95pt" o:ole="">
+            <v:imagedata r:id="rId178" o:title=""/>
+          </v:shape>
+          <o:OLEObject Type="Embed" ProgID="Equation.DSMT4" ShapeID="_x0000_i1113" DrawAspect="Content" ObjectID="_1851423571" r:id="rId179"/>
+        </w:object>
+      </w:r>
+      <w:r>
+        <w:rPr>
+          <w:rFonts w:ascii="Times New Roman" w:hAnsi="Times New Roman" w:cs="Times New Roman"/>
+          <w:sz w:val="24"/>
+          <w:szCs w:val="24"/>
+        </w:rPr>
+        <w:t xml:space="preserve"> and </w:t>
+      </w:r>
+      <w:r>
+        <w:rPr>
+          <w:rFonts w:ascii="Times New Roman" w:hAnsi="Times New Roman" w:cs="Times New Roman"/>
+          <w:position w:val="-16"/>
+          <w:sz w:val="24"/>
+          <w:szCs w:val="24"/>
+        </w:rPr>
+        <w:object w:dxaOrig="2620" w:dyaOrig="440" w14:anchorId="4E7178A3">
+          <v:shape id="_x0000_i1114" type="#_x0000_t75" style="width:130.6pt;height:20.95pt" o:ole="">
+            <v:imagedata r:id="rId180" o:title=""/>
+          </v:shape>
+          <o:OLEObject Type="Embed" ProgID="Equation.DSMT4" ShapeID="_x0000_i1114" DrawAspect="Content" ObjectID="_1851423572" r:id="rId181"/>
+        </w:object>
+      </w:r>
+      <w:r>
+        <w:rPr>
+          <w:rFonts w:ascii="Times New Roman" w:hAnsi="Times New Roman" w:cs="Times New Roman"/>
+          <w:sz w:val="24"/>
+          <w:szCs w:val="24"/>
+        </w:rPr>
+        <w:t xml:space="preserve">.  So, by the above theorem the curvature is </w:t>
+      </w:r>
+      <w:r>
+        <w:rPr>
+          <w:rFonts w:ascii="Times New Roman" w:hAnsi="Times New Roman" w:cs="Times New Roman"/>
+          <w:position w:val="-32"/>
+          <w:sz w:val="24"/>
+          <w:szCs w:val="24"/>
+        </w:rPr>
+        <w:object w:dxaOrig="3960" w:dyaOrig="820" w14:anchorId="5E6573EC">
+          <v:shape id="_x0000_i1115" type="#_x0000_t75" style="width:197.6pt;height:40.2pt" o:ole="">
+            <v:imagedata r:id="rId182" o:title=""/>
+          </v:shape>
+          <o:OLEObject Type="Embed" ProgID="Equation.DSMT4" ShapeID="_x0000_i1115" DrawAspect="Content" ObjectID="_1851423573" r:id="rId183"/>
         </w:object>
       </w:r>
       <w:r>
@@ -1287,230 +4645,247 @@
     <w:p>
       <w:pPr>
         <w:pStyle w:val="NoSpacing"/>
-        <w:ind w:left="720"/>
-        <w:rPr>
-          <w:rFonts w:ascii="Times New Roman" w:hAnsi="Times New Roman" w:cs="Times New Roman"/>
-          <w:sz w:val="24"/>
-          <w:szCs w:val="24"/>
-        </w:rPr>
-      </w:pPr>
-      <w:r>
-        <w:rPr>
-          <w:rFonts w:ascii="Times New Roman" w:hAnsi="Times New Roman" w:cs="Times New Roman"/>
-          <w:sz w:val="24"/>
-          <w:szCs w:val="24"/>
-        </w:rPr>
-        <w:t xml:space="preserve">If we now compute </w:t>
-      </w:r>
-      <w:r>
-        <w:rPr>
-          <w:rFonts w:ascii="Times New Roman" w:hAnsi="Times New Roman" w:cs="Times New Roman"/>
-          <w:position w:val="-14"/>
-          <w:sz w:val="24"/>
-          <w:szCs w:val="24"/>
-        </w:rPr>
-        <w:object w:dxaOrig="1200" w:dyaOrig="400" w14:anchorId="0B808331">
-          <v:shape id="_x0000_i1048" type="#_x0000_t75" style="width:60.85pt;height:19.25pt" o:ole="">
-            <v:imagedata r:id="rId51" o:title=""/>
-          </v:shape>
-          <o:OLEObject Type="Embed" ProgID="Equation.DSMT4" ShapeID="_x0000_i1048" DrawAspect="Content" ObjectID="_1846091767" r:id="rId52"/>
-        </w:object>
-      </w:r>
-      <w:r>
-        <w:rPr>
-          <w:rFonts w:ascii="Times New Roman" w:hAnsi="Times New Roman" w:cs="Times New Roman"/>
-          <w:sz w:val="24"/>
-          <w:szCs w:val="24"/>
-        </w:rPr>
-        <w:t xml:space="preserve"> we obtain:  </w:t>
-      </w:r>
-    </w:p>
-    <w:p>
-      <w:pPr>
-        <w:pStyle w:val="NoSpacing"/>
-        <w:ind w:left="720"/>
-        <w:rPr>
-          <w:rFonts w:ascii="Times New Roman" w:hAnsi="Times New Roman" w:cs="Times New Roman"/>
-          <w:sz w:val="24"/>
-          <w:szCs w:val="24"/>
-        </w:rPr>
-      </w:pPr>
-      <w:r>
-        <w:rPr>
-          <w:rFonts w:ascii="Times New Roman" w:hAnsi="Times New Roman" w:cs="Times New Roman"/>
-          <w:sz w:val="24"/>
-          <w:szCs w:val="24"/>
-        </w:rPr>
-        <w:tab/>
-      </w:r>
-      <w:r>
-        <w:rPr>
-          <w:rFonts w:ascii="Times New Roman" w:hAnsi="Times New Roman" w:cs="Times New Roman"/>
-          <w:position w:val="-54"/>
-          <w:sz w:val="24"/>
-          <w:szCs w:val="24"/>
-        </w:rPr>
-        <w:object w:dxaOrig="8059" w:dyaOrig="1200" w14:anchorId="23CC912E">
-          <v:shape id="_x0000_i1049" type="#_x0000_t75" style="width:403.75pt;height:60.85pt" o:ole="">
-            <v:imagedata r:id="rId53" o:title=""/>
-          </v:shape>
-          <o:OLEObject Type="Embed" ProgID="Equation.DSMT4" ShapeID="_x0000_i1049" DrawAspect="Content" ObjectID="_1846091768" r:id="rId54"/>
-        </w:object>
-      </w:r>
-    </w:p>
-    <w:p>
-      <w:pPr>
-        <w:pStyle w:val="NoSpacing"/>
-        <w:ind w:left="720"/>
-        <w:rPr>
-          <w:rFonts w:ascii="Times New Roman" w:hAnsi="Times New Roman" w:cs="Times New Roman"/>
-          <w:sz w:val="24"/>
-          <w:szCs w:val="24"/>
-        </w:rPr>
-      </w:pPr>
-      <w:r>
-        <w:rPr>
-          <w:rFonts w:ascii="Times New Roman" w:hAnsi="Times New Roman" w:cs="Times New Roman"/>
-          <w:sz w:val="24"/>
-          <w:szCs w:val="24"/>
-        </w:rPr>
-        <w:t xml:space="preserve">However, since </w:t>
-      </w:r>
-      <w:r>
-        <w:rPr>
-          <w:rFonts w:ascii="Times New Roman" w:hAnsi="Times New Roman" w:cs="Times New Roman"/>
-          <w:position w:val="-14"/>
-          <w:sz w:val="24"/>
-          <w:szCs w:val="24"/>
-        </w:rPr>
-        <w:object w:dxaOrig="520" w:dyaOrig="400" w14:anchorId="7C3B61FB">
-          <v:shape id="_x0000_i1050" type="#_x0000_t75" style="width:25.35pt;height:19.25pt" o:ole="">
-            <v:imagedata r:id="rId55" o:title=""/>
-          </v:shape>
-          <o:OLEObject Type="Embed" ProgID="Equation.DSMT4" ShapeID="_x0000_i1050" DrawAspect="Content" ObjectID="_1846091769" r:id="rId56"/>
-        </w:object>
-      </w:r>
-      <w:r>
-        <w:rPr>
-          <w:rFonts w:ascii="Times New Roman" w:hAnsi="Times New Roman" w:cs="Times New Roman"/>
-          <w:sz w:val="24"/>
-          <w:szCs w:val="24"/>
-        </w:rPr>
-        <w:t xml:space="preserve">is a unit vector it follows that </w:t>
-      </w:r>
-      <w:r>
-        <w:rPr>
-          <w:rFonts w:ascii="Times New Roman" w:hAnsi="Times New Roman" w:cs="Times New Roman"/>
-          <w:position w:val="-16"/>
-          <w:sz w:val="24"/>
-          <w:szCs w:val="24"/>
-        </w:rPr>
-        <w:object w:dxaOrig="2420" w:dyaOrig="480" w14:anchorId="51B93F77">
-          <v:shape id="_x0000_i1051" type="#_x0000_t75" style="width:120.75pt;height:24.35pt" o:ole="">
-            <v:imagedata r:id="rId57" o:title=""/>
-          </v:shape>
-          <o:OLEObject Type="Embed" ProgID="Equation.DSMT4" ShapeID="_x0000_i1051" DrawAspect="Content" ObjectID="_1846091770" r:id="rId58"/>
-        </w:object>
-      </w:r>
-      <w:r>
-        <w:rPr>
-          <w:rFonts w:ascii="Times New Roman" w:hAnsi="Times New Roman" w:cs="Times New Roman"/>
+        <w:rPr>
+          <w:rFonts w:ascii="Times New Roman" w:hAnsi="Times New Roman" w:cs="Times New Roman"/>
+          <w:sz w:val="24"/>
+          <w:szCs w:val="24"/>
+        </w:rPr>
+      </w:pPr>
+    </w:p>
+    <w:p>
+      <w:pPr>
+        <w:pStyle w:val="NoSpacing"/>
+        <w:rPr>
+          <w:rFonts w:ascii="Times New Roman" w:hAnsi="Times New Roman" w:cs="Times New Roman"/>
+          <w:i/>
+          <w:sz w:val="24"/>
+          <w:szCs w:val="24"/>
+        </w:rPr>
+      </w:pPr>
+    </w:p>
+    <w:p>
+      <w:pPr>
+        <w:pStyle w:val="NoSpacing"/>
+        <w:rPr>
+          <w:rFonts w:ascii="Times New Roman" w:hAnsi="Times New Roman" w:cs="Times New Roman"/>
+          <w:i/>
+          <w:sz w:val="24"/>
+          <w:szCs w:val="24"/>
+        </w:rPr>
+      </w:pPr>
+    </w:p>
+    <w:p>
+      <w:pPr>
+        <w:pStyle w:val="NoSpacing"/>
+        <w:rPr>
+          <w:rFonts w:ascii="Times New Roman" w:hAnsi="Times New Roman" w:cs="Times New Roman"/>
+          <w:i/>
+          <w:sz w:val="24"/>
+          <w:szCs w:val="24"/>
+        </w:rPr>
+      </w:pPr>
+    </w:p>
+    <w:p>
+      <w:pPr>
+        <w:pStyle w:val="NoSpacing"/>
+        <w:rPr>
+          <w:rFonts w:ascii="Times New Roman" w:hAnsi="Times New Roman" w:cs="Times New Roman"/>
+          <w:i/>
+          <w:sz w:val="24"/>
+          <w:szCs w:val="24"/>
+        </w:rPr>
+      </w:pPr>
+    </w:p>
+    <w:p>
+      <w:pPr>
+        <w:pStyle w:val="NoSpacing"/>
+        <w:rPr>
+          <w:rFonts w:ascii="Times New Roman" w:hAnsi="Times New Roman" w:cs="Times New Roman"/>
+          <w:i/>
+          <w:sz w:val="24"/>
+          <w:szCs w:val="24"/>
+        </w:rPr>
+      </w:pPr>
+    </w:p>
+    <w:p>
+      <w:pPr>
+        <w:pStyle w:val="NoSpacing"/>
+        <w:rPr>
+          <w:rFonts w:ascii="Times New Roman" w:hAnsi="Times New Roman" w:cs="Times New Roman"/>
+          <w:i/>
+          <w:sz w:val="24"/>
+          <w:szCs w:val="24"/>
+        </w:rPr>
+      </w:pPr>
+    </w:p>
+    <w:p>
+      <w:pPr>
+        <w:pStyle w:val="NoSpacing"/>
+        <w:rPr>
+          <w:rFonts w:ascii="Times New Roman" w:hAnsi="Times New Roman" w:cs="Times New Roman"/>
+          <w:i/>
+          <w:sz w:val="24"/>
+          <w:szCs w:val="24"/>
+        </w:rPr>
+      </w:pPr>
+    </w:p>
+    <w:p>
+      <w:pPr>
+        <w:pStyle w:val="NoSpacing"/>
+        <w:rPr>
+          <w:rFonts w:ascii="Times New Roman" w:hAnsi="Times New Roman" w:cs="Times New Roman"/>
+          <w:i/>
+          <w:sz w:val="24"/>
+          <w:szCs w:val="24"/>
+        </w:rPr>
+      </w:pPr>
+    </w:p>
+    <w:p>
+      <w:pPr>
+        <w:pStyle w:val="NoSpacing"/>
+        <w:rPr>
+          <w:rFonts w:ascii="Times New Roman" w:hAnsi="Times New Roman" w:cs="Times New Roman"/>
+          <w:i/>
+          <w:sz w:val="24"/>
+          <w:szCs w:val="24"/>
+        </w:rPr>
+      </w:pPr>
+    </w:p>
+    <w:p>
+      <w:pPr>
+        <w:pStyle w:val="NoSpacing"/>
+        <w:rPr>
+          <w:rFonts w:ascii="Times New Roman" w:hAnsi="Times New Roman" w:cs="Times New Roman"/>
+          <w:i/>
+          <w:sz w:val="24"/>
+          <w:szCs w:val="24"/>
+        </w:rPr>
+      </w:pPr>
+    </w:p>
+    <w:p>
+      <w:pPr>
+        <w:pStyle w:val="NoSpacing"/>
+        <w:rPr>
+          <w:rFonts w:ascii="Times New Roman" w:hAnsi="Times New Roman" w:cs="Times New Roman"/>
+          <w:i/>
+          <w:sz w:val="24"/>
+          <w:szCs w:val="24"/>
+        </w:rPr>
+      </w:pPr>
+      <w:r>
+        <w:rPr>
+          <w:rFonts w:ascii="Times New Roman" w:hAnsi="Times New Roman" w:cs="Times New Roman"/>
+          <w:i/>
+          <w:sz w:val="24"/>
+          <w:szCs w:val="24"/>
+        </w:rPr>
+        <w:t>Note</w:t>
+      </w:r>
+      <w:proofErr w:type="gramStart"/>
+      <w:r>
+        <w:rPr>
+          <w:rFonts w:ascii="Times New Roman" w:hAnsi="Times New Roman" w:cs="Times New Roman"/>
+          <w:i/>
+          <w:sz w:val="24"/>
+          <w:szCs w:val="24"/>
+        </w:rPr>
+        <w:t>:  Intuitively</w:t>
+      </w:r>
+      <w:proofErr w:type="gramEnd"/>
+      <w:r>
+        <w:rPr>
+          <w:rFonts w:ascii="Times New Roman" w:hAnsi="Times New Roman" w:cs="Times New Roman"/>
+          <w:i/>
+          <w:sz w:val="24"/>
+          <w:szCs w:val="24"/>
+        </w:rPr>
+        <w:t xml:space="preserve"> this means that if a circle has a small radius, its curvature is high.  This makes sense because </w:t>
+      </w:r>
+      <w:r>
+        <w:rPr>
+          <w:rFonts w:ascii="Times New Roman" w:hAnsi="Times New Roman" w:cs="Times New Roman"/>
+          <w:i/>
+          <w:sz w:val="24"/>
+          <w:szCs w:val="24"/>
+        </w:rPr>
+        <w:t xml:space="preserve">over a fixed amount of arc length </w:t>
+      </w:r>
+      <w:r>
+        <w:rPr>
+          <w:rFonts w:ascii="Times New Roman" w:hAnsi="Times New Roman" w:cs="Times New Roman"/>
+          <w:i/>
+          <w:sz w:val="24"/>
+          <w:szCs w:val="24"/>
+        </w:rPr>
+        <w:t>small circles turn more abruptly than large circles.</w:t>
+      </w:r>
+      <w:r>
+        <w:rPr>
+          <w:rFonts w:ascii="Times New Roman" w:hAnsi="Times New Roman" w:cs="Times New Roman"/>
+          <w:i/>
+          <w:sz w:val="24"/>
+          <w:szCs w:val="24"/>
+        </w:rPr>
+        <w:t xml:space="preserve"> </w:t>
+      </w:r>
+    </w:p>
+    <w:p>
+      <w:pPr>
+        <w:pStyle w:val="NoSpacing"/>
+        <w:rPr>
+          <w:rFonts w:ascii="Times New Roman" w:hAnsi="Times New Roman" w:cs="Times New Roman"/>
+          <w:i/>
+          <w:sz w:val="24"/>
+          <w:szCs w:val="24"/>
+        </w:rPr>
+      </w:pPr>
+    </w:p>
+    <w:p>
+      <w:pPr>
+        <w:pStyle w:val="NoSpacing"/>
+        <w:rPr>
+          <w:rFonts w:ascii="Times New Roman" w:hAnsi="Times New Roman" w:cs="Times New Roman"/>
+          <w:iCs/>
+          <w:sz w:val="24"/>
+          <w:szCs w:val="24"/>
+        </w:rPr>
+      </w:pPr>
+      <w:r>
+        <w:rPr>
+          <w:rFonts w:ascii="Times New Roman" w:hAnsi="Times New Roman" w:cs="Times New Roman"/>
+          <w:i/>
+          <w:sz w:val="24"/>
+          <w:szCs w:val="24"/>
+        </w:rPr>
+        <w:t xml:space="preserve">Note:  This example gives us a way to visualize </w:t>
+      </w:r>
+      <w:r>
+        <w:rPr>
+          <w:rFonts w:ascii="Times New Roman" w:hAnsi="Times New Roman" w:cs="Times New Roman"/>
+          <w:i/>
+          <w:sz w:val="24"/>
+          <w:szCs w:val="24"/>
+        </w:rPr>
+        <w:t>the amount of “bend” that a given</w:t>
+      </w:r>
+      <w:r>
+        <w:rPr>
+          <w:rFonts w:ascii="Times New Roman" w:hAnsi="Times New Roman" w:cs="Times New Roman"/>
+          <w:i/>
+          <w:sz w:val="24"/>
+          <w:szCs w:val="24"/>
+        </w:rPr>
+        <w:t xml:space="preserve"> curvature looks like</w:t>
+      </w:r>
+      <w:r>
+        <w:rPr>
+          <w:rFonts w:ascii="Times New Roman" w:hAnsi="Times New Roman" w:cs="Times New Roman"/>
+          <w:i/>
           <w:sz w:val="24"/>
           <w:szCs w:val="24"/>
         </w:rPr>
         <w:t>.</w:t>
       </w:r>
-    </w:p>
-    <w:p>
-      <w:pPr>
-        <w:pStyle w:val="NoSpacing"/>
-        <w:ind w:left="720"/>
-        <w:rPr>
-          <w:rFonts w:ascii="Times New Roman" w:hAnsi="Times New Roman" w:cs="Times New Roman"/>
-          <w:sz w:val="24"/>
-          <w:szCs w:val="24"/>
-        </w:rPr>
-      </w:pPr>
-      <w:r>
-        <w:rPr>
-          <w:rFonts w:ascii="Times New Roman" w:hAnsi="Times New Roman" w:cs="Times New Roman"/>
-          <w:sz w:val="24"/>
-          <w:szCs w:val="24"/>
-        </w:rPr>
-        <w:t xml:space="preserve">Therefore, we have that </w:t>
-      </w:r>
-      <w:r>
-        <w:rPr>
-          <w:rFonts w:ascii="Times New Roman" w:hAnsi="Times New Roman" w:cs="Times New Roman"/>
-          <w:position w:val="-38"/>
-          <w:sz w:val="24"/>
-          <w:szCs w:val="24"/>
-        </w:rPr>
-        <w:object w:dxaOrig="2040" w:dyaOrig="840" w14:anchorId="0A2347B3">
-          <v:shape id="_x0000_i1052" type="#_x0000_t75" style="width:100.35pt;height:41.6pt" o:ole="">
-            <v:imagedata r:id="rId59" o:title=""/>
-          </v:shape>
-          <o:OLEObject Type="Embed" ProgID="Equation.DSMT4" ShapeID="_x0000_i1052" DrawAspect="Content" ObjectID="_1846091771" r:id="rId60"/>
-        </w:object>
-      </w:r>
-    </w:p>
-    <w:p>
-      <w:pPr>
-        <w:pStyle w:val="NoSpacing"/>
-        <w:jc w:val="right"/>
-        <w:rPr>
-          <w:rFonts w:ascii="Times New Roman" w:hAnsi="Times New Roman" w:cs="Times New Roman"/>
-          <w:sz w:val="24"/>
-          <w:szCs w:val="24"/>
-        </w:rPr>
-      </w:pPr>
-      <w:r>
-        <w:rPr>
-          <w:rFonts w:ascii="Times New Roman" w:hAnsi="Times New Roman" w:cs="Times New Roman"/>
-          <w:sz w:val="24"/>
-          <w:szCs w:val="24"/>
-        </w:rPr>
-        <w:sym w:font="Wingdings" w:char="F06E"/>
-      </w:r>
-    </w:p>
-    <w:p>
-      <w:pPr>
-        <w:pStyle w:val="NoSpacing"/>
-        <w:rPr>
-          <w:rFonts w:ascii="Times New Roman" w:hAnsi="Times New Roman" w:cs="Times New Roman"/>
-          <w:sz w:val="24"/>
-          <w:szCs w:val="24"/>
-        </w:rPr>
-      </w:pPr>
-    </w:p>
-    <w:p>
-      <w:pPr>
-        <w:pStyle w:val="NoSpacing"/>
-        <w:rPr>
-          <w:rFonts w:ascii="Times New Roman" w:hAnsi="Times New Roman" w:cs="Times New Roman"/>
-          <w:i/>
-          <w:sz w:val="24"/>
-          <w:szCs w:val="24"/>
-        </w:rPr>
-      </w:pPr>
-      <w:r>
-        <w:rPr>
-          <w:rFonts w:ascii="Times New Roman" w:hAnsi="Times New Roman" w:cs="Times New Roman"/>
-          <w:i/>
-          <w:sz w:val="24"/>
-          <w:szCs w:val="24"/>
-        </w:rPr>
-        <w:t xml:space="preserve">Note:  Part (b) of this theorem will tend to be more useful since it only requires that we know the vector-valued </w:t>
-      </w:r>
-      <w:r>
-        <w:rPr>
-          <w:rFonts w:ascii="Times New Roman" w:hAnsi="Times New Roman" w:cs="Times New Roman"/>
-          <w:i/>
-          <w:sz w:val="24"/>
-          <w:szCs w:val="24"/>
-        </w:rPr>
-        <w:t>function</w:t>
-      </w:r>
       <w:r>
         <w:rPr>
           <w:rFonts w:ascii="Times New Roman" w:hAnsi="Times New Roman" w:cs="Times New Roman"/>
@@ -1524,651 +4899,44 @@
         <w:rPr>
           <w:rFonts w:ascii="Times New Roman" w:hAnsi="Times New Roman" w:cs="Times New Roman"/>
           <w:i/>
-          <w:position w:val="-14"/>
-          <w:sz w:val="24"/>
-          <w:szCs w:val="24"/>
-        </w:rPr>
-        <w:object w:dxaOrig="480" w:dyaOrig="400" w14:anchorId="37F80346">
-          <v:shape id="_x0000_i1053" type="#_x0000_t75" style="width:22.3pt;height:19.25pt" o:ole="">
-            <v:imagedata r:id="rId61" o:title=""/>
-          </v:shape>
-          <o:OLEObject Type="Embed" ProgID="Equation.DSMT4" ShapeID="_x0000_i1053" DrawAspect="Content" ObjectID="_1846091772" r:id="rId62"/>
-        </w:object>
-      </w:r>
-      <w:r>
-        <w:rPr>
-          <w:rFonts w:ascii="Times New Roman" w:hAnsi="Times New Roman" w:cs="Times New Roman"/>
-          <w:i/>
-          <w:sz w:val="24"/>
-          <w:szCs w:val="24"/>
-        </w:rPr>
-        <w:t>, we</w:t>
-      </w:r>
-      <w:r>
-        <w:rPr>
-          <w:rFonts w:ascii="Times New Roman" w:hAnsi="Times New Roman" w:cs="Times New Roman"/>
-          <w:i/>
-          <w:sz w:val="24"/>
-          <w:szCs w:val="24"/>
-        </w:rPr>
-        <w:t xml:space="preserve"> don’t need to compute the tangent vector </w:t>
-      </w:r>
-      <w:r>
-        <w:rPr>
-          <w:rFonts w:ascii="Times New Roman" w:hAnsi="Times New Roman" w:cs="Times New Roman"/>
-          <w:i/>
-          <w:position w:val="-14"/>
-          <w:sz w:val="24"/>
-          <w:szCs w:val="24"/>
-        </w:rPr>
-        <w:object w:dxaOrig="520" w:dyaOrig="400" w14:anchorId="7457D46E">
-          <v:shape id="_x0000_i1054" type="#_x0000_t75" style="width:25.35pt;height:19.25pt" o:ole="">
-            <v:imagedata r:id="rId63" o:title=""/>
-          </v:shape>
-          <o:OLEObject Type="Embed" ProgID="Equation.DSMT4" ShapeID="_x0000_i1054" DrawAspect="Content" ObjectID="_1846091773" r:id="rId64"/>
-        </w:object>
-      </w:r>
-      <w:r>
-        <w:rPr>
-          <w:rFonts w:ascii="Times New Roman" w:hAnsi="Times New Roman" w:cs="Times New Roman"/>
-          <w:i/>
-          <w:sz w:val="24"/>
-          <w:szCs w:val="24"/>
-        </w:rPr>
-        <w:t>, and we can easily change the parameter if needed.</w:t>
-      </w:r>
-    </w:p>
-    <w:p>
-      <w:pPr>
-        <w:pStyle w:val="NoSpacing"/>
-        <w:rPr>
-          <w:rFonts w:ascii="Times New Roman" w:hAnsi="Times New Roman" w:cs="Times New Roman"/>
-          <w:sz w:val="24"/>
-          <w:szCs w:val="24"/>
-        </w:rPr>
-      </w:pPr>
-    </w:p>
-    <w:p>
-      <w:pPr>
-        <w:pStyle w:val="NoSpacing"/>
-        <w:rPr>
-          <w:rFonts w:ascii="Times New Roman" w:hAnsi="Times New Roman" w:cs="Times New Roman"/>
-          <w:sz w:val="24"/>
-          <w:szCs w:val="24"/>
-        </w:rPr>
-      </w:pPr>
-    </w:p>
-    <w:p>
-      <w:pPr>
-        <w:pStyle w:val="NoSpacing"/>
-        <w:rPr>
-          <w:rFonts w:ascii="Times New Roman" w:hAnsi="Times New Roman" w:cs="Times New Roman"/>
-          <w:sz w:val="24"/>
-          <w:szCs w:val="24"/>
-        </w:rPr>
-      </w:pPr>
-      <w:r>
-        <w:rPr>
-          <w:rFonts w:ascii="Times New Roman" w:hAnsi="Times New Roman" w:cs="Times New Roman"/>
-          <w:b/>
-          <w:sz w:val="24"/>
-          <w:szCs w:val="24"/>
-          <w:u w:val="single"/>
-        </w:rPr>
-        <w:t>Example 1</w:t>
-      </w:r>
-      <w:r>
-        <w:rPr>
-          <w:rFonts w:ascii="Times New Roman" w:hAnsi="Times New Roman" w:cs="Times New Roman"/>
-          <w:b/>
-          <w:sz w:val="24"/>
-          <w:szCs w:val="24"/>
-          <w:u w:val="single"/>
-        </w:rPr>
-        <w:t>:</w:t>
-      </w:r>
-      <w:r>
-        <w:rPr>
-          <w:rFonts w:ascii="Times New Roman" w:hAnsi="Times New Roman" w:cs="Times New Roman"/>
-          <w:sz w:val="24"/>
-          <w:szCs w:val="24"/>
-        </w:rPr>
-        <w:t xml:space="preserve">  </w:t>
-      </w:r>
-      <w:r>
-        <w:rPr>
-          <w:rFonts w:ascii="Times New Roman" w:hAnsi="Times New Roman" w:cs="Times New Roman"/>
-          <w:sz w:val="24"/>
-          <w:szCs w:val="24"/>
-        </w:rPr>
-        <w:t xml:space="preserve">Consider the circle given by </w:t>
-      </w:r>
-      <w:r>
-        <w:rPr>
-          <w:rFonts w:ascii="Times New Roman" w:hAnsi="Times New Roman" w:cs="Times New Roman"/>
-          <w:position w:val="-16"/>
-          <w:sz w:val="24"/>
-          <w:szCs w:val="24"/>
-        </w:rPr>
-        <w:object w:dxaOrig="2500" w:dyaOrig="440" w14:anchorId="25AE2DF2">
-          <v:shape id="_x0000_i1055" type="#_x0000_t75" style="width:124.75pt;height:21.3pt" o:ole="">
-            <v:imagedata r:id="rId65" o:title=""/>
-          </v:shape>
-          <o:OLEObject Type="Embed" ProgID="Equation.DSMT4" ShapeID="_x0000_i1055" DrawAspect="Content" ObjectID="_1846091774" r:id="rId66"/>
-        </w:object>
-      </w:r>
-      <w:r>
-        <w:rPr>
-          <w:rFonts w:ascii="Times New Roman" w:hAnsi="Times New Roman" w:cs="Times New Roman"/>
-          <w:sz w:val="24"/>
-          <w:szCs w:val="24"/>
-        </w:rPr>
-        <w:t xml:space="preserve"> where </w:t>
-      </w:r>
-      <w:r>
-        <w:rPr>
-          <w:rFonts w:ascii="Times New Roman" w:hAnsi="Times New Roman" w:cs="Times New Roman"/>
-          <w:position w:val="-6"/>
-          <w:sz w:val="24"/>
-          <w:szCs w:val="24"/>
-        </w:rPr>
-        <w:object w:dxaOrig="1020" w:dyaOrig="279" w14:anchorId="1295935A">
-          <v:shape id="_x0000_i1056" type="#_x0000_t75" style="width:52.75pt;height:15.2pt" o:ole="">
-            <v:imagedata r:id="rId67" o:title=""/>
-          </v:shape>
-          <o:OLEObject Type="Embed" ProgID="Equation.DSMT4" ShapeID="_x0000_i1056" DrawAspect="Content" ObjectID="_1846091775" r:id="rId68"/>
-        </w:object>
-      </w:r>
-      <w:r>
-        <w:rPr>
-          <w:rFonts w:ascii="Times New Roman" w:hAnsi="Times New Roman" w:cs="Times New Roman"/>
-          <w:sz w:val="24"/>
-          <w:szCs w:val="24"/>
-        </w:rPr>
-        <w:t xml:space="preserve"> and </w:t>
-      </w:r>
-      <w:r>
-        <w:rPr>
-          <w:rFonts w:ascii="Times New Roman" w:hAnsi="Times New Roman" w:cs="Times New Roman"/>
-          <w:position w:val="-6"/>
-          <w:sz w:val="24"/>
-          <w:szCs w:val="24"/>
-        </w:rPr>
-        <w:object w:dxaOrig="560" w:dyaOrig="279" w14:anchorId="55AE4422">
-          <v:shape id="_x0000_i1057" type="#_x0000_t75" style="width:28.4pt;height:15.2pt" o:ole="">
-            <v:imagedata r:id="rId69" o:title=""/>
-          </v:shape>
-          <o:OLEObject Type="Embed" ProgID="Equation.DSMT4" ShapeID="_x0000_i1057" DrawAspect="Content" ObjectID="_1846091776" r:id="rId70"/>
-        </w:object>
-      </w:r>
-      <w:r>
-        <w:rPr>
-          <w:rFonts w:ascii="Times New Roman" w:hAnsi="Times New Roman" w:cs="Times New Roman"/>
-          <w:sz w:val="24"/>
-          <w:szCs w:val="24"/>
-        </w:rPr>
-        <w:t xml:space="preserve">.  Find the curvature of this circle.  </w:t>
-      </w:r>
-    </w:p>
-    <w:p>
-      <w:pPr>
-        <w:pStyle w:val="NoSpacing"/>
-        <w:rPr>
-          <w:rFonts w:ascii="Times New Roman" w:hAnsi="Times New Roman" w:cs="Times New Roman"/>
-          <w:sz w:val="24"/>
-          <w:szCs w:val="24"/>
-        </w:rPr>
-      </w:pPr>
-    </w:p>
-    <w:p>
-      <w:pPr>
-        <w:pStyle w:val="NoSpacing"/>
-        <w:rPr>
-          <w:rFonts w:ascii="Times New Roman" w:hAnsi="Times New Roman" w:cs="Times New Roman"/>
-          <w:sz w:val="24"/>
-          <w:szCs w:val="24"/>
-        </w:rPr>
-      </w:pPr>
-      <w:r>
-        <w:rPr>
-          <w:rFonts w:ascii="Times New Roman" w:hAnsi="Times New Roman" w:cs="Times New Roman"/>
-          <w:sz w:val="24"/>
-          <w:szCs w:val="24"/>
-        </w:rPr>
-        <w:t xml:space="preserve">We note that </w:t>
-      </w:r>
-      <w:r>
-        <w:rPr>
-          <w:rFonts w:ascii="Times New Roman" w:hAnsi="Times New Roman" w:cs="Times New Roman"/>
-          <w:position w:val="-16"/>
-          <w:sz w:val="24"/>
-          <w:szCs w:val="24"/>
-        </w:rPr>
-        <w:object w:dxaOrig="2700" w:dyaOrig="440" w14:anchorId="4DD3266D">
-          <v:shape id="_x0000_i1058" type="#_x0000_t75" style="width:133.8pt;height:21.3pt" o:ole="">
-            <v:imagedata r:id="rId71" o:title=""/>
-          </v:shape>
-          <o:OLEObject Type="Embed" ProgID="Equation.DSMT4" ShapeID="_x0000_i1058" DrawAspect="Content" ObjectID="_1846091777" r:id="rId72"/>
-        </w:object>
-      </w:r>
-      <w:r>
-        <w:rPr>
-          <w:rFonts w:ascii="Times New Roman" w:hAnsi="Times New Roman" w:cs="Times New Roman"/>
-          <w:sz w:val="24"/>
-          <w:szCs w:val="24"/>
-        </w:rPr>
-        <w:t xml:space="preserve"> and </w:t>
-      </w:r>
-      <w:r>
-        <w:rPr>
-          <w:rFonts w:ascii="Times New Roman" w:hAnsi="Times New Roman" w:cs="Times New Roman"/>
-          <w:position w:val="-16"/>
-          <w:sz w:val="24"/>
-          <w:szCs w:val="24"/>
-        </w:rPr>
-        <w:object w:dxaOrig="2860" w:dyaOrig="440" w14:anchorId="6A7D704A">
-          <v:shape id="_x0000_i1059" type="#_x0000_t75" style="width:143pt;height:21.3pt" o:ole="">
-            <v:imagedata r:id="rId73" o:title=""/>
-          </v:shape>
-          <o:OLEObject Type="Embed" ProgID="Equation.DSMT4" ShapeID="_x0000_i1059" DrawAspect="Content" ObjectID="_1846091778" r:id="rId74"/>
-        </w:object>
-      </w:r>
-      <w:r>
-        <w:rPr>
-          <w:rFonts w:ascii="Times New Roman" w:hAnsi="Times New Roman" w:cs="Times New Roman"/>
-          <w:sz w:val="24"/>
-          <w:szCs w:val="24"/>
-        </w:rPr>
-        <w:t xml:space="preserve">.  </w:t>
-      </w:r>
-      <w:r>
-        <w:rPr>
-          <w:rFonts w:ascii="Times New Roman" w:hAnsi="Times New Roman" w:cs="Times New Roman"/>
-          <w:sz w:val="24"/>
-          <w:szCs w:val="24"/>
-        </w:rPr>
-        <w:t>So we calculate that:</w:t>
-      </w:r>
-    </w:p>
-    <w:p>
-      <w:pPr>
-        <w:pStyle w:val="NoSpacing"/>
-        <w:ind w:firstLine="720"/>
-        <w:rPr>
-          <w:rFonts w:ascii="Times New Roman" w:hAnsi="Times New Roman" w:cs="Times New Roman"/>
-          <w:sz w:val="24"/>
-          <w:szCs w:val="24"/>
-        </w:rPr>
-      </w:pPr>
-      <w:r>
-        <w:rPr>
-          <w:rFonts w:ascii="Times New Roman" w:hAnsi="Times New Roman" w:cs="Times New Roman"/>
-          <w:position w:val="-52"/>
-          <w:sz w:val="24"/>
-          <w:szCs w:val="24"/>
-        </w:rPr>
-        <w:object w:dxaOrig="5300" w:dyaOrig="1160" w14:anchorId="23C6B36B">
-          <v:shape id="_x0000_i1060" type="#_x0000_t75" style="width:264.75pt;height:56.8pt" o:ole="">
-            <v:imagedata r:id="rId75" o:title=""/>
-          </v:shape>
-          <o:OLEObject Type="Embed" ProgID="Equation.DSMT4" ShapeID="_x0000_i1060" DrawAspect="Content" ObjectID="_1846091779" r:id="rId76"/>
-        </w:object>
-      </w:r>
-      <w:r>
-        <w:rPr>
-          <w:rFonts w:ascii="Times New Roman" w:hAnsi="Times New Roman" w:cs="Times New Roman"/>
-          <w:sz w:val="24"/>
-          <w:szCs w:val="24"/>
-        </w:rPr>
-        <w:t xml:space="preserve">  and</w:t>
-      </w:r>
-    </w:p>
-    <w:p>
-      <w:pPr>
-        <w:pStyle w:val="NoSpacing"/>
-        <w:ind w:firstLine="720"/>
-        <w:rPr>
-          <w:rFonts w:ascii="Times New Roman" w:hAnsi="Times New Roman" w:cs="Times New Roman"/>
-          <w:sz w:val="24"/>
-          <w:szCs w:val="24"/>
-        </w:rPr>
-      </w:pPr>
-      <w:r>
-        <w:rPr>
-          <w:rFonts w:ascii="Times New Roman" w:hAnsi="Times New Roman" w:cs="Times New Roman"/>
-          <w:position w:val="-16"/>
-          <w:sz w:val="24"/>
-          <w:szCs w:val="24"/>
-        </w:rPr>
-        <w:object w:dxaOrig="3100" w:dyaOrig="480" w14:anchorId="6474AEA9">
-          <v:shape id="_x0000_i1061" type="#_x0000_t75" style="width:155.15pt;height:23.3pt" o:ole="">
-            <v:imagedata r:id="rId77" o:title=""/>
-          </v:shape>
-          <o:OLEObject Type="Embed" ProgID="Equation.DSMT4" ShapeID="_x0000_i1061" DrawAspect="Content" ObjectID="_1846091780" r:id="rId78"/>
-        </w:object>
-      </w:r>
-    </w:p>
-    <w:p>
-      <w:pPr>
-        <w:pStyle w:val="NoSpacing"/>
-        <w:ind w:firstLine="720"/>
-        <w:rPr>
-          <w:rFonts w:ascii="Times New Roman" w:hAnsi="Times New Roman" w:cs="Times New Roman"/>
-          <w:sz w:val="24"/>
-          <w:szCs w:val="24"/>
-        </w:rPr>
-      </w:pPr>
-      <w:r>
-        <w:rPr>
-          <w:rFonts w:ascii="Times New Roman" w:hAnsi="Times New Roman" w:cs="Times New Roman"/>
-          <w:position w:val="-22"/>
-          <w:sz w:val="24"/>
-          <w:szCs w:val="24"/>
-        </w:rPr>
-        <w:object w:dxaOrig="4940" w:dyaOrig="600" w14:anchorId="3BBE8E8D">
-          <v:shape id="_x0000_i1062" type="#_x0000_t75" style="width:247.5pt;height:29.4pt" o:ole="">
-            <v:imagedata r:id="rId79" o:title=""/>
-          </v:shape>
-          <o:OLEObject Type="Embed" ProgID="Equation.DSMT4" ShapeID="_x0000_i1062" DrawAspect="Content" ObjectID="_1846091781" r:id="rId80"/>
-        </w:object>
-      </w:r>
-    </w:p>
-    <w:p>
-      <w:pPr>
-        <w:pStyle w:val="NoSpacing"/>
-        <w:rPr>
-          <w:rFonts w:ascii="Times New Roman" w:hAnsi="Times New Roman" w:cs="Times New Roman"/>
-          <w:sz w:val="24"/>
-          <w:szCs w:val="24"/>
-        </w:rPr>
-      </w:pPr>
-      <w:r>
-        <w:rPr>
-          <w:rFonts w:ascii="Times New Roman" w:hAnsi="Times New Roman" w:cs="Times New Roman"/>
-          <w:sz w:val="24"/>
-          <w:szCs w:val="24"/>
-        </w:rPr>
-        <w:t xml:space="preserve">Therefore, </w:t>
-      </w:r>
-      <w:r>
-        <w:rPr>
-          <w:rFonts w:ascii="Times New Roman" w:hAnsi="Times New Roman" w:cs="Times New Roman"/>
-          <w:position w:val="-38"/>
-          <w:sz w:val="24"/>
-          <w:szCs w:val="24"/>
-        </w:rPr>
-        <w:object w:dxaOrig="2960" w:dyaOrig="840" w14:anchorId="2A542C2A">
-          <v:shape id="_x0000_i1063" type="#_x0000_t75" style="width:148pt;height:41.6pt" o:ole="">
-            <v:imagedata r:id="rId81" o:title=""/>
-          </v:shape>
-          <o:OLEObject Type="Embed" ProgID="Equation.DSMT4" ShapeID="_x0000_i1063" DrawAspect="Content" ObjectID="_1846091782" r:id="rId82"/>
-        </w:object>
-      </w:r>
-    </w:p>
-    <w:p>
-      <w:pPr>
-        <w:pStyle w:val="NoSpacing"/>
-        <w:rPr>
-          <w:rFonts w:ascii="Times New Roman" w:hAnsi="Times New Roman" w:cs="Times New Roman"/>
-          <w:sz w:val="24"/>
-          <w:szCs w:val="24"/>
-        </w:rPr>
-      </w:pPr>
-    </w:p>
-    <w:p>
-      <w:pPr>
-        <w:pStyle w:val="NoSpacing"/>
-        <w:rPr>
-          <w:rFonts w:ascii="Times New Roman" w:hAnsi="Times New Roman" w:cs="Times New Roman"/>
-          <w:sz w:val="24"/>
-          <w:szCs w:val="24"/>
-        </w:rPr>
-      </w:pPr>
-    </w:p>
-    <w:p>
-      <w:pPr>
-        <w:pStyle w:val="NoSpacing"/>
-        <w:rPr>
-          <w:rFonts w:ascii="Times New Roman" w:hAnsi="Times New Roman" w:cs="Times New Roman"/>
-          <w:sz w:val="24"/>
-          <w:szCs w:val="24"/>
-        </w:rPr>
-      </w:pPr>
-    </w:p>
-    <w:p>
-      <w:pPr>
-        <w:pStyle w:val="NoSpacing"/>
-        <w:rPr>
-          <w:rFonts w:ascii="Times New Roman" w:hAnsi="Times New Roman" w:cs="Times New Roman"/>
-          <w:sz w:val="24"/>
-          <w:szCs w:val="24"/>
-        </w:rPr>
-      </w:pPr>
-    </w:p>
-    <w:p>
-      <w:pPr>
-        <w:pStyle w:val="NoSpacing"/>
-        <w:rPr>
-          <w:rFonts w:ascii="Times New Roman" w:hAnsi="Times New Roman" w:cs="Times New Roman"/>
-          <w:sz w:val="24"/>
-          <w:szCs w:val="24"/>
-        </w:rPr>
-      </w:pPr>
-    </w:p>
-    <w:p>
-      <w:pPr>
-        <w:pStyle w:val="NoSpacing"/>
-        <w:rPr>
-          <w:rFonts w:ascii="Times New Roman" w:hAnsi="Times New Roman" w:cs="Times New Roman"/>
-          <w:sz w:val="24"/>
-          <w:szCs w:val="24"/>
-        </w:rPr>
-      </w:pPr>
-      <w:r>
-        <w:rPr>
-          <w:rFonts w:ascii="Times New Roman" w:hAnsi="Times New Roman" w:cs="Times New Roman"/>
-          <w:sz w:val="24"/>
-          <w:szCs w:val="24"/>
-        </w:rPr>
-        <w:lastRenderedPageBreak/>
-        <w:t>OR (using (1) from the theorem to calculate the curvature)</w:t>
-      </w:r>
-    </w:p>
-    <w:p>
-      <w:pPr>
-        <w:pStyle w:val="NoSpacing"/>
-        <w:rPr>
-          <w:rFonts w:ascii="Times New Roman" w:hAnsi="Times New Roman" w:cs="Times New Roman"/>
-          <w:sz w:val="24"/>
-          <w:szCs w:val="24"/>
-        </w:rPr>
-      </w:pPr>
-    </w:p>
-    <w:p>
-      <w:pPr>
-        <w:pStyle w:val="NoSpacing"/>
-        <w:rPr>
-          <w:rFonts w:ascii="Times New Roman" w:hAnsi="Times New Roman" w:cs="Times New Roman"/>
-          <w:sz w:val="24"/>
-          <w:szCs w:val="24"/>
-        </w:rPr>
-      </w:pPr>
-    </w:p>
-    <w:p>
-      <w:pPr>
-        <w:pStyle w:val="NoSpacing"/>
-        <w:rPr>
-          <w:rFonts w:ascii="Times New Roman" w:hAnsi="Times New Roman" w:cs="Times New Roman"/>
-          <w:sz w:val="24"/>
-          <w:szCs w:val="24"/>
-        </w:rPr>
-      </w:pPr>
-      <w:r>
-        <w:rPr>
-          <w:rFonts w:ascii="Times New Roman" w:hAnsi="Times New Roman" w:cs="Times New Roman"/>
-          <w:sz w:val="24"/>
-          <w:szCs w:val="24"/>
-        </w:rPr>
-        <w:t xml:space="preserve">We note that </w:t>
-      </w:r>
-      <w:r>
-        <w:rPr>
-          <w:rFonts w:ascii="Times New Roman" w:hAnsi="Times New Roman" w:cs="Times New Roman"/>
-          <w:position w:val="-16"/>
-          <w:sz w:val="24"/>
-          <w:szCs w:val="24"/>
-        </w:rPr>
-        <w:object w:dxaOrig="2700" w:dyaOrig="440" w14:anchorId="28C8E73C">
-          <v:shape id="_x0000_i1064" type="#_x0000_t75" style="width:133.8pt;height:21.3pt" o:ole="">
-            <v:imagedata r:id="rId71" o:title=""/>
-          </v:shape>
-          <o:OLEObject Type="Embed" ProgID="Equation.DSMT4" ShapeID="_x0000_i1064" DrawAspect="Content" ObjectID="_1846091783" r:id="rId83"/>
-        </w:object>
-      </w:r>
-      <w:r>
-        <w:rPr>
-          <w:rFonts w:ascii="Times New Roman" w:hAnsi="Times New Roman" w:cs="Times New Roman"/>
-          <w:sz w:val="24"/>
-          <w:szCs w:val="24"/>
-        </w:rPr>
-        <w:t xml:space="preserve">.  This means </w:t>
-      </w:r>
-      <w:r>
-        <w:rPr>
-          <w:rFonts w:ascii="Times New Roman" w:hAnsi="Times New Roman" w:cs="Times New Roman"/>
-          <w:position w:val="-38"/>
-          <w:sz w:val="24"/>
-          <w:szCs w:val="24"/>
-        </w:rPr>
-        <w:object w:dxaOrig="10240" w:dyaOrig="800" w14:anchorId="5F72943A">
-          <v:shape id="_x0000_i1065" type="#_x0000_t75" style="width:512pt;height:40.55pt" o:ole="">
-            <v:imagedata r:id="rId84" o:title=""/>
-          </v:shape>
-          <o:OLEObject Type="Embed" ProgID="Equation.DSMT4" ShapeID="_x0000_i1065" DrawAspect="Content" ObjectID="_1846091784" r:id="rId85"/>
-        </w:object>
-      </w:r>
-      <w:r>
-        <w:rPr>
-          <w:rFonts w:ascii="Times New Roman" w:hAnsi="Times New Roman" w:cs="Times New Roman"/>
-          <w:sz w:val="24"/>
-          <w:szCs w:val="24"/>
-        </w:rPr>
-        <w:t xml:space="preserve">We note from the above calculation that </w:t>
-      </w:r>
-      <w:r>
-        <w:rPr>
-          <w:rFonts w:ascii="Times New Roman" w:hAnsi="Times New Roman" w:cs="Times New Roman"/>
-          <w:position w:val="-16"/>
-          <w:sz w:val="24"/>
-          <w:szCs w:val="24"/>
-        </w:rPr>
-        <w:object w:dxaOrig="1040" w:dyaOrig="440" w14:anchorId="23AAFE74">
-          <v:shape id="_x0000_i1066" type="#_x0000_t75" style="width:52.75pt;height:21.3pt" o:ole="">
-            <v:imagedata r:id="rId86" o:title=""/>
-          </v:shape>
-          <o:OLEObject Type="Embed" ProgID="Equation.DSMT4" ShapeID="_x0000_i1066" DrawAspect="Content" ObjectID="_1846091785" r:id="rId87"/>
-        </w:object>
-      </w:r>
-      <w:r>
-        <w:rPr>
-          <w:rFonts w:ascii="Times New Roman" w:hAnsi="Times New Roman" w:cs="Times New Roman"/>
-          <w:sz w:val="24"/>
-          <w:szCs w:val="24"/>
-        </w:rPr>
-        <w:t xml:space="preserve"> and </w:t>
-      </w:r>
-      <w:r>
-        <w:rPr>
-          <w:rFonts w:ascii="Times New Roman" w:hAnsi="Times New Roman" w:cs="Times New Roman"/>
-          <w:position w:val="-16"/>
-          <w:sz w:val="24"/>
-          <w:szCs w:val="24"/>
-        </w:rPr>
-        <w:object w:dxaOrig="2620" w:dyaOrig="440" w14:anchorId="4E7178A3">
-          <v:shape id="_x0000_i1067" type="#_x0000_t75" style="width:130.75pt;height:21.3pt" o:ole="">
-            <v:imagedata r:id="rId88" o:title=""/>
-          </v:shape>
-          <o:OLEObject Type="Embed" ProgID="Equation.DSMT4" ShapeID="_x0000_i1067" DrawAspect="Content" ObjectID="_1846091786" r:id="rId89"/>
-        </w:object>
-      </w:r>
-      <w:r>
-        <w:rPr>
-          <w:rFonts w:ascii="Times New Roman" w:hAnsi="Times New Roman" w:cs="Times New Roman"/>
-          <w:sz w:val="24"/>
-          <w:szCs w:val="24"/>
-        </w:rPr>
-        <w:t xml:space="preserve">.  So, by the above theorem the curvature is </w:t>
-      </w:r>
-      <w:r>
-        <w:rPr>
-          <w:rFonts w:ascii="Times New Roman" w:hAnsi="Times New Roman" w:cs="Times New Roman"/>
-          <w:position w:val="-32"/>
-          <w:sz w:val="24"/>
-          <w:szCs w:val="24"/>
-        </w:rPr>
-        <w:object w:dxaOrig="3960" w:dyaOrig="820" w14:anchorId="5E6573EC">
-          <v:shape id="_x0000_i1068" type="#_x0000_t75" style="width:196.8pt;height:40.55pt" o:ole="">
-            <v:imagedata r:id="rId90" o:title=""/>
-          </v:shape>
-          <o:OLEObject Type="Embed" ProgID="Equation.DSMT4" ShapeID="_x0000_i1068" DrawAspect="Content" ObjectID="_1846091787" r:id="rId91"/>
-        </w:object>
-      </w:r>
-      <w:r>
-        <w:rPr>
-          <w:rFonts w:ascii="Times New Roman" w:hAnsi="Times New Roman" w:cs="Times New Roman"/>
-          <w:sz w:val="24"/>
-          <w:szCs w:val="24"/>
-        </w:rPr>
-        <w:t>.</w:t>
-      </w:r>
-    </w:p>
-    <w:p>
-      <w:pPr>
-        <w:pStyle w:val="NoSpacing"/>
-        <w:rPr>
-          <w:rFonts w:ascii="Times New Roman" w:hAnsi="Times New Roman" w:cs="Times New Roman"/>
-          <w:sz w:val="24"/>
-          <w:szCs w:val="24"/>
-        </w:rPr>
-      </w:pPr>
-    </w:p>
-    <w:p>
-      <w:pPr>
-        <w:pStyle w:val="NoSpacing"/>
-        <w:rPr>
-          <w:rFonts w:ascii="Times New Roman" w:hAnsi="Times New Roman" w:cs="Times New Roman"/>
-          <w:i/>
-          <w:sz w:val="24"/>
-          <w:szCs w:val="24"/>
-        </w:rPr>
-      </w:pPr>
-      <w:r>
-        <w:rPr>
-          <w:rFonts w:ascii="Times New Roman" w:hAnsi="Times New Roman" w:cs="Times New Roman"/>
-          <w:i/>
-          <w:sz w:val="24"/>
-          <w:szCs w:val="24"/>
-        </w:rPr>
-        <w:t>Note:  Intuitively this means that if a circle has a small radius, its curvature is high.  This makes sense because small circles turn more abruptly than large circles.</w:t>
-      </w:r>
-    </w:p>
-    <w:p>
-      <w:pPr>
-        <w:pStyle w:val="NoSpacing"/>
-        <w:rPr>
-          <w:rFonts w:ascii="Times New Roman" w:hAnsi="Times New Roman" w:cs="Times New Roman"/>
-          <w:sz w:val="24"/>
-          <w:szCs w:val="24"/>
-        </w:rPr>
-      </w:pPr>
-    </w:p>
-    <w:p>
-      <w:pPr>
-        <w:rPr>
-          <w:rFonts w:eastAsiaTheme="minorEastAsia"/>
-          <w:szCs w:val="28"/>
-        </w:rPr>
-      </w:pPr>
+          <w:sz w:val="24"/>
+          <w:szCs w:val="24"/>
+        </w:rPr>
+        <w:t>For example, if we calculate</w:t>
+      </w:r>
+      <w:r>
+        <w:rPr>
+          <w:rFonts w:ascii="Times New Roman" w:hAnsi="Times New Roman" w:cs="Times New Roman"/>
+          <w:i/>
+          <w:sz w:val="24"/>
+          <w:szCs w:val="24"/>
+        </w:rPr>
+        <w:t xml:space="preserve">, as in Example 1, that we have </w:t>
+      </w:r>
+      <w:r>
+        <w:rPr>
+          <w:rFonts w:ascii="Times New Roman" w:hAnsi="Times New Roman" w:cs="Times New Roman"/>
+          <w:i/>
+          <w:position w:val="-24"/>
+          <w:sz w:val="24"/>
+          <w:szCs w:val="24"/>
+        </w:rPr>
+        <w:object w:dxaOrig="620" w:dyaOrig="620" w14:anchorId="13A16EF4">
+          <v:shape id="_x0000_i1116" type="#_x0000_t75" style="width:31pt;height:31pt" o:ole="">
+            <v:imagedata r:id="rId184" o:title=""/>
+          </v:shape>
+          <o:OLEObject Type="Embed" ProgID="Equation.DSMT4" ShapeID="_x0000_i1116" DrawAspect="Content" ObjectID="_1851423574" r:id="rId185"/>
+        </w:object>
+      </w:r>
+      <w:r>
+        <w:rPr>
+          <w:rFonts w:ascii="Times New Roman" w:hAnsi="Times New Roman" w:cs="Times New Roman"/>
+          <w:i/>
+          <w:sz w:val="24"/>
+          <w:szCs w:val="24"/>
+        </w:rPr>
+        <w:t>then we know that this is the same amount of “bend” that we would see in a circle of radius 2.</w:t>
+      </w:r>
     </w:p>
     <w:p>
       <w:pPr>
@@ -2184,14 +4952,42 @@
           <w:szCs w:val="28"/>
           <w:u w:val="single"/>
         </w:rPr>
-        <w:t>Example 2:</w:t>
+        <w:lastRenderedPageBreak/>
+        <w:t xml:space="preserve">Example </w:t>
+      </w:r>
+      <w:r>
+        <w:rPr>
+          <w:rFonts w:eastAsiaTheme="minorEastAsia"/>
+          <w:b/>
+          <w:szCs w:val="28"/>
+          <w:u w:val="single"/>
+        </w:rPr>
+        <w:t>4</w:t>
+      </w:r>
+      <w:proofErr w:type="gramStart"/>
+      <w:r>
+        <w:rPr>
+          <w:rFonts w:eastAsiaTheme="minorEastAsia"/>
+          <w:b/>
+          <w:szCs w:val="28"/>
+          <w:u w:val="single"/>
+        </w:rPr>
+        <w:t>:</w:t>
       </w:r>
       <w:r>
         <w:rPr>
           <w:rFonts w:eastAsiaTheme="minorEastAsia"/>
           <w:szCs w:val="28"/>
         </w:rPr>
-        <w:t xml:space="preserve">  Let </w:t>
+        <w:t xml:space="preserve">  Let</w:t>
+      </w:r>
+      <w:proofErr w:type="gramEnd"/>
+      <w:r>
+        <w:rPr>
+          <w:rFonts w:eastAsiaTheme="minorEastAsia"/>
+          <w:szCs w:val="28"/>
+        </w:rPr>
+        <w:t xml:space="preserve"> </w:t>
       </w:r>
       <w:r>
         <w:rPr>
@@ -2215,10 +5011,10 @@
           <w:szCs w:val="28"/>
         </w:rPr>
         <w:object w:dxaOrig="1420" w:dyaOrig="360" w14:anchorId="3020C789">
-          <v:shape id="_x0000_i1069" type="#_x0000_t75" style="width:71pt;height:19.25pt" o:ole="">
-            <v:imagedata r:id="rId92" o:title=""/>
-          </v:shape>
-          <o:OLEObject Type="Embed" ProgID="Equation.DSMT4" ShapeID="_x0000_i1069" DrawAspect="Content" ObjectID="_1846091788" r:id="rId93"/>
+          <v:shape id="_x0000_i1117" type="#_x0000_t75" style="width:70.35pt;height:18.4pt" o:ole="">
+            <v:imagedata r:id="rId186" o:title=""/>
+          </v:shape>
+          <o:OLEObject Type="Embed" ProgID="Equation.DSMT4" ShapeID="_x0000_i1117" DrawAspect="Content" ObjectID="_1851423575" r:id="rId187"/>
         </w:object>
       </w:r>
       <w:r>
@@ -2276,7 +5072,7 @@
                     </pic:cNvPicPr>
                   </pic:nvPicPr>
                   <pic:blipFill>
-                    <a:blip r:embed="rId94">
+                    <a:blip r:embed="rId188">
                       <a:extLst>
                         <a:ext uri="{28A0092B-C50C-407E-A947-70E740481C1C}">
                           <a14:useLocalDpi xmlns:a14="http://schemas.microsoft.com/office/drawing/2010/main" val="0"/>
@@ -2327,10 +5123,10 @@
           <w:szCs w:val="28"/>
         </w:rPr>
         <w:object w:dxaOrig="2480" w:dyaOrig="400" w14:anchorId="31A111B8">
-          <v:shape id="_x0000_i1070" type="#_x0000_t75" style="width:124.75pt;height:19.25pt" o:ole="">
-            <v:imagedata r:id="rId95" o:title=""/>
-          </v:shape>
-          <o:OLEObject Type="Embed" ProgID="Equation.DSMT4" ShapeID="_x0000_i1070" DrawAspect="Content" ObjectID="_1846091789" r:id="rId96"/>
+          <v:shape id="_x0000_i1118" type="#_x0000_t75" style="width:125.6pt;height:18.4pt" o:ole="">
+            <v:imagedata r:id="rId189" o:title=""/>
+          </v:shape>
+          <o:OLEObject Type="Embed" ProgID="Equation.DSMT4" ShapeID="_x0000_i1118" DrawAspect="Content" ObjectID="_1851423576" r:id="rId190"/>
         </w:object>
       </w:r>
       <w:r>
@@ -2362,10 +5158,10 @@
           <w:szCs w:val="28"/>
         </w:rPr>
         <w:object w:dxaOrig="2659" w:dyaOrig="400" w14:anchorId="610CEE22">
-          <v:shape id="_x0000_i1071" type="#_x0000_t75" style="width:132.8pt;height:19.25pt" o:ole="">
-            <v:imagedata r:id="rId97" o:title=""/>
-          </v:shape>
-          <o:OLEObject Type="Embed" ProgID="Equation.DSMT4" ShapeID="_x0000_i1071" DrawAspect="Content" ObjectID="_1846091790" r:id="rId98"/>
+          <v:shape id="_x0000_i1119" type="#_x0000_t75" style="width:132.3pt;height:18.4pt" o:ole="">
+            <v:imagedata r:id="rId191" o:title=""/>
+          </v:shape>
+          <o:OLEObject Type="Embed" ProgID="Equation.DSMT4" ShapeID="_x0000_i1119" DrawAspect="Content" ObjectID="_1851423577" r:id="rId192"/>
         </w:object>
       </w:r>
       <w:r>
@@ -2382,10 +5178,10 @@
           <w:szCs w:val="28"/>
         </w:rPr>
         <w:object w:dxaOrig="2680" w:dyaOrig="400" w14:anchorId="0AA4DED0">
-          <v:shape id="_x0000_i1072" type="#_x0000_t75" style="width:132.8pt;height:19.25pt" o:ole="">
-            <v:imagedata r:id="rId99" o:title=""/>
-          </v:shape>
-          <o:OLEObject Type="Embed" ProgID="Equation.DSMT4" ShapeID="_x0000_i1072" DrawAspect="Content" ObjectID="_1846091791" r:id="rId100"/>
+          <v:shape id="_x0000_i1120" type="#_x0000_t75" style="width:133.1pt;height:18.4pt" o:ole="">
+            <v:imagedata r:id="rId193" o:title=""/>
+          </v:shape>
+          <o:OLEObject Type="Embed" ProgID="Equation.DSMT4" ShapeID="_x0000_i1120" DrawAspect="Content" ObjectID="_1851423578" r:id="rId194"/>
         </w:object>
       </w:r>
     </w:p>
@@ -2455,18 +5251,27 @@
           <w:szCs w:val="28"/>
         </w:rPr>
         <w:object w:dxaOrig="499" w:dyaOrig="279" w14:anchorId="32F5C6D0">
-          <v:shape id="_x0000_i1073" type="#_x0000_t75" style="width:25.35pt;height:15.2pt" o:ole="">
-            <v:imagedata r:id="rId101" o:title=""/>
-          </v:shape>
-          <o:OLEObject Type="Embed" ProgID="Equation.DSMT4" ShapeID="_x0000_i1073" DrawAspect="Content" ObjectID="_1846091792" r:id="rId102"/>
-        </w:object>
-      </w:r>
+          <v:shape id="_x0000_i1121" type="#_x0000_t75" style="width:25.1pt;height:15.05pt" o:ole="">
+            <v:imagedata r:id="rId195" o:title=""/>
+          </v:shape>
+          <o:OLEObject Type="Embed" ProgID="Equation.DSMT4" ShapeID="_x0000_i1121" DrawAspect="Content" ObjectID="_1851423579" r:id="rId196"/>
+        </w:object>
+      </w:r>
+      <w:proofErr w:type="spellStart"/>
       <w:r>
         <w:rPr>
           <w:rFonts w:eastAsiaTheme="minorEastAsia"/>
           <w:szCs w:val="28"/>
         </w:rPr>
-        <w:t xml:space="preserve">and </w:t>
+        <w:t>and</w:t>
+      </w:r>
+      <w:proofErr w:type="spellEnd"/>
+      <w:r>
+        <w:rPr>
+          <w:rFonts w:eastAsiaTheme="minorEastAsia"/>
+          <w:szCs w:val="28"/>
+        </w:rPr>
+        <w:t xml:space="preserve"> </w:t>
       </w:r>
       <w:r>
         <w:rPr>
@@ -2475,10 +5280,10 @@
           <w:szCs w:val="28"/>
         </w:rPr>
         <w:object w:dxaOrig="580" w:dyaOrig="620" w14:anchorId="431BAD27">
-          <v:shape id="_x0000_i1074" type="#_x0000_t75" style="width:29.4pt;height:31.45pt" o:ole="">
-            <v:imagedata r:id="rId103" o:title=""/>
-          </v:shape>
-          <o:OLEObject Type="Embed" ProgID="Equation.DSMT4" ShapeID="_x0000_i1074" DrawAspect="Content" ObjectID="_1846091793" r:id="rId104"/>
+          <v:shape id="_x0000_i1122" type="#_x0000_t75" style="width:29.3pt;height:31.8pt" o:ole="">
+            <v:imagedata r:id="rId197" o:title=""/>
+          </v:shape>
+          <o:OLEObject Type="Embed" ProgID="Equation.DSMT4" ShapeID="_x0000_i1122" DrawAspect="Content" ObjectID="_1851423580" r:id="rId198"/>
         </w:object>
       </w:r>
       <w:r>
@@ -2508,30 +5313,71 @@
           <w:rFonts w:eastAsiaTheme="minorEastAsia"/>
           <w:szCs w:val="28"/>
         </w:rPr>
-        <w:t xml:space="preserve">-axis are the same and the curvature on the </w:t>
-      </w:r>
-      <w:r>
-        <w:rPr>
-          <w:rFonts w:eastAsiaTheme="minorEastAsia"/>
-          <w:i/>
-          <w:szCs w:val="28"/>
-        </w:rPr>
-        <w:t>y</w:t>
-      </w:r>
-      <w:r>
-        <w:rPr>
-          <w:rFonts w:eastAsiaTheme="minorEastAsia"/>
-          <w:i/>
-          <w:szCs w:val="28"/>
-        </w:rPr>
-        <w:softHyphen/>
-      </w:r>
+        <w:t xml:space="preserve">-axis </w:t>
+      </w:r>
+      <w:proofErr w:type="gramStart"/>
       <w:r>
         <w:rPr>
           <w:rFonts w:eastAsiaTheme="minorEastAsia"/>
           <w:szCs w:val="28"/>
         </w:rPr>
-        <w:t>-axis are the same.</w:t>
+        <w:t>are</w:t>
+      </w:r>
+      <w:proofErr w:type="gramEnd"/>
+      <w:r>
+        <w:rPr>
+          <w:rFonts w:eastAsiaTheme="minorEastAsia"/>
+          <w:szCs w:val="28"/>
+        </w:rPr>
+        <w:t xml:space="preserve"> the same and the curvature on the </w:t>
+      </w:r>
+      <w:proofErr w:type="gramStart"/>
+      <w:r>
+        <w:rPr>
+          <w:rFonts w:eastAsiaTheme="minorEastAsia"/>
+          <w:i/>
+          <w:szCs w:val="28"/>
+        </w:rPr>
+        <w:t>y</w:t>
+      </w:r>
+      <w:r>
+        <w:rPr>
+          <w:rFonts w:eastAsiaTheme="minorEastAsia"/>
+          <w:i/>
+          <w:szCs w:val="28"/>
+        </w:rPr>
+        <w:softHyphen/>
+      </w:r>
+      <w:r>
+        <w:rPr>
+          <w:rFonts w:eastAsiaTheme="minorEastAsia"/>
+          <w:szCs w:val="28"/>
+        </w:rPr>
+        <w:t>-</w:t>
+      </w:r>
+      <w:proofErr w:type="gramEnd"/>
+      <w:r>
+        <w:rPr>
+          <w:rFonts w:eastAsiaTheme="minorEastAsia"/>
+          <w:szCs w:val="28"/>
+        </w:rPr>
+        <w:t xml:space="preserve">axis </w:t>
+      </w:r>
+      <w:proofErr w:type="gramStart"/>
+      <w:r>
+        <w:rPr>
+          <w:rFonts w:eastAsiaTheme="minorEastAsia"/>
+          <w:szCs w:val="28"/>
+        </w:rPr>
+        <w:t>are</w:t>
+      </w:r>
+      <w:proofErr w:type="gramEnd"/>
+      <w:r>
+        <w:rPr>
+          <w:rFonts w:eastAsiaTheme="minorEastAsia"/>
+          <w:szCs w:val="28"/>
+        </w:rPr>
+        <w:t xml:space="preserve"> the same.</w:t>
       </w:r>
     </w:p>
     <w:p>
@@ -2589,10 +5435,10 @@
                 <w:szCs w:val="28"/>
               </w:rPr>
               <w:object w:dxaOrig="499" w:dyaOrig="279" w14:anchorId="32AED9E7">
-                <v:shape id="_x0000_i1075" type="#_x0000_t75" style="width:25.35pt;height:15.2pt" o:ole="">
-                  <v:imagedata r:id="rId101" o:title=""/>
+                <v:shape id="_x0000_i1123" type="#_x0000_t75" style="width:25.1pt;height:15.05pt" o:ole="">
+                  <v:imagedata r:id="rId195" o:title=""/>
                 </v:shape>
-                <o:OLEObject Type="Embed" ProgID="Equation.DSMT4" ShapeID="_x0000_i1075" DrawAspect="Content" ObjectID="_1846091794" r:id="rId105"/>
+                <o:OLEObject Type="Embed" ProgID="Equation.DSMT4" ShapeID="_x0000_i1123" DrawAspect="Content" ObjectID="_1851423581" r:id="rId199"/>
               </w:object>
             </w:r>
             <w:r>
@@ -2617,10 +5463,10 @@
                 <w:szCs w:val="28"/>
               </w:rPr>
               <w:object w:dxaOrig="2659" w:dyaOrig="480" w14:anchorId="6F289E3B">
-                <v:shape id="_x0000_i1076" type="#_x0000_t75" style="width:132.8pt;height:23.3pt" o:ole="">
-                  <v:imagedata r:id="rId106" o:title=""/>
+                <v:shape id="_x0000_i1124" type="#_x0000_t75" style="width:132.3pt;height:23.45pt" o:ole="">
+                  <v:imagedata r:id="rId200" o:title=""/>
                 </v:shape>
-                <o:OLEObject Type="Embed" ProgID="Equation.DSMT4" ShapeID="_x0000_i1076" DrawAspect="Content" ObjectID="_1846091795" r:id="rId107"/>
+                <o:OLEObject Type="Embed" ProgID="Equation.DSMT4" ShapeID="_x0000_i1124" DrawAspect="Content" ObjectID="_1851423582" r:id="rId201"/>
               </w:object>
             </w:r>
           </w:p>
@@ -2638,10 +5484,10 @@
                 <w:szCs w:val="28"/>
               </w:rPr>
               <w:object w:dxaOrig="1160" w:dyaOrig="400" w14:anchorId="4B411A0C">
-                <v:shape id="_x0000_i1077" type="#_x0000_t75" style="width:56.8pt;height:19.25pt" o:ole="">
-                  <v:imagedata r:id="rId108" o:title=""/>
+                <v:shape id="_x0000_i1125" type="#_x0000_t75" style="width:56.95pt;height:18.4pt" o:ole="">
+                  <v:imagedata r:id="rId202" o:title=""/>
                 </v:shape>
-                <o:OLEObject Type="Embed" ProgID="Equation.DSMT4" ShapeID="_x0000_i1077" DrawAspect="Content" ObjectID="_1846091796" r:id="rId109"/>
+                <o:OLEObject Type="Embed" ProgID="Equation.DSMT4" ShapeID="_x0000_i1125" DrawAspect="Content" ObjectID="_1851423583" r:id="rId203"/>
               </w:object>
             </w:r>
           </w:p>
@@ -2659,10 +5505,10 @@
                 <w:szCs w:val="28"/>
               </w:rPr>
               <w:object w:dxaOrig="4140" w:dyaOrig="440" w14:anchorId="764AB519">
-                <v:shape id="_x0000_i1078" type="#_x0000_t75" style="width:205.75pt;height:22.3pt" o:ole="">
-                  <v:imagedata r:id="rId110" o:title=""/>
+                <v:shape id="_x0000_i1126" type="#_x0000_t75" style="width:205.95pt;height:22.6pt" o:ole="">
+                  <v:imagedata r:id="rId204" o:title=""/>
                 </v:shape>
-                <o:OLEObject Type="Embed" ProgID="Equation.DSMT4" ShapeID="_x0000_i1078" DrawAspect="Content" ObjectID="_1846091797" r:id="rId111"/>
+                <o:OLEObject Type="Embed" ProgID="Equation.DSMT4" ShapeID="_x0000_i1126" DrawAspect="Content" ObjectID="_1851423584" r:id="rId205"/>
               </w:object>
             </w:r>
           </w:p>
@@ -2687,10 +5533,10 @@
                 <w:szCs w:val="24"/>
               </w:rPr>
               <w:object w:dxaOrig="2920" w:dyaOrig="840" w14:anchorId="739D89FB">
-                <v:shape id="_x0000_i1079" type="#_x0000_t75" style="width:145pt;height:41.6pt" o:ole="">
-                  <v:imagedata r:id="rId112" o:title=""/>
+                <v:shape id="_x0000_i1127" type="#_x0000_t75" style="width:144.85pt;height:41pt" o:ole="">
+                  <v:imagedata r:id="rId206" o:title=""/>
                 </v:shape>
-                <o:OLEObject Type="Embed" ProgID="Equation.DSMT4" ShapeID="_x0000_i1079" DrawAspect="Content" ObjectID="_1846091798" r:id="rId113"/>
+                <o:OLEObject Type="Embed" ProgID="Equation.DSMT4" ShapeID="_x0000_i1127" DrawAspect="Content" ObjectID="_1851423585" r:id="rId207"/>
               </w:object>
             </w:r>
           </w:p>
@@ -2720,10 +5566,10 @@
                 <w:szCs w:val="28"/>
               </w:rPr>
               <w:object w:dxaOrig="580" w:dyaOrig="620" w14:anchorId="0E7739EE">
-                <v:shape id="_x0000_i1080" type="#_x0000_t75" style="width:29.4pt;height:31.45pt" o:ole="">
-                  <v:imagedata r:id="rId103" o:title=""/>
+                <v:shape id="_x0000_i1128" type="#_x0000_t75" style="width:29.3pt;height:31.8pt" o:ole="">
+                  <v:imagedata r:id="rId197" o:title=""/>
                 </v:shape>
-                <o:OLEObject Type="Embed" ProgID="Equation.DSMT4" ShapeID="_x0000_i1080" DrawAspect="Content" ObjectID="_1846091799" r:id="rId114"/>
+                <o:OLEObject Type="Embed" ProgID="Equation.DSMT4" ShapeID="_x0000_i1128" DrawAspect="Content" ObjectID="_1851423586" r:id="rId208"/>
               </w:object>
             </w:r>
             <w:r>
@@ -2748,10 +5594,10 @@
                 <w:szCs w:val="28"/>
               </w:rPr>
               <w:object w:dxaOrig="3700" w:dyaOrig="760" w14:anchorId="554C0831">
-                <v:shape id="_x0000_i1081" type="#_x0000_t75" style="width:184.65pt;height:38.55pt" o:ole="">
-                  <v:imagedata r:id="rId115" o:title=""/>
+                <v:shape id="_x0000_i1129" type="#_x0000_t75" style="width:184.2pt;height:38.5pt" o:ole="">
+                  <v:imagedata r:id="rId209" o:title=""/>
                 </v:shape>
-                <o:OLEObject Type="Embed" ProgID="Equation.DSMT4" ShapeID="_x0000_i1081" DrawAspect="Content" ObjectID="_1846091800" r:id="rId116"/>
+                <o:OLEObject Type="Embed" ProgID="Equation.DSMT4" ShapeID="_x0000_i1129" DrawAspect="Content" ObjectID="_1851423587" r:id="rId210"/>
               </w:object>
             </w:r>
           </w:p>
@@ -2769,10 +5615,10 @@
                 <w:szCs w:val="28"/>
               </w:rPr>
               <w:object w:dxaOrig="1180" w:dyaOrig="680" w14:anchorId="515B6C2B">
-                <v:shape id="_x0000_i1082" type="#_x0000_t75" style="width:59.85pt;height:33.45pt" o:ole="">
-                  <v:imagedata r:id="rId117" o:title=""/>
+                <v:shape id="_x0000_i1130" type="#_x0000_t75" style="width:60.3pt;height:33.5pt" o:ole="">
+                  <v:imagedata r:id="rId211" o:title=""/>
                 </v:shape>
-                <o:OLEObject Type="Embed" ProgID="Equation.DSMT4" ShapeID="_x0000_i1082" DrawAspect="Content" ObjectID="_1846091801" r:id="rId118"/>
+                <o:OLEObject Type="Embed" ProgID="Equation.DSMT4" ShapeID="_x0000_i1130" DrawAspect="Content" ObjectID="_1851423588" r:id="rId212"/>
               </w:object>
             </w:r>
           </w:p>
@@ -2790,10 +5636,10 @@
                 <w:szCs w:val="28"/>
               </w:rPr>
               <w:object w:dxaOrig="4640" w:dyaOrig="720" w14:anchorId="53956D1E">
-                <v:shape id="_x0000_i1083" type="#_x0000_t75" style="width:232.25pt;height:37.5pt" o:ole="">
-                  <v:imagedata r:id="rId119" o:title=""/>
+                <v:shape id="_x0000_i1131" type="#_x0000_t75" style="width:232.75pt;height:37.65pt" o:ole="">
+                  <v:imagedata r:id="rId213" o:title=""/>
                 </v:shape>
-                <o:OLEObject Type="Embed" ProgID="Equation.DSMT4" ShapeID="_x0000_i1083" DrawAspect="Content" ObjectID="_1846091802" r:id="rId120"/>
+                <o:OLEObject Type="Embed" ProgID="Equation.DSMT4" ShapeID="_x0000_i1131" DrawAspect="Content" ObjectID="_1851423589" r:id="rId214"/>
               </w:object>
             </w:r>
           </w:p>
@@ -2818,10 +5664,10 @@
                 <w:szCs w:val="24"/>
               </w:rPr>
               <w:object w:dxaOrig="3560" w:dyaOrig="1440" w14:anchorId="033E3C5B">
-                <v:shape id="_x0000_i1084" type="#_x0000_t75" style="width:178.55pt;height:1in" o:ole="">
-                  <v:imagedata r:id="rId121" o:title=""/>
+                <v:shape id="_x0000_i1132" type="#_x0000_t75" style="width:178.35pt;height:1in" o:ole="">
+                  <v:imagedata r:id="rId215" o:title=""/>
                 </v:shape>
-                <o:OLEObject Type="Embed" ProgID="Equation.DSMT4" ShapeID="_x0000_i1084" DrawAspect="Content" ObjectID="_1846091803" r:id="rId122"/>
+                <o:OLEObject Type="Embed" ProgID="Equation.DSMT4" ShapeID="_x0000_i1132" DrawAspect="Content" ObjectID="_1851423590" r:id="rId216"/>
               </w:object>
             </w:r>
           </w:p>
@@ -2830,6 +5676,260 @@
     </w:tbl>
     <w:p>
       <w:pPr>
+        <w:pStyle w:val="NoSpacing"/>
+        <w:rPr>
+          <w:rFonts w:ascii="Times New Roman" w:hAnsi="Times New Roman" w:cs="Times New Roman"/>
+          <w:sz w:val="24"/>
+          <w:szCs w:val="24"/>
+        </w:rPr>
+      </w:pPr>
+    </w:p>
+    <w:p>
+      <w:pPr>
+        <w:pStyle w:val="NoSpacing"/>
+        <w:rPr>
+          <w:rFonts w:ascii="Times New Roman" w:hAnsi="Times New Roman" w:cs="Times New Roman"/>
+          <w:i/>
+          <w:iCs/>
+          <w:sz w:val="24"/>
+          <w:szCs w:val="24"/>
+        </w:rPr>
+      </w:pPr>
+    </w:p>
+    <w:p>
+      <w:pPr>
+        <w:pStyle w:val="NoSpacing"/>
+        <w:rPr>
+          <w:rFonts w:ascii="Times New Roman" w:hAnsi="Times New Roman" w:cs="Times New Roman"/>
+          <w:i/>
+          <w:iCs/>
+          <w:sz w:val="24"/>
+          <w:szCs w:val="24"/>
+        </w:rPr>
+      </w:pPr>
+    </w:p>
+    <w:p>
+      <w:pPr>
+        <w:pStyle w:val="NoSpacing"/>
+        <w:rPr>
+          <w:rFonts w:ascii="Times New Roman" w:hAnsi="Times New Roman" w:cs="Times New Roman"/>
+          <w:i/>
+          <w:iCs/>
+          <w:sz w:val="24"/>
+          <w:szCs w:val="24"/>
+        </w:rPr>
+      </w:pPr>
+    </w:p>
+    <w:p>
+      <w:pPr>
+        <w:pStyle w:val="NoSpacing"/>
+        <w:rPr>
+          <w:rFonts w:ascii="Times New Roman" w:hAnsi="Times New Roman" w:cs="Times New Roman"/>
+          <w:i/>
+          <w:iCs/>
+          <w:sz w:val="24"/>
+          <w:szCs w:val="24"/>
+        </w:rPr>
+      </w:pPr>
+    </w:p>
+    <w:p>
+      <w:pPr>
+        <w:pStyle w:val="NoSpacing"/>
+        <w:rPr>
+          <w:rFonts w:ascii="Times New Roman" w:hAnsi="Times New Roman" w:cs="Times New Roman"/>
+          <w:i/>
+          <w:iCs/>
+          <w:sz w:val="24"/>
+          <w:szCs w:val="24"/>
+        </w:rPr>
+      </w:pPr>
+    </w:p>
+    <w:p>
+      <w:pPr>
+        <w:pStyle w:val="NoSpacing"/>
+        <w:rPr>
+          <w:rFonts w:ascii="Times New Roman" w:hAnsi="Times New Roman" w:cs="Times New Roman"/>
+          <w:i/>
+          <w:iCs/>
+          <w:sz w:val="24"/>
+          <w:szCs w:val="24"/>
+        </w:rPr>
+      </w:pPr>
+    </w:p>
+    <w:p>
+      <w:pPr>
+        <w:pStyle w:val="NoSpacing"/>
+        <w:rPr>
+          <w:rFonts w:ascii="Times New Roman" w:hAnsi="Times New Roman" w:cs="Times New Roman"/>
+          <w:i/>
+          <w:iCs/>
+          <w:sz w:val="24"/>
+          <w:szCs w:val="24"/>
+        </w:rPr>
+      </w:pPr>
+    </w:p>
+    <w:p>
+      <w:pPr>
+        <w:pStyle w:val="NoSpacing"/>
+        <w:rPr>
+          <w:rFonts w:ascii="Times New Roman" w:hAnsi="Times New Roman" w:cs="Times New Roman"/>
+          <w:i/>
+          <w:iCs/>
+          <w:sz w:val="24"/>
+          <w:szCs w:val="24"/>
+        </w:rPr>
+      </w:pPr>
+    </w:p>
+    <w:p>
+      <w:pPr>
+        <w:pStyle w:val="NoSpacing"/>
+        <w:rPr>
+          <w:rFonts w:ascii="Times New Roman" w:hAnsi="Times New Roman" w:cs="Times New Roman"/>
+          <w:i/>
+          <w:iCs/>
+          <w:sz w:val="24"/>
+          <w:szCs w:val="24"/>
+        </w:rPr>
+      </w:pPr>
+    </w:p>
+    <w:p>
+      <w:pPr>
+        <w:pStyle w:val="NoSpacing"/>
+        <w:rPr>
+          <w:rFonts w:ascii="Times New Roman" w:hAnsi="Times New Roman" w:cs="Times New Roman"/>
+          <w:i/>
+          <w:iCs/>
+          <w:sz w:val="24"/>
+          <w:szCs w:val="24"/>
+        </w:rPr>
+      </w:pPr>
+    </w:p>
+    <w:p>
+      <w:pPr>
+        <w:pStyle w:val="NoSpacing"/>
+        <w:rPr>
+          <w:rFonts w:ascii="Times New Roman" w:hAnsi="Times New Roman" w:cs="Times New Roman"/>
+          <w:i/>
+          <w:iCs/>
+          <w:sz w:val="24"/>
+          <w:szCs w:val="24"/>
+        </w:rPr>
+      </w:pPr>
+    </w:p>
+    <w:p>
+      <w:pPr>
+        <w:pStyle w:val="NoSpacing"/>
+        <w:rPr>
+          <w:rFonts w:ascii="Times New Roman" w:hAnsi="Times New Roman" w:cs="Times New Roman"/>
+          <w:i/>
+          <w:iCs/>
+          <w:sz w:val="24"/>
+          <w:szCs w:val="24"/>
+        </w:rPr>
+      </w:pPr>
+    </w:p>
+    <w:p>
+      <w:pPr>
+        <w:pStyle w:val="NoSpacing"/>
+        <w:rPr>
+          <w:rFonts w:ascii="Times New Roman" w:hAnsi="Times New Roman" w:cs="Times New Roman"/>
+          <w:i/>
+          <w:iCs/>
+          <w:sz w:val="24"/>
+          <w:szCs w:val="24"/>
+        </w:rPr>
+      </w:pPr>
+    </w:p>
+    <w:p>
+      <w:pPr>
+        <w:pStyle w:val="NoSpacing"/>
+        <w:rPr>
+          <w:rFonts w:ascii="Times New Roman" w:hAnsi="Times New Roman" w:cs="Times New Roman"/>
+          <w:i/>
+          <w:iCs/>
+          <w:sz w:val="24"/>
+          <w:szCs w:val="24"/>
+        </w:rPr>
+      </w:pPr>
+    </w:p>
+    <w:p>
+      <w:pPr>
+        <w:pStyle w:val="NoSpacing"/>
+        <w:rPr>
+          <w:rFonts w:ascii="Times New Roman" w:hAnsi="Times New Roman" w:cs="Times New Roman"/>
+          <w:i/>
+          <w:iCs/>
+          <w:sz w:val="24"/>
+          <w:szCs w:val="24"/>
+        </w:rPr>
+      </w:pPr>
+    </w:p>
+    <w:p>
+      <w:pPr>
+        <w:pStyle w:val="NoSpacing"/>
+        <w:rPr>
+          <w:rFonts w:ascii="Times New Roman" w:hAnsi="Times New Roman" w:cs="Times New Roman"/>
+          <w:i/>
+          <w:iCs/>
+          <w:sz w:val="24"/>
+          <w:szCs w:val="24"/>
+        </w:rPr>
+      </w:pPr>
+      <w:r>
+        <w:rPr>
+          <w:rFonts w:ascii="Times New Roman" w:hAnsi="Times New Roman" w:cs="Times New Roman"/>
+          <w:i/>
+          <w:iCs/>
+          <w:sz w:val="24"/>
+          <w:szCs w:val="24"/>
+        </w:rPr>
+        <w:t>Note</w:t>
+      </w:r>
+      <w:proofErr w:type="gramStart"/>
+      <w:r>
+        <w:rPr>
+          <w:rFonts w:ascii="Times New Roman" w:hAnsi="Times New Roman" w:cs="Times New Roman"/>
+          <w:i/>
+          <w:iCs/>
+          <w:sz w:val="24"/>
+          <w:szCs w:val="24"/>
+        </w:rPr>
+        <w:t>:  It</w:t>
+      </w:r>
+      <w:proofErr w:type="gramEnd"/>
+      <w:r>
+        <w:rPr>
+          <w:rFonts w:ascii="Times New Roman" w:hAnsi="Times New Roman" w:cs="Times New Roman"/>
+          <w:i/>
+          <w:iCs/>
+          <w:sz w:val="24"/>
+          <w:szCs w:val="24"/>
+        </w:rPr>
+        <w:t xml:space="preserve"> is important to note here that calculating the general curvature formula would be quite messy and so it is advantageous to only calculate the curvature at the specific values of t desired here.  </w:t>
+      </w:r>
+    </w:p>
+    <w:p>
+      <w:pPr>
+        <w:pStyle w:val="NoSpacing"/>
+        <w:rPr>
+          <w:rFonts w:ascii="Times New Roman" w:hAnsi="Times New Roman" w:cs="Times New Roman"/>
+          <w:sz w:val="24"/>
+          <w:szCs w:val="24"/>
+        </w:rPr>
+      </w:pPr>
+    </w:p>
+    <w:p>
+      <w:pPr>
+        <w:pStyle w:val="NoSpacing"/>
+        <w:rPr>
+          <w:rFonts w:ascii="Times New Roman" w:hAnsi="Times New Roman" w:cs="Times New Roman"/>
+          <w:sz w:val="24"/>
+          <w:szCs w:val="24"/>
+        </w:rPr>
+      </w:pPr>
+    </w:p>
+    <w:p>
+      <w:pPr>
         <w:rPr>
           <w:rFonts w:eastAsiaTheme="minorEastAsia"/>
           <w:szCs w:val="28"/>
@@ -2837,7 +5937,7 @@
       </w:pPr>
     </w:p>
     <w:sectPr>
-      <w:headerReference w:type="first" r:id="rId123"/>
+      <w:headerReference w:type="first" r:id="rId217"/>
       <w:pgSz w:w="12240" w:h="15840"/>
       <w:pgMar w:top="720" w:right="720" w:bottom="720" w:left="720" w:header="720" w:footer="720" w:gutter="0"/>
       <w:cols w:space="720"/>
@@ -2954,6 +6054,7 @@
             </w:rPr>
             <w:t>Chapter 2</w:t>
           </w:r>
+          <w:proofErr w:type="gramStart"/>
           <w:r>
             <w:rPr>
               <w:rFonts w:cs="Times New Roman"/>
@@ -2968,7 +6069,16 @@
               <w:b/>
               <w:sz w:val="32"/>
             </w:rPr>
-            <w:t>Vector-Valued Functions</w:t>
+            <w:t>Vector</w:t>
+          </w:r>
+          <w:proofErr w:type="gramEnd"/>
+          <w:r>
+            <w:rPr>
+              <w:rFonts w:cs="Times New Roman"/>
+              <w:b/>
+              <w:sz w:val="32"/>
+            </w:rPr>
+            <w:t>-Valued Functions</w:t>
           </w:r>
         </w:p>
       </w:tc>
@@ -4142,6 +7252,95 @@
     </w:lvl>
   </w:abstractNum>
   <w:abstractNum w:abstractNumId="12" w15:restartNumberingAfterBreak="0">
+    <w:nsid w:val="76347769"/>
+    <w:multiLevelType w:val="hybridMultilevel"/>
+    <w:tmpl w:val="A95A7E88"/>
+    <w:lvl w:ilvl="0" w:tplc="04090017">
+      <w:start w:val="1"/>
+      <w:numFmt w:val="lowerLetter"/>
+      <w:lvlText w:val="%1)"/>
+      <w:lvlJc w:val="left"/>
+      <w:pPr>
+        <w:ind w:left="360" w:hanging="360"/>
+      </w:pPr>
+      <w:rPr>
+        <w:rFonts w:hint="default"/>
+      </w:rPr>
+    </w:lvl>
+    <w:lvl w:ilvl="1" w:tplc="04090019" w:tentative="1">
+      <w:start w:val="1"/>
+      <w:numFmt w:val="lowerLetter"/>
+      <w:lvlText w:val="%2."/>
+      <w:lvlJc w:val="left"/>
+      <w:pPr>
+        <w:ind w:left="1080" w:hanging="360"/>
+      </w:pPr>
+    </w:lvl>
+    <w:lvl w:ilvl="2" w:tplc="0409001B" w:tentative="1">
+      <w:start w:val="1"/>
+      <w:numFmt w:val="lowerRoman"/>
+      <w:lvlText w:val="%3."/>
+      <w:lvlJc w:val="right"/>
+      <w:pPr>
+        <w:ind w:left="1800" w:hanging="180"/>
+      </w:pPr>
+    </w:lvl>
+    <w:lvl w:ilvl="3" w:tplc="0409000F" w:tentative="1">
+      <w:start w:val="1"/>
+      <w:numFmt w:val="decimal"/>
+      <w:lvlText w:val="%4."/>
+      <w:lvlJc w:val="left"/>
+      <w:pPr>
+        <w:ind w:left="2520" w:hanging="360"/>
+      </w:pPr>
+    </w:lvl>
+    <w:lvl w:ilvl="4" w:tplc="04090019" w:tentative="1">
+      <w:start w:val="1"/>
+      <w:numFmt w:val="lowerLetter"/>
+      <w:lvlText w:val="%5."/>
+      <w:lvlJc w:val="left"/>
+      <w:pPr>
+        <w:ind w:left="3240" w:hanging="360"/>
+      </w:pPr>
+    </w:lvl>
+    <w:lvl w:ilvl="5" w:tplc="0409001B" w:tentative="1">
+      <w:start w:val="1"/>
+      <w:numFmt w:val="lowerRoman"/>
+      <w:lvlText w:val="%6."/>
+      <w:lvlJc w:val="right"/>
+      <w:pPr>
+        <w:ind w:left="3960" w:hanging="180"/>
+      </w:pPr>
+    </w:lvl>
+    <w:lvl w:ilvl="6" w:tplc="0409000F" w:tentative="1">
+      <w:start w:val="1"/>
+      <w:numFmt w:val="decimal"/>
+      <w:lvlText w:val="%7."/>
+      <w:lvlJc w:val="left"/>
+      <w:pPr>
+        <w:ind w:left="4680" w:hanging="360"/>
+      </w:pPr>
+    </w:lvl>
+    <w:lvl w:ilvl="7" w:tplc="04090019" w:tentative="1">
+      <w:start w:val="1"/>
+      <w:numFmt w:val="lowerLetter"/>
+      <w:lvlText w:val="%8."/>
+      <w:lvlJc w:val="left"/>
+      <w:pPr>
+        <w:ind w:left="5400" w:hanging="360"/>
+      </w:pPr>
+    </w:lvl>
+    <w:lvl w:ilvl="8" w:tplc="0409001B" w:tentative="1">
+      <w:start w:val="1"/>
+      <w:numFmt w:val="lowerRoman"/>
+      <w:lvlText w:val="%9."/>
+      <w:lvlJc w:val="right"/>
+      <w:pPr>
+        <w:ind w:left="6120" w:hanging="180"/>
+      </w:pPr>
+    </w:lvl>
+  </w:abstractNum>
+  <w:abstractNum w:abstractNumId="13" w15:restartNumberingAfterBreak="0">
     <w:nsid w:val="7D6D0457"/>
     <w:multiLevelType w:val="hybridMultilevel"/>
     <w:tmpl w:val="731C7C70"/>
@@ -4270,7 +7469,7 @@
     <w:abstractNumId w:val="6"/>
   </w:num>
   <w:num w:numId="6" w16cid:durableId="553009653">
-    <w:abstractNumId w:val="12"/>
+    <w:abstractNumId w:val="13"/>
   </w:num>
   <w:num w:numId="7" w16cid:durableId="696664636">
     <w:abstractNumId w:val="9"/>
@@ -4292,6 +7491,9 @@
   </w:num>
   <w:num w:numId="13" w16cid:durableId="115419278">
     <w:abstractNumId w:val="1"/>
+  </w:num>
+  <w:num w:numId="14" w16cid:durableId="1971933144">
+    <w:abstractNumId w:val="12"/>
   </w:num>
   <w:numIdMacAtCleanup w:val="10"/>
 </w:numbering>
